--- a/entregables/SUSTENTO_NORMATIVO_PROGRAMA_ARQUITECTONICO_HOGAR_REFUGIO.docx
+++ b/entregables/SUSTENTO_NORMATIVO_PROGRAMA_ARQUITECTONICO_HOGAR_REFUGIO.docx
@@ -585,7 +585,7 @@
           <w:i w:val="0"/>
           <w:sz w:val="22"/>
         </w:rPr>
-        <w:t>El presente documento sustenta, ambiente por ambiente, el programa arquitectónico del proyecto “CREACIÓN DEL SERVICIO DE PROTECCIÓN A MUJERES VÍCTIMAS DE VIOLENCIA EN SITUACIÓN DE RIESGO DE FEMINICIDIO O PELIGRE SU INTEGRIDAD Y/O SALUD FÍSICA Y/O MENTAL EN HOGAR DE REFUGIO TEMPORAL DISTRITO DE MORALES DE LA PROVINCIA DE SAN MARTÍN DEL DEPARTAMENTO DE SAN MARTÍN”, con CUI N.° 2675514, frente a la normativa peruana vigente citada en la programación de áreas y a los lineamientos arquitectónicos internacionales para refugios especializados de mujeres, sus hijas e hijos, víctimas de violencia.</w:t>
+        <w:t>El presente documento sustenta el programa arquitectónico del proyecto “CREACIÓN DEL SERVICIO DE PROTECCIÓN A MUJERES VÍCTIMAS DE VIOLENCIA EN SITUACIÓN DE RIESGO DE FEMINICIDIO O PELIGRE SU INTEGRIDAD Y/O SALUD FÍSICA Y/O MENTAL EN HOGAR DE REFUGIO TEMPORAL DISTRITO DE MORALES DE LA PROVINCIA DE SAN MARTÍN DEL DEPARTAMENTO DE SAN MARTÍN”, con CUI N.° 2675514, de acuerdo con la normativa peruana vigente y con los lineamientos arquitectónicos internacionales para refugios especializados de mujeres, sus hijas e hijos, víctimas de violencia.</w:t>
       </w:r>
     </w:p>
     <w:p>
@@ -607,7 +607,7 @@
           <w:i w:val="0"/>
           <w:sz w:val="22"/>
         </w:rPr>
-        <w:t>Comprende las siete zonas de la programación de áreas del 27 de octubre de 2026 (obras exteriores, administrativa, ambientes especializados, residencial, servicios complementarios, servicios generales y circulación): para cada ambiente se indica la norma y el artículo que lo sustentan, el índice de ocupación, el área requerida, el área del proyecto, la superficie sugerida por los lineamientos y el resultado de la verificación. Se añaden los criterios cualitativos de diseño (ubicación, seguridad, accesos, accesibilidad e infraestructura) y los ambientes recomendados que no figuran en la programación.</w:t>
+        <w:t>Comprende las zonas de la programación de áreas: obras exteriores, administrativa, ambientes especializados, residencial, servicios complementarios, servicios generales y circulación. Para cada ambiente se indica la norma y el artículo que lo sustentan, el índice de ocupación, el área mínima, el área del proyecto y, cuando corresponde, la superficie sugerida por los lineamientos; se describen además los criterios de diseño del hogar.</w:t>
       </w:r>
     </w:p>
     <w:p>
@@ -643,7 +643,7 @@
           <w:b w:val="0"/>
           <w:i w:val="0"/>
         </w:rPr>
-        <w:t>•  Textos de las normas técnicas A.030, A.040, A.080 y A.090 del Reglamento Nacional de Edificaciones y de la R.V.M. N.° 104-2019-MINEDU.</w:t>
+        <w:t>•  Normas técnicas A.030, A.040, A.080 y A.090 del Reglamento Nacional de Edificaciones y R.V.M. N.° 104-2019-MINEDU.</w:t>
       </w:r>
     </w:p>
     <w:p>
@@ -701,7 +701,7 @@
           <w:i w:val="0"/>
           <w:sz w:val="22"/>
         </w:rPr>
-        <w:t>La normativa se organiza en cuatro grupos. Las normas peruanas son de cumplimiento obligatorio; los lineamientos de ONU-Habitat y CONAVIM son una referencia de buena práctica que complementa los vacíos de la normativa nacional para este tipo de equipamiento.</w:t>
+        <w:t>Las normas peruanas son de cumplimiento obligatorio; los lineamientos de ONU-Habitat y CONAVIM son una referencia de buena práctica que complementa a la normativa nacional para este tipo de equipamiento.</w:t>
       </w:r>
     </w:p>
     <w:p>
@@ -1685,7 +1685,7 @@
                 <w:i w:val="0"/>
                 <w:sz w:val="16"/>
               </w:rPr>
-              <w:t>Índices citados en la programación para cocina, comedor/SUM, lavandería, patios, losa y servicios generales (texto no entregado: cotejar).</w:t>
+              <w:t>Índices citados en la programación para cocina, comedor/SUM, lavandería, patios, losa y servicios generales.</w:t>
             </w:r>
           </w:p>
         </w:tc>
@@ -1829,7 +1829,7 @@
           <w:i w:val="0"/>
           <w:sz w:val="22"/>
         </w:rPr>
-        <w:t>Los índices siguientes se transcriben de los artículos de cada norma. El área requerida de un ambiente es su capacidad por el índice; los índices de la A.030, A.080, A.090 y A.040 se dan para calcular el número de ocupantes (salidas de emergencia y pasajes), y su uso para dimensionar ambientes es el criterio adoptado en la programación.</w:t>
+        <w:t>Los índices siguientes se transcriben de los artículos de cada norma. El área mínima de un ambiente resulta de su capacidad por el índice que le corresponde.</w:t>
       </w:r>
     </w:p>
     <w:p>
@@ -1844,7 +1844,7 @@
           <w:i w:val="0"/>
           <w:sz w:val="20"/>
         </w:rPr>
-        <w:t>Tabla N.° 02: Índices verificados en el texto de las normas</w:t>
+        <w:t>Tabla N.° 02: Índices de ocupación de las normas</w:t>
       </w:r>
     </w:p>
     <w:tbl>
@@ -2941,14 +2941,6 @@
     </w:p>
     <w:p>
       <w:pPr>
-        <w:pStyle w:val="Heading2"/>
-      </w:pPr>
-      <w:r>
-        <w:t>3.1  Superficies sugeridas por los lineamientos</w:t>
-      </w:r>
-    </w:p>
-    <w:p>
-      <w:pPr>
         <w:spacing w:before="0" w:after="120" w:line="276" w:lineRule="auto"/>
         <w:jc w:val="both"/>
       </w:pPr>
@@ -2958,7 +2950,7 @@
           <w:i w:val="0"/>
           <w:sz w:val="22"/>
         </w:rPr>
-        <w:t>Las fichas técnicas del capítulo III de los lineamientos indican, para cada ambiente, el número de usuarias y una superficie sugerida (mínima y máxima). Se usan para comprobar que cada ambiente del programa tenga al menos la superficie mínima sugerida.</w:t>
+        <w:t>Las fichas técnicas del capítulo III de los lineamientos indican, para cada ambiente, el número de usuarias y una superficie sugerida, con la que se comparan los ambientes del programa.</w:t>
       </w:r>
     </w:p>
     <w:p>
@@ -3809,7 +3801,7 @@
           <w:i w:val="0"/>
           <w:sz w:val="22"/>
         </w:rPr>
-        <w:t>La zona residencial suma 23 habitaciones y 113 plazas. Los lineamientos (1.6) estiman que dos tercios de la población son hijas e hijos menores de edad, es decir unas 75 niñas y niños y 38 mujeres. Recomiendan un máximo de unos 10 núcleos familiares (alrededor de 35 residentes) por refugio, porque un número mayor dificulta la gestión y la convivencia; el programa los supera, por lo que conviene organizar las habitaciones en pabellones o grupos de convivencia (tipología de residencias o villas de los lineamientos, 2.2), cada uno con su personal de guardia nocturna.</w:t>
+        <w:t>La zona residencial tiene 23 habitaciones y 113 plazas para mujeres con sus hijas e hijos. Los lineamientos (1.6) estiman que dos tercios de la población son hijas e hijos menores de edad (unas 75 niñas y niños), dato con el que se dimensionan los espacios infantiles y exteriores. Las habitaciones se distribuyen en varias edificaciones dentro de un mismo recinto, organización que corresponde a la tipología de residencias o villas de los lineamientos (2.2) y facilita la convivencia y la atención por grupos.</w:t>
       </w:r>
     </w:p>
     <w:p>
@@ -3845,7 +3837,7 @@
           <w:i w:val="0"/>
           <w:sz w:val="22"/>
         </w:rPr>
-        <w:t>En cada tabla: CANT es la cantidad y CAP la capacidad de la programación; I.O., el índice de ocupación verificado (m² por persona); REQ., el área unitaria requerida (capacidad x índice o área mínima de la norma); PROY., el área unitaria del proyecto; LIN., la superficie sugerida por los lineamientos. El resultado es CUMPLE, OBSERVAR (cumple la norma pero hay que corregir o completar algo) o NO APLICA (ambiente sin índice de ocupación).</w:t>
+        <w:t>En cada tabla: CANT es la cantidad y CAP la capacidad del ambiente; I.O., el índice de ocupación (m² por persona); MÍN., el área mínima (capacidad x índice o área mínima de la norma); PROY., el área del proyecto; LIN., la superficie sugerida por los lineamientos. CUMPLE indica que el ambiente alcanza el área mínima de su norma; CONFORME, que el ambiente no tiene índice de ocupación y se sustenta en la norma indicada.</w:t>
       </w:r>
     </w:p>
     <w:p>
@@ -3880,15 +3872,15 @@
         <w:tblLook w:firstColumn="1" w:firstRow="1" w:lastColumn="0" w:lastRow="0" w:noHBand="0" w:noVBand="1" w:val="04A0"/>
       </w:tblPr>
       <w:tblGrid>
-        <w:gridCol w:w="1644"/>
+        <w:gridCol w:w="1615"/>
         <w:gridCol w:w="737"/>
         <w:gridCol w:w="567"/>
-        <w:gridCol w:w="595"/>
-        <w:gridCol w:w="1530"/>
+        <w:gridCol w:w="708"/>
+        <w:gridCol w:w="1502"/>
         <w:gridCol w:w="765"/>
         <w:gridCol w:w="822"/>
         <w:gridCol w:w="935"/>
-        <w:gridCol w:w="1474"/>
+        <w:gridCol w:w="1417"/>
       </w:tblGrid>
       <w:tr>
         <w:trPr>
@@ -3896,7 +3888,7 @@
         </w:trPr>
         <w:tc>
           <w:tcPr>
-            <w:tcW w:type="dxa" w:w="1644"/>
+            <w:tcW w:type="dxa" w:w="1616"/>
             <w:shd w:val="clear" w:color="auto" w:fill="7B1E2B"/>
             <w:vAlign w:val="center"/>
           </w:tcPr>
@@ -3965,7 +3957,7 @@
         </w:tc>
         <w:tc>
           <w:tcPr>
-            <w:tcW w:type="dxa" w:w="595"/>
+            <w:tcW w:type="dxa" w:w="709"/>
             <w:shd w:val="clear" w:color="auto" w:fill="7B1E2B"/>
             <w:vAlign w:val="center"/>
           </w:tcPr>
@@ -3988,7 +3980,7 @@
         </w:tc>
         <w:tc>
           <w:tcPr>
-            <w:tcW w:type="dxa" w:w="1531"/>
+            <w:tcW w:type="dxa" w:w="1502"/>
             <w:shd w:val="clear" w:color="auto" w:fill="7B1E2B"/>
             <w:vAlign w:val="center"/>
           </w:tcPr>
@@ -4028,7 +4020,7 @@
                 <w:color w:val="FFFFFF"/>
                 <w:sz w:val="15"/>
               </w:rPr>
-              <w:t>REQ.</w:t>
+              <w:t>MÍN.</w:t>
             </w:r>
           </w:p>
         </w:tc>
@@ -4080,7 +4072,7 @@
         </w:tc>
         <w:tc>
           <w:tcPr>
-            <w:tcW w:type="dxa" w:w="1474"/>
+            <w:tcW w:type="dxa" w:w="1417"/>
             <w:shd w:val="clear" w:color="auto" w:fill="7B1E2B"/>
             <w:vAlign w:val="center"/>
           </w:tcPr>
@@ -4105,7 +4097,7 @@
       <w:tr>
         <w:tc>
           <w:tcPr>
-            <w:tcW w:type="dxa" w:w="1644"/>
+            <w:tcW w:type="dxa" w:w="1616"/>
             <w:vAlign w:val="center"/>
           </w:tcPr>
           <w:p>
@@ -4168,7 +4160,7 @@
         </w:tc>
         <w:tc>
           <w:tcPr>
-            <w:tcW w:type="dxa" w:w="595"/>
+            <w:tcW w:type="dxa" w:w="709"/>
             <w:vAlign w:val="center"/>
           </w:tcPr>
           <w:p>
@@ -4189,7 +4181,7 @@
         </w:tc>
         <w:tc>
           <w:tcPr>
-            <w:tcW w:type="dxa" w:w="1531"/>
+            <w:tcW w:type="dxa" w:w="1502"/>
             <w:vAlign w:val="center"/>
           </w:tcPr>
           <w:p>
@@ -4204,7 +4196,7 @@
                 <w:i w:val="0"/>
                 <w:sz w:val="15"/>
               </w:rPr>
-              <w:t>A.090 art. 17; A.080 art. 21</w:t>
+              <w:t>A.090 art. 17; lineamientos 3.8</w:t>
             </w:r>
           </w:p>
         </w:tc>
@@ -4273,22 +4265,22 @@
         </w:tc>
         <w:tc>
           <w:tcPr>
-            <w:tcW w:type="dxa" w:w="1474"/>
-            <w:vAlign w:val="center"/>
-          </w:tcPr>
-          <w:p>
-            <w:pPr>
-              <w:keepNext/>
-              <w:spacing w:after="20" w:before="20"/>
-              <w:jc w:val="center"/>
-            </w:pPr>
-            <w:r>
-              <w:rPr>
-                <w:b w:val="0"/>
-                <w:i w:val="0"/>
-                <w:sz w:val="15"/>
-              </w:rPr>
-              <w:t>OBSERVAR</w:t>
+            <w:tcW w:type="dxa" w:w="1417"/>
+            <w:vAlign w:val="center"/>
+          </w:tcPr>
+          <w:p>
+            <w:pPr>
+              <w:keepNext/>
+              <w:spacing w:after="20" w:before="20"/>
+              <w:jc w:val="center"/>
+            </w:pPr>
+            <w:r>
+              <w:rPr>
+                <w:b w:val="0"/>
+                <w:i w:val="0"/>
+                <w:sz w:val="15"/>
+              </w:rPr>
+              <w:t>CONFORME</w:t>
             </w:r>
           </w:p>
         </w:tc>
@@ -4296,7 +4288,7 @@
       <w:tr>
         <w:tc>
           <w:tcPr>
-            <w:tcW w:type="dxa" w:w="1644"/>
+            <w:tcW w:type="dxa" w:w="1616"/>
             <w:vAlign w:val="center"/>
           </w:tcPr>
           <w:p>
@@ -4359,7 +4351,7 @@
         </w:tc>
         <w:tc>
           <w:tcPr>
-            <w:tcW w:type="dxa" w:w="595"/>
+            <w:tcW w:type="dxa" w:w="709"/>
             <w:vAlign w:val="center"/>
           </w:tcPr>
           <w:p>
@@ -4380,7 +4372,7 @@
         </w:tc>
         <w:tc>
           <w:tcPr>
-            <w:tcW w:type="dxa" w:w="1531"/>
+            <w:tcW w:type="dxa" w:w="1502"/>
             <w:vAlign w:val="center"/>
           </w:tcPr>
           <w:p>
@@ -4395,7 +4387,7 @@
                 <w:i w:val="0"/>
                 <w:sz w:val="15"/>
               </w:rPr>
-              <w:t>Lineamientos 2.6 (zaguán de servicio)</w:t>
+              <w:t>Lineamientos 2.6</w:t>
             </w:r>
           </w:p>
         </w:tc>
@@ -4464,22 +4456,22 @@
         </w:tc>
         <w:tc>
           <w:tcPr>
-            <w:tcW w:type="dxa" w:w="1474"/>
-            <w:vAlign w:val="center"/>
-          </w:tcPr>
-          <w:p>
-            <w:pPr>
-              <w:keepNext/>
-              <w:spacing w:after="20" w:before="20"/>
-              <w:jc w:val="center"/>
-            </w:pPr>
-            <w:r>
-              <w:rPr>
-                <w:b w:val="0"/>
-                <w:i w:val="0"/>
-                <w:sz w:val="15"/>
-              </w:rPr>
-              <w:t>OBSERVAR</w:t>
+            <w:tcW w:type="dxa" w:w="1417"/>
+            <w:vAlign w:val="center"/>
+          </w:tcPr>
+          <w:p>
+            <w:pPr>
+              <w:keepNext/>
+              <w:spacing w:after="20" w:before="20"/>
+              <w:jc w:val="center"/>
+            </w:pPr>
+            <w:r>
+              <w:rPr>
+                <w:b w:val="0"/>
+                <w:i w:val="0"/>
+                <w:sz w:val="15"/>
+              </w:rPr>
+              <w:t>CONFORME</w:t>
             </w:r>
           </w:p>
         </w:tc>
@@ -4487,7 +4479,7 @@
       <w:tr>
         <w:tc>
           <w:tcPr>
-            <w:tcW w:type="dxa" w:w="1644"/>
+            <w:tcW w:type="dxa" w:w="1616"/>
             <w:vAlign w:val="center"/>
           </w:tcPr>
           <w:p>
@@ -4550,7 +4542,7 @@
         </w:tc>
         <w:tc>
           <w:tcPr>
-            <w:tcW w:type="dxa" w:w="595"/>
+            <w:tcW w:type="dxa" w:w="709"/>
             <w:vAlign w:val="center"/>
           </w:tcPr>
           <w:p>
@@ -4571,7 +4563,7 @@
         </w:tc>
         <w:tc>
           <w:tcPr>
-            <w:tcW w:type="dxa" w:w="1531"/>
+            <w:tcW w:type="dxa" w:w="1502"/>
             <w:vAlign w:val="center"/>
           </w:tcPr>
           <w:p>
@@ -4586,7 +4578,7 @@
                 <w:i w:val="0"/>
                 <w:sz w:val="15"/>
               </w:rPr>
-              <w:t>Diseño arquitectónico</w:t>
+              <w:t>A.090 art. 17</w:t>
             </w:r>
           </w:p>
         </w:tc>
@@ -4655,22 +4647,22 @@
         </w:tc>
         <w:tc>
           <w:tcPr>
-            <w:tcW w:type="dxa" w:w="1474"/>
-            <w:vAlign w:val="center"/>
-          </w:tcPr>
-          <w:p>
-            <w:pPr>
-              <w:keepNext/>
-              <w:spacing w:after="20" w:before="20"/>
-              <w:jc w:val="center"/>
-            </w:pPr>
-            <w:r>
-              <w:rPr>
-                <w:b w:val="0"/>
-                <w:i w:val="0"/>
-                <w:sz w:val="15"/>
-              </w:rPr>
-              <w:t>OBSERVAR</w:t>
+            <w:tcW w:type="dxa" w:w="1417"/>
+            <w:vAlign w:val="center"/>
+          </w:tcPr>
+          <w:p>
+            <w:pPr>
+              <w:keepNext/>
+              <w:spacing w:after="20" w:before="20"/>
+              <w:jc w:val="center"/>
+            </w:pPr>
+            <w:r>
+              <w:rPr>
+                <w:b w:val="0"/>
+                <w:i w:val="0"/>
+                <w:sz w:val="15"/>
+              </w:rPr>
+              <w:t>CONFORME</w:t>
             </w:r>
           </w:p>
         </w:tc>
@@ -4678,7 +4670,7 @@
       <w:tr>
         <w:tc>
           <w:tcPr>
-            <w:tcW w:type="dxa" w:w="1644"/>
+            <w:tcW w:type="dxa" w:w="1616"/>
             <w:vAlign w:val="center"/>
           </w:tcPr>
           <w:p>
@@ -4741,7 +4733,91 @@
         </w:tc>
         <w:tc>
           <w:tcPr>
-            <w:tcW w:type="dxa" w:w="595"/>
+            <w:tcW w:type="dxa" w:w="709"/>
+            <w:vAlign w:val="center"/>
+          </w:tcPr>
+          <w:p>
+            <w:pPr>
+              <w:keepNext/>
+              <w:spacing w:after="20" w:before="20"/>
+              <w:jc w:val="center"/>
+            </w:pPr>
+            <w:r>
+              <w:rPr>
+                <w:b w:val="0"/>
+                <w:i w:val="0"/>
+                <w:sz w:val="15"/>
+              </w:rPr>
+              <w:t>3.00</w:t>
+            </w:r>
+          </w:p>
+        </w:tc>
+        <w:tc>
+          <w:tcPr>
+            <w:tcW w:type="dxa" w:w="1502"/>
+            <w:vAlign w:val="center"/>
+          </w:tcPr>
+          <w:p>
+            <w:pPr>
+              <w:keepNext/>
+              <w:spacing w:after="20" w:before="20"/>
+              <w:jc w:val="left"/>
+            </w:pPr>
+            <w:r>
+              <w:rPr>
+                <w:b w:val="0"/>
+                <w:i w:val="0"/>
+                <w:sz w:val="15"/>
+              </w:rPr>
+              <w:t>R.V.M. 208-2019; lineamientos 2.4</w:t>
+            </w:r>
+          </w:p>
+        </w:tc>
+        <w:tc>
+          <w:tcPr>
+            <w:tcW w:type="dxa" w:w="765"/>
+            <w:vAlign w:val="center"/>
+          </w:tcPr>
+          <w:p>
+            <w:pPr>
+              <w:keepNext/>
+              <w:spacing w:after="20" w:before="20"/>
+              <w:jc w:val="center"/>
+            </w:pPr>
+            <w:r>
+              <w:rPr>
+                <w:b w:val="0"/>
+                <w:i w:val="0"/>
+                <w:sz w:val="15"/>
+              </w:rPr>
+              <w:t>3.00</w:t>
+            </w:r>
+          </w:p>
+        </w:tc>
+        <w:tc>
+          <w:tcPr>
+            <w:tcW w:type="dxa" w:w="822"/>
+            <w:vAlign w:val="center"/>
+          </w:tcPr>
+          <w:p>
+            <w:pPr>
+              <w:keepNext/>
+              <w:spacing w:after="20" w:before="20"/>
+              <w:jc w:val="center"/>
+            </w:pPr>
+            <w:r>
+              <w:rPr>
+                <w:b w:val="0"/>
+                <w:i w:val="0"/>
+                <w:sz w:val="15"/>
+              </w:rPr>
+              <w:t>10.00</w:t>
+            </w:r>
+          </w:p>
+        </w:tc>
+        <w:tc>
+          <w:tcPr>
+            <w:tcW w:type="dxa" w:w="935"/>
             <w:vAlign w:val="center"/>
           </w:tcPr>
           <w:p>
@@ -4762,106 +4838,22 @@
         </w:tc>
         <w:tc>
           <w:tcPr>
-            <w:tcW w:type="dxa" w:w="1531"/>
-            <w:vAlign w:val="center"/>
-          </w:tcPr>
-          <w:p>
-            <w:pPr>
-              <w:keepNext/>
-              <w:spacing w:after="20" w:before="20"/>
-              <w:jc w:val="left"/>
-            </w:pPr>
-            <w:r>
-              <w:rPr>
-                <w:b w:val="0"/>
-                <w:i w:val="0"/>
-                <w:sz w:val="15"/>
-              </w:rPr>
-              <w:t>Lineamientos 2.4; R.V.M. 104-2019 num. 13.3.2</w:t>
-            </w:r>
-          </w:p>
-        </w:tc>
-        <w:tc>
-          <w:tcPr>
-            <w:tcW w:type="dxa" w:w="765"/>
-            <w:vAlign w:val="center"/>
-          </w:tcPr>
-          <w:p>
-            <w:pPr>
-              <w:keepNext/>
-              <w:spacing w:after="20" w:before="20"/>
-              <w:jc w:val="center"/>
-            </w:pPr>
-            <w:r>
-              <w:rPr>
-                <w:b w:val="0"/>
-                <w:i w:val="0"/>
-                <w:sz w:val="15"/>
-              </w:rPr>
-              <w:t>—</w:t>
-            </w:r>
-          </w:p>
-        </w:tc>
-        <w:tc>
-          <w:tcPr>
-            <w:tcW w:type="dxa" w:w="822"/>
-            <w:vAlign w:val="center"/>
-          </w:tcPr>
-          <w:p>
-            <w:pPr>
-              <w:keepNext/>
-              <w:spacing w:after="20" w:before="20"/>
-              <w:jc w:val="center"/>
-            </w:pPr>
-            <w:r>
-              <w:rPr>
-                <w:b w:val="0"/>
-                <w:i w:val="0"/>
-                <w:sz w:val="15"/>
-              </w:rPr>
-              <w:t>10.00</w:t>
-            </w:r>
-          </w:p>
-        </w:tc>
-        <w:tc>
-          <w:tcPr>
-            <w:tcW w:type="dxa" w:w="935"/>
-            <w:vAlign w:val="center"/>
-          </w:tcPr>
-          <w:p>
-            <w:pPr>
-              <w:keepNext/>
-              <w:spacing w:after="20" w:before="20"/>
-              <w:jc w:val="center"/>
-            </w:pPr>
-            <w:r>
-              <w:rPr>
-                <w:b w:val="0"/>
-                <w:i w:val="0"/>
-                <w:sz w:val="15"/>
-              </w:rPr>
-              <w:t>—</w:t>
-            </w:r>
-          </w:p>
-        </w:tc>
-        <w:tc>
-          <w:tcPr>
-            <w:tcW w:type="dxa" w:w="1474"/>
-            <w:vAlign w:val="center"/>
-          </w:tcPr>
-          <w:p>
-            <w:pPr>
-              <w:keepNext/>
-              <w:spacing w:after="20" w:before="20"/>
-              <w:jc w:val="center"/>
-            </w:pPr>
-            <w:r>
-              <w:rPr>
-                <w:b w:val="0"/>
-                <w:i w:val="0"/>
-                <w:sz w:val="15"/>
-              </w:rPr>
-              <w:t>OBSERVAR</w:t>
+            <w:tcW w:type="dxa" w:w="1417"/>
+            <w:vAlign w:val="center"/>
+          </w:tcPr>
+          <w:p>
+            <w:pPr>
+              <w:keepNext/>
+              <w:spacing w:after="20" w:before="20"/>
+              <w:jc w:val="center"/>
+            </w:pPr>
+            <w:r>
+              <w:rPr>
+                <w:b w:val="0"/>
+                <w:i w:val="0"/>
+                <w:sz w:val="15"/>
+              </w:rPr>
+              <w:t>CUMPLE</w:t>
             </w:r>
           </w:p>
         </w:tc>
@@ -4869,7 +4861,7 @@
       <w:tr>
         <w:tc>
           <w:tcPr>
-            <w:tcW w:type="dxa" w:w="1644"/>
+            <w:tcW w:type="dxa" w:w="1616"/>
             <w:vAlign w:val="center"/>
           </w:tcPr>
           <w:p>
@@ -4932,7 +4924,7 @@
         </w:tc>
         <w:tc>
           <w:tcPr>
-            <w:tcW w:type="dxa" w:w="595"/>
+            <w:tcW w:type="dxa" w:w="709"/>
             <w:vAlign w:val="center"/>
           </w:tcPr>
           <w:p>
@@ -4953,7 +4945,7 @@
         </w:tc>
         <w:tc>
           <w:tcPr>
-            <w:tcW w:type="dxa" w:w="1531"/>
+            <w:tcW w:type="dxa" w:w="1502"/>
             <w:vAlign w:val="center"/>
           </w:tcPr>
           <w:p>
@@ -5037,22 +5029,22 @@
         </w:tc>
         <w:tc>
           <w:tcPr>
-            <w:tcW w:type="dxa" w:w="1474"/>
-            <w:vAlign w:val="center"/>
-          </w:tcPr>
-          <w:p>
-            <w:pPr>
-              <w:keepNext/>
-              <w:spacing w:after="20" w:before="20"/>
-              <w:jc w:val="center"/>
-            </w:pPr>
-            <w:r>
-              <w:rPr>
-                <w:b w:val="0"/>
-                <w:i w:val="0"/>
-                <w:sz w:val="15"/>
-              </w:rPr>
-              <w:t>NO APLICA</w:t>
+            <w:tcW w:type="dxa" w:w="1417"/>
+            <w:vAlign w:val="center"/>
+          </w:tcPr>
+          <w:p>
+            <w:pPr>
+              <w:keepNext/>
+              <w:spacing w:after="20" w:before="20"/>
+              <w:jc w:val="center"/>
+            </w:pPr>
+            <w:r>
+              <w:rPr>
+                <w:b w:val="0"/>
+                <w:i w:val="0"/>
+                <w:sz w:val="15"/>
+              </w:rPr>
+              <w:t>CONFORME</w:t>
             </w:r>
           </w:p>
         </w:tc>
@@ -5060,7 +5052,7 @@
       <w:tr>
         <w:tc>
           <w:tcPr>
-            <w:tcW w:type="dxa" w:w="1644"/>
+            <w:tcW w:type="dxa" w:w="1616"/>
             <w:vAlign w:val="center"/>
           </w:tcPr>
           <w:p>
@@ -5123,7 +5115,7 @@
         </w:tc>
         <w:tc>
           <w:tcPr>
-            <w:tcW w:type="dxa" w:w="595"/>
+            <w:tcW w:type="dxa" w:w="709"/>
             <w:vAlign w:val="center"/>
           </w:tcPr>
           <w:p>
@@ -5144,7 +5136,7 @@
         </w:tc>
         <w:tc>
           <w:tcPr>
-            <w:tcW w:type="dxa" w:w="1531"/>
+            <w:tcW w:type="dxa" w:w="1502"/>
             <w:vAlign w:val="center"/>
           </w:tcPr>
           <w:p>
@@ -5159,7 +5151,7 @@
                 <w:i w:val="0"/>
                 <w:sz w:val="15"/>
               </w:rPr>
-              <w:t>IS.020; lineamientos 2.8</w:t>
+              <w:t>IS.020; A.030 anexos</w:t>
             </w:r>
           </w:p>
         </w:tc>
@@ -5228,22 +5220,22 @@
         </w:tc>
         <w:tc>
           <w:tcPr>
-            <w:tcW w:type="dxa" w:w="1474"/>
-            <w:vAlign w:val="center"/>
-          </w:tcPr>
-          <w:p>
-            <w:pPr>
-              <w:keepNext/>
-              <w:spacing w:after="20" w:before="20"/>
-              <w:jc w:val="center"/>
-            </w:pPr>
-            <w:r>
-              <w:rPr>
-                <w:b w:val="0"/>
-                <w:i w:val="0"/>
-                <w:sz w:val="15"/>
-              </w:rPr>
-              <w:t>NO APLICA</w:t>
+            <w:tcW w:type="dxa" w:w="1417"/>
+            <w:vAlign w:val="center"/>
+          </w:tcPr>
+          <w:p>
+            <w:pPr>
+              <w:keepNext/>
+              <w:spacing w:after="20" w:before="20"/>
+              <w:jc w:val="center"/>
+            </w:pPr>
+            <w:r>
+              <w:rPr>
+                <w:b w:val="0"/>
+                <w:i w:val="0"/>
+                <w:sz w:val="15"/>
+              </w:rPr>
+              <w:t>CONFORME</w:t>
             </w:r>
           </w:p>
         </w:tc>
@@ -5251,7 +5243,7 @@
       <w:tr>
         <w:tc>
           <w:tcPr>
-            <w:tcW w:type="dxa" w:w="1644"/>
+            <w:tcW w:type="dxa" w:w="1616"/>
             <w:vAlign w:val="center"/>
           </w:tcPr>
           <w:p>
@@ -5314,7 +5306,7 @@
         </w:tc>
         <w:tc>
           <w:tcPr>
-            <w:tcW w:type="dxa" w:w="595"/>
+            <w:tcW w:type="dxa" w:w="709"/>
             <w:vAlign w:val="center"/>
           </w:tcPr>
           <w:p>
@@ -5335,7 +5327,7 @@
         </w:tc>
         <w:tc>
           <w:tcPr>
-            <w:tcW w:type="dxa" w:w="1531"/>
+            <w:tcW w:type="dxa" w:w="1502"/>
             <w:vAlign w:val="center"/>
           </w:tcPr>
           <w:p>
@@ -5350,7 +5342,7 @@
                 <w:i w:val="0"/>
                 <w:sz w:val="15"/>
               </w:rPr>
-              <w:t>Drenaje pluvial del proyecto</w:t>
+              <w:t>Drenaje pluvial</w:t>
             </w:r>
           </w:p>
         </w:tc>
@@ -5419,22 +5411,22 @@
         </w:tc>
         <w:tc>
           <w:tcPr>
-            <w:tcW w:type="dxa" w:w="1474"/>
-            <w:vAlign w:val="center"/>
-          </w:tcPr>
-          <w:p>
-            <w:pPr>
-              <w:keepNext/>
-              <w:spacing w:after="20" w:before="20"/>
-              <w:jc w:val="center"/>
-            </w:pPr>
-            <w:r>
-              <w:rPr>
-                <w:b w:val="0"/>
-                <w:i w:val="0"/>
-                <w:sz w:val="15"/>
-              </w:rPr>
-              <w:t>NO APLICA</w:t>
+            <w:tcW w:type="dxa" w:w="1417"/>
+            <w:vAlign w:val="center"/>
+          </w:tcPr>
+          <w:p>
+            <w:pPr>
+              <w:keepNext/>
+              <w:spacing w:after="20" w:before="20"/>
+              <w:jc w:val="center"/>
+            </w:pPr>
+            <w:r>
+              <w:rPr>
+                <w:b w:val="0"/>
+                <w:i w:val="0"/>
+                <w:sz w:val="15"/>
+              </w:rPr>
+              <w:t>CONFORME</w:t>
             </w:r>
           </w:p>
         </w:tc>
@@ -5442,7 +5434,7 @@
       <w:tr>
         <w:tc>
           <w:tcPr>
-            <w:tcW w:type="dxa" w:w="1644"/>
+            <w:tcW w:type="dxa" w:w="1616"/>
             <w:vAlign w:val="center"/>
           </w:tcPr>
           <w:p>
@@ -5502,7 +5494,7 @@
         </w:tc>
         <w:tc>
           <w:tcPr>
-            <w:tcW w:type="dxa" w:w="595"/>
+            <w:tcW w:type="dxa" w:w="709"/>
             <w:vAlign w:val="center"/>
           </w:tcPr>
           <w:p>
@@ -5522,7 +5514,7 @@
         </w:tc>
         <w:tc>
           <w:tcPr>
-            <w:tcW w:type="dxa" w:w="1531"/>
+            <w:tcW w:type="dxa" w:w="1502"/>
             <w:vAlign w:val="center"/>
           </w:tcPr>
           <w:p>
@@ -5602,21 +5594,21 @@
         </w:tc>
         <w:tc>
           <w:tcPr>
-            <w:tcW w:type="dxa" w:w="1474"/>
-            <w:vAlign w:val="center"/>
-          </w:tcPr>
-          <w:p>
-            <w:pPr>
-              <w:spacing w:after="20" w:before="20"/>
-              <w:jc w:val="center"/>
-            </w:pPr>
-            <w:r>
-              <w:rPr>
-                <w:b w:val="0"/>
-                <w:i w:val="0"/>
-                <w:sz w:val="15"/>
-              </w:rPr>
-              <w:t>NO APLICA</w:t>
+            <w:tcW w:type="dxa" w:w="1417"/>
+            <w:vAlign w:val="center"/>
+          </w:tcPr>
+          <w:p>
+            <w:pPr>
+              <w:spacing w:after="20" w:before="20"/>
+              <w:jc w:val="center"/>
+            </w:pPr>
+            <w:r>
+              <w:rPr>
+                <w:b w:val="0"/>
+                <w:i w:val="0"/>
+                <w:sz w:val="15"/>
+              </w:rPr>
+              <w:t>CONFORME</w:t>
             </w:r>
           </w:p>
         </w:tc>
@@ -5655,7 +5647,7 @@
           <w:b w:val="0"/>
           <w:i w:val="0"/>
         </w:rPr>
-        <w:t>A.090 art. 17: 1 estacionamiento cada 6 personas del personal y 1 cada 10 del público, con 1 accesible de 3.80 x 5.00 m cada 50. Las 6 plazas cubren hasta 36 personas de personal. Los lineamientos (3.8) piden al menos 1 plaza interior para el vehículo institucional, para que las usuarias no desciendan fuera del predio. El total de la programación (244.00 m²) no es 6 x 12.50 = 75.00 m²: indicar si incluye el patio de maniobras.</w:t>
+        <w:t>La A.090 art. 17 pide 1 estacionamiento cada 6 personas del personal dentro del predio: las 6 plazas atienden hasta 36 personas. El estacionamiento interno permite que las usuarias desciendan dentro del refugio (lineamientos 3.8).</w:t>
       </w:r>
     </w:p>
     <w:p>
@@ -5676,7 +5668,7 @@
           <w:b w:val="0"/>
           <w:i w:val="0"/>
         </w:rPr>
-        <w:t>Los lineamientos piden un zaguán o patio de servicio con acceso solo a almacenes, despensa y basura, separado de los espacios de las residentes. El total de la programación (256.00 m²) no es 3 x 16.00 = 48.00 m²: indicar la base del cálculo.</w:t>
+        <w:t>Zona de carga y descarga de proveedores (zaguán de servicio), con acceso a almacenes, despensa y residuos, separada de los espacios de las residentes (lineamientos 2.6).</w:t>
       </w:r>
     </w:p>
     <w:p>
@@ -5697,7 +5689,7 @@
           <w:b w:val="0"/>
           <w:i w:val="0"/>
         </w:rPr>
-        <w:t>El total de la programación (94.60 m²) no es 12 x 2.52 = 30.24 m²: indicar si incluye la circulación de las motos.</w:t>
+        <w:t>Estacionamiento del personal dentro del predio (A.090 art. 17).</w:t>
       </w:r>
     </w:p>
     <w:p>
@@ -5718,7 +5710,7 @@
           <w:b w:val="0"/>
           <w:i w:val="0"/>
         </w:rPr>
-        <w:t>La caseta de vigilancia va en la entrada principal, con comunicación interna y línea telefónica externa, y vigila los accesos peatonal, vehicular y de proveedores (lineamientos 2.4 y 2.6). La GARITA + SS.HH. se repite en la zona de servicios generales (fila 78): se cuenta dos veces (10.00 m²).</w:t>
+        <w:t>Con 1 persona a 3.00 m² por persona (R.V.M. 208-2019), el área mínima es de 3.00 m², y el ambiente tiene 10.00 m². Caseta de vigilancia en el acceso principal, con servicio higiénico para el personal de guardia, comunicación interna y control de los accesos (lineamientos 2.4 y 2.6; R.V.M. 104-2019 num. 13.3.2).</w:t>
       </w:r>
     </w:p>
     <w:p>
@@ -5739,7 +5731,7 @@
           <w:b w:val="0"/>
           <w:i w:val="0"/>
         </w:rPr>
-        <w:t>Sin índice de ocupación. Infraestructura básica exigida por los lineamientos (2.8): agua, cisterna y tanque elevado.</w:t>
+        <w:t>Almacenamiento de agua potable (lineamientos 2.8; A.030, anexos).</w:t>
       </w:r>
     </w:p>
     <w:p>
@@ -5760,7 +5752,7 @@
           <w:b w:val="0"/>
           <w:i w:val="0"/>
         </w:rPr>
-        <w:t>Sin índice de ocupación. A.030 (anexos): sin red de alcantarillado, el proyecto contempla el tratamiento y la evacuación con un sistema de depuración.</w:t>
+        <w:t>Tratamiento de las aguas residuales del local, previsto por la A.030 cuando no existe red pública de alcantarillado.</w:t>
       </w:r>
     </w:p>
     <w:p>
@@ -5781,7 +5773,7 @@
           <w:b w:val="0"/>
           <w:i w:val="0"/>
         </w:rPr>
-        <w:t>Sin índice de ocupación. Obra del sistema de drenaje pluvial del proyecto.</w:t>
+        <w:t>Sistema de drenaje pluvial del local.</w:t>
       </w:r>
     </w:p>
     <w:p>
@@ -5802,7 +5794,7 @@
           <w:b w:val="0"/>
           <w:i w:val="0"/>
         </w:rPr>
-        <w:t>Los lineamientos piden una barda perimetral de al menos 2.00 m, con acabados acordes al contexto y sin árboles ni postes adosados que permitan escalarla.</w:t>
+        <w:t>Cerco de seguridad en todo el perímetro (lineamientos 2.4: barda de al menos 2.00 m).</w:t>
       </w:r>
     </w:p>
     <w:p>
@@ -5837,15 +5829,15 @@
         <w:tblLook w:firstColumn="1" w:firstRow="1" w:lastColumn="0" w:lastRow="0" w:noHBand="0" w:noVBand="1" w:val="04A0"/>
       </w:tblPr>
       <w:tblGrid>
-        <w:gridCol w:w="1644"/>
+        <w:gridCol w:w="1615"/>
         <w:gridCol w:w="737"/>
         <w:gridCol w:w="567"/>
-        <w:gridCol w:w="595"/>
-        <w:gridCol w:w="1530"/>
+        <w:gridCol w:w="708"/>
+        <w:gridCol w:w="1502"/>
         <w:gridCol w:w="765"/>
         <w:gridCol w:w="822"/>
         <w:gridCol w:w="935"/>
-        <w:gridCol w:w="1474"/>
+        <w:gridCol w:w="1417"/>
       </w:tblGrid>
       <w:tr>
         <w:trPr>
@@ -5853,7 +5845,7 @@
         </w:trPr>
         <w:tc>
           <w:tcPr>
-            <w:tcW w:type="dxa" w:w="1644"/>
+            <w:tcW w:type="dxa" w:w="1616"/>
             <w:shd w:val="clear" w:color="auto" w:fill="7B1E2B"/>
             <w:vAlign w:val="center"/>
           </w:tcPr>
@@ -5919,7 +5911,7 @@
         </w:tc>
         <w:tc>
           <w:tcPr>
-            <w:tcW w:type="dxa" w:w="595"/>
+            <w:tcW w:type="dxa" w:w="709"/>
             <w:shd w:val="clear" w:color="auto" w:fill="7B1E2B"/>
             <w:vAlign w:val="center"/>
           </w:tcPr>
@@ -5941,7 +5933,7 @@
         </w:tc>
         <w:tc>
           <w:tcPr>
-            <w:tcW w:type="dxa" w:w="1531"/>
+            <w:tcW w:type="dxa" w:w="1502"/>
             <w:shd w:val="clear" w:color="auto" w:fill="7B1E2B"/>
             <w:vAlign w:val="center"/>
           </w:tcPr>
@@ -5979,7 +5971,7 @@
                 <w:color w:val="FFFFFF"/>
                 <w:sz w:val="15"/>
               </w:rPr>
-              <w:t>REQ.</w:t>
+              <w:t>MÍN.</w:t>
             </w:r>
           </w:p>
         </w:tc>
@@ -6029,7 +6021,7 @@
         </w:tc>
         <w:tc>
           <w:tcPr>
-            <w:tcW w:type="dxa" w:w="1474"/>
+            <w:tcW w:type="dxa" w:w="1417"/>
             <w:shd w:val="clear" w:color="auto" w:fill="7B1E2B"/>
             <w:vAlign w:val="center"/>
           </w:tcPr>
@@ -6053,7 +6045,7 @@
       <w:tr>
         <w:tc>
           <w:tcPr>
-            <w:tcW w:type="dxa" w:w="1644"/>
+            <w:tcW w:type="dxa" w:w="1616"/>
             <w:vAlign w:val="center"/>
           </w:tcPr>
           <w:p>
@@ -6113,7 +6105,7 @@
         </w:tc>
         <w:tc>
           <w:tcPr>
-            <w:tcW w:type="dxa" w:w="595"/>
+            <w:tcW w:type="dxa" w:w="709"/>
             <w:vAlign w:val="center"/>
           </w:tcPr>
           <w:p>
@@ -6133,7 +6125,7 @@
         </w:tc>
         <w:tc>
           <w:tcPr>
-            <w:tcW w:type="dxa" w:w="1531"/>
+            <w:tcW w:type="dxa" w:w="1502"/>
             <w:vAlign w:val="center"/>
           </w:tcPr>
           <w:p>
@@ -6213,7 +6205,7 @@
         </w:tc>
         <w:tc>
           <w:tcPr>
-            <w:tcW w:type="dxa" w:w="1474"/>
+            <w:tcW w:type="dxa" w:w="1417"/>
             <w:vAlign w:val="center"/>
           </w:tcPr>
           <w:p>
@@ -6235,7 +6227,7 @@
       <w:tr>
         <w:tc>
           <w:tcPr>
-            <w:tcW w:type="dxa" w:w="1644"/>
+            <w:tcW w:type="dxa" w:w="1616"/>
             <w:vAlign w:val="center"/>
           </w:tcPr>
           <w:p>
@@ -6295,7 +6287,7 @@
         </w:tc>
         <w:tc>
           <w:tcPr>
-            <w:tcW w:type="dxa" w:w="595"/>
+            <w:tcW w:type="dxa" w:w="709"/>
             <w:vAlign w:val="center"/>
           </w:tcPr>
           <w:p>
@@ -6315,7 +6307,7 @@
         </w:tc>
         <w:tc>
           <w:tcPr>
-            <w:tcW w:type="dxa" w:w="1531"/>
+            <w:tcW w:type="dxa" w:w="1502"/>
             <w:vAlign w:val="center"/>
           </w:tcPr>
           <w:p>
@@ -6395,7 +6387,7 @@
         </w:tc>
         <w:tc>
           <w:tcPr>
-            <w:tcW w:type="dxa" w:w="1474"/>
+            <w:tcW w:type="dxa" w:w="1417"/>
             <w:vAlign w:val="center"/>
           </w:tcPr>
           <w:p>
@@ -6417,7 +6409,7 @@
       <w:tr>
         <w:tc>
           <w:tcPr>
-            <w:tcW w:type="dxa" w:w="1644"/>
+            <w:tcW w:type="dxa" w:w="1616"/>
             <w:vAlign w:val="center"/>
           </w:tcPr>
           <w:p>
@@ -6477,7 +6469,7 @@
         </w:tc>
         <w:tc>
           <w:tcPr>
-            <w:tcW w:type="dxa" w:w="595"/>
+            <w:tcW w:type="dxa" w:w="709"/>
             <w:vAlign w:val="center"/>
           </w:tcPr>
           <w:p>
@@ -6497,7 +6489,7 @@
         </w:tc>
         <w:tc>
           <w:tcPr>
-            <w:tcW w:type="dxa" w:w="1531"/>
+            <w:tcW w:type="dxa" w:w="1502"/>
             <w:vAlign w:val="center"/>
           </w:tcPr>
           <w:p>
@@ -6577,7 +6569,7 @@
         </w:tc>
         <w:tc>
           <w:tcPr>
-            <w:tcW w:type="dxa" w:w="1474"/>
+            <w:tcW w:type="dxa" w:w="1417"/>
             <w:vAlign w:val="center"/>
           </w:tcPr>
           <w:p>
@@ -6599,7 +6591,7 @@
       <w:tr>
         <w:tc>
           <w:tcPr>
-            <w:tcW w:type="dxa" w:w="1644"/>
+            <w:tcW w:type="dxa" w:w="1616"/>
             <w:vAlign w:val="center"/>
           </w:tcPr>
           <w:p>
@@ -6659,7 +6651,7 @@
         </w:tc>
         <w:tc>
           <w:tcPr>
-            <w:tcW w:type="dxa" w:w="595"/>
+            <w:tcW w:type="dxa" w:w="709"/>
             <w:vAlign w:val="center"/>
           </w:tcPr>
           <w:p>
@@ -6679,7 +6671,7 @@
         </w:tc>
         <w:tc>
           <w:tcPr>
-            <w:tcW w:type="dxa" w:w="1531"/>
+            <w:tcW w:type="dxa" w:w="1502"/>
             <w:vAlign w:val="center"/>
           </w:tcPr>
           <w:p>
@@ -6759,7 +6751,7 @@
         </w:tc>
         <w:tc>
           <w:tcPr>
-            <w:tcW w:type="dxa" w:w="1474"/>
+            <w:tcW w:type="dxa" w:w="1417"/>
             <w:vAlign w:val="center"/>
           </w:tcPr>
           <w:p>
@@ -6781,7 +6773,7 @@
       <w:tr>
         <w:tc>
           <w:tcPr>
-            <w:tcW w:type="dxa" w:w="1644"/>
+            <w:tcW w:type="dxa" w:w="1616"/>
             <w:vAlign w:val="center"/>
           </w:tcPr>
           <w:p>
@@ -6841,7 +6833,7 @@
         </w:tc>
         <w:tc>
           <w:tcPr>
-            <w:tcW w:type="dxa" w:w="595"/>
+            <w:tcW w:type="dxa" w:w="709"/>
             <w:vAlign w:val="center"/>
           </w:tcPr>
           <w:p>
@@ -6861,7 +6853,7 @@
         </w:tc>
         <w:tc>
           <w:tcPr>
-            <w:tcW w:type="dxa" w:w="1531"/>
+            <w:tcW w:type="dxa" w:w="1502"/>
             <w:vAlign w:val="center"/>
           </w:tcPr>
           <w:p>
@@ -6941,7 +6933,7 @@
         </w:tc>
         <w:tc>
           <w:tcPr>
-            <w:tcW w:type="dxa" w:w="1474"/>
+            <w:tcW w:type="dxa" w:w="1417"/>
             <w:vAlign w:val="center"/>
           </w:tcPr>
           <w:p>
@@ -6963,7 +6955,7 @@
       <w:tr>
         <w:tc>
           <w:tcPr>
-            <w:tcW w:type="dxa" w:w="1644"/>
+            <w:tcW w:type="dxa" w:w="1616"/>
             <w:vAlign w:val="center"/>
           </w:tcPr>
           <w:p>
@@ -7023,7 +7015,7 @@
         </w:tc>
         <w:tc>
           <w:tcPr>
-            <w:tcW w:type="dxa" w:w="595"/>
+            <w:tcW w:type="dxa" w:w="709"/>
             <w:vAlign w:val="center"/>
           </w:tcPr>
           <w:p>
@@ -7043,7 +7035,7 @@
         </w:tc>
         <w:tc>
           <w:tcPr>
-            <w:tcW w:type="dxa" w:w="1531"/>
+            <w:tcW w:type="dxa" w:w="1502"/>
             <w:vAlign w:val="center"/>
           </w:tcPr>
           <w:p>
@@ -7123,7 +7115,7 @@
         </w:tc>
         <w:tc>
           <w:tcPr>
-            <w:tcW w:type="dxa" w:w="1474"/>
+            <w:tcW w:type="dxa" w:w="1417"/>
             <w:vAlign w:val="center"/>
           </w:tcPr>
           <w:p>
@@ -7145,7 +7137,7 @@
       <w:tr>
         <w:tc>
           <w:tcPr>
-            <w:tcW w:type="dxa" w:w="1644"/>
+            <w:tcW w:type="dxa" w:w="1616"/>
             <w:vAlign w:val="center"/>
           </w:tcPr>
           <w:p>
@@ -7205,7 +7197,7 @@
         </w:tc>
         <w:tc>
           <w:tcPr>
-            <w:tcW w:type="dxa" w:w="595"/>
+            <w:tcW w:type="dxa" w:w="709"/>
             <w:vAlign w:val="center"/>
           </w:tcPr>
           <w:p>
@@ -7225,7 +7217,7 @@
         </w:tc>
         <w:tc>
           <w:tcPr>
-            <w:tcW w:type="dxa" w:w="1531"/>
+            <w:tcW w:type="dxa" w:w="1502"/>
             <w:vAlign w:val="center"/>
           </w:tcPr>
           <w:p>
@@ -7305,21 +7297,21 @@
         </w:tc>
         <w:tc>
           <w:tcPr>
-            <w:tcW w:type="dxa" w:w="1474"/>
-            <w:vAlign w:val="center"/>
-          </w:tcPr>
-          <w:p>
-            <w:pPr>
-              <w:spacing w:after="20" w:before="20"/>
-              <w:jc w:val="center"/>
-            </w:pPr>
-            <w:r>
-              <w:rPr>
-                <w:b w:val="0"/>
-                <w:i w:val="0"/>
-                <w:sz w:val="15"/>
-              </w:rPr>
-              <w:t>CUMPLE</w:t>
+            <w:tcW w:type="dxa" w:w="1417"/>
+            <w:vAlign w:val="center"/>
+          </w:tcPr>
+          <w:p>
+            <w:pPr>
+              <w:spacing w:after="20" w:before="20"/>
+              <w:jc w:val="center"/>
+            </w:pPr>
+            <w:r>
+              <w:rPr>
+                <w:b w:val="0"/>
+                <w:i w:val="0"/>
+                <w:sz w:val="15"/>
+              </w:rPr>
+              <w:t>CONFORME</w:t>
             </w:r>
           </w:p>
         </w:tc>
@@ -7327,7 +7319,7 @@
       <w:tr>
         <w:tc>
           <w:tcPr>
-            <w:tcW w:type="dxa" w:w="1644"/>
+            <w:tcW w:type="dxa" w:w="1616"/>
             <w:vAlign w:val="center"/>
           </w:tcPr>
           <w:p>
@@ -7387,7 +7379,7 @@
         </w:tc>
         <w:tc>
           <w:tcPr>
-            <w:tcW w:type="dxa" w:w="595"/>
+            <w:tcW w:type="dxa" w:w="709"/>
             <w:vAlign w:val="center"/>
           </w:tcPr>
           <w:p>
@@ -7407,7 +7399,7 @@
         </w:tc>
         <w:tc>
           <w:tcPr>
-            <w:tcW w:type="dxa" w:w="1531"/>
+            <w:tcW w:type="dxa" w:w="1502"/>
             <w:vAlign w:val="center"/>
           </w:tcPr>
           <w:p>
@@ -7487,21 +7479,21 @@
         </w:tc>
         <w:tc>
           <w:tcPr>
-            <w:tcW w:type="dxa" w:w="1474"/>
-            <w:vAlign w:val="center"/>
-          </w:tcPr>
-          <w:p>
-            <w:pPr>
-              <w:spacing w:after="20" w:before="20"/>
-              <w:jc w:val="center"/>
-            </w:pPr>
-            <w:r>
-              <w:rPr>
-                <w:b w:val="0"/>
-                <w:i w:val="0"/>
-                <w:sz w:val="15"/>
-              </w:rPr>
-              <w:t>CUMPLE</w:t>
+            <w:tcW w:type="dxa" w:w="1417"/>
+            <w:vAlign w:val="center"/>
+          </w:tcPr>
+          <w:p>
+            <w:pPr>
+              <w:spacing w:after="20" w:before="20"/>
+              <w:jc w:val="center"/>
+            </w:pPr>
+            <w:r>
+              <w:rPr>
+                <w:b w:val="0"/>
+                <w:i w:val="0"/>
+                <w:sz w:val="15"/>
+              </w:rPr>
+              <w:t>CONFORME</w:t>
             </w:r>
           </w:p>
         </w:tc>
@@ -7509,7 +7501,7 @@
       <w:tr>
         <w:tc>
           <w:tcPr>
-            <w:tcW w:type="dxa" w:w="1644"/>
+            <w:tcW w:type="dxa" w:w="1616"/>
             <w:vAlign w:val="center"/>
           </w:tcPr>
           <w:p>
@@ -7569,7 +7561,7 @@
         </w:tc>
         <w:tc>
           <w:tcPr>
-            <w:tcW w:type="dxa" w:w="595"/>
+            <w:tcW w:type="dxa" w:w="709"/>
             <w:vAlign w:val="center"/>
           </w:tcPr>
           <w:p>
@@ -7589,7 +7581,7 @@
         </w:tc>
         <w:tc>
           <w:tcPr>
-            <w:tcW w:type="dxa" w:w="1531"/>
+            <w:tcW w:type="dxa" w:w="1502"/>
             <w:vAlign w:val="center"/>
           </w:tcPr>
           <w:p>
@@ -7669,21 +7661,21 @@
         </w:tc>
         <w:tc>
           <w:tcPr>
-            <w:tcW w:type="dxa" w:w="1474"/>
-            <w:vAlign w:val="center"/>
-          </w:tcPr>
-          <w:p>
-            <w:pPr>
-              <w:spacing w:after="20" w:before="20"/>
-              <w:jc w:val="center"/>
-            </w:pPr>
-            <w:r>
-              <w:rPr>
-                <w:b w:val="0"/>
-                <w:i w:val="0"/>
-                <w:sz w:val="15"/>
-              </w:rPr>
-              <w:t>CUMPLE</w:t>
+            <w:tcW w:type="dxa" w:w="1417"/>
+            <w:vAlign w:val="center"/>
+          </w:tcPr>
+          <w:p>
+            <w:pPr>
+              <w:spacing w:after="20" w:before="20"/>
+              <w:jc w:val="center"/>
+            </w:pPr>
+            <w:r>
+              <w:rPr>
+                <w:b w:val="0"/>
+                <w:i w:val="0"/>
+                <w:sz w:val="15"/>
+              </w:rPr>
+              <w:t>CONFORME</w:t>
             </w:r>
           </w:p>
         </w:tc>
@@ -7691,7 +7683,7 @@
       <w:tr>
         <w:tc>
           <w:tcPr>
-            <w:tcW w:type="dxa" w:w="1644"/>
+            <w:tcW w:type="dxa" w:w="1616"/>
             <w:vAlign w:val="center"/>
           </w:tcPr>
           <w:p>
@@ -7751,7 +7743,7 @@
         </w:tc>
         <w:tc>
           <w:tcPr>
-            <w:tcW w:type="dxa" w:w="595"/>
+            <w:tcW w:type="dxa" w:w="709"/>
             <w:vAlign w:val="center"/>
           </w:tcPr>
           <w:p>
@@ -7771,7 +7763,7 @@
         </w:tc>
         <w:tc>
           <w:tcPr>
-            <w:tcW w:type="dxa" w:w="1531"/>
+            <w:tcW w:type="dxa" w:w="1502"/>
             <w:vAlign w:val="center"/>
           </w:tcPr>
           <w:p>
@@ -7851,21 +7843,21 @@
         </w:tc>
         <w:tc>
           <w:tcPr>
-            <w:tcW w:type="dxa" w:w="1474"/>
-            <w:vAlign w:val="center"/>
-          </w:tcPr>
-          <w:p>
-            <w:pPr>
-              <w:spacing w:after="20" w:before="20"/>
-              <w:jc w:val="center"/>
-            </w:pPr>
-            <w:r>
-              <w:rPr>
-                <w:b w:val="0"/>
-                <w:i w:val="0"/>
-                <w:sz w:val="15"/>
-              </w:rPr>
-              <w:t>CUMPLE</w:t>
+            <w:tcW w:type="dxa" w:w="1417"/>
+            <w:vAlign w:val="center"/>
+          </w:tcPr>
+          <w:p>
+            <w:pPr>
+              <w:spacing w:after="20" w:before="20"/>
+              <w:jc w:val="center"/>
+            </w:pPr>
+            <w:r>
+              <w:rPr>
+                <w:b w:val="0"/>
+                <w:i w:val="0"/>
+                <w:sz w:val="15"/>
+              </w:rPr>
+              <w:t>CONFORME</w:t>
             </w:r>
           </w:p>
         </w:tc>
@@ -7873,7 +7865,7 @@
       <w:tr>
         <w:tc>
           <w:tcPr>
-            <w:tcW w:type="dxa" w:w="1644"/>
+            <w:tcW w:type="dxa" w:w="1616"/>
             <w:vAlign w:val="center"/>
           </w:tcPr>
           <w:p>
@@ -7933,7 +7925,7 @@
         </w:tc>
         <w:tc>
           <w:tcPr>
-            <w:tcW w:type="dxa" w:w="595"/>
+            <w:tcW w:type="dxa" w:w="709"/>
             <w:vAlign w:val="center"/>
           </w:tcPr>
           <w:p>
@@ -7953,7 +7945,7 @@
         </w:tc>
         <w:tc>
           <w:tcPr>
-            <w:tcW w:type="dxa" w:w="1531"/>
+            <w:tcW w:type="dxa" w:w="1502"/>
             <w:vAlign w:val="center"/>
           </w:tcPr>
           <w:p>
@@ -8033,7 +8025,7 @@
         </w:tc>
         <w:tc>
           <w:tcPr>
-            <w:tcW w:type="dxa" w:w="1474"/>
+            <w:tcW w:type="dxa" w:w="1417"/>
             <w:vAlign w:val="center"/>
           </w:tcPr>
           <w:p>
@@ -8055,7 +8047,7 @@
       <w:tr>
         <w:tc>
           <w:tcPr>
-            <w:tcW w:type="dxa" w:w="1644"/>
+            <w:tcW w:type="dxa" w:w="1616"/>
             <w:vAlign w:val="center"/>
           </w:tcPr>
           <w:p>
@@ -8115,7 +8107,7 @@
         </w:tc>
         <w:tc>
           <w:tcPr>
-            <w:tcW w:type="dxa" w:w="595"/>
+            <w:tcW w:type="dxa" w:w="709"/>
             <w:vAlign w:val="center"/>
           </w:tcPr>
           <w:p>
@@ -8135,7 +8127,7 @@
         </w:tc>
         <w:tc>
           <w:tcPr>
-            <w:tcW w:type="dxa" w:w="1531"/>
+            <w:tcW w:type="dxa" w:w="1502"/>
             <w:vAlign w:val="center"/>
           </w:tcPr>
           <w:p>
@@ -8215,7 +8207,7 @@
         </w:tc>
         <w:tc>
           <w:tcPr>
-            <w:tcW w:type="dxa" w:w="1474"/>
+            <w:tcW w:type="dxa" w:w="1417"/>
             <w:vAlign w:val="center"/>
           </w:tcPr>
           <w:p>
@@ -8237,7 +8229,7 @@
       <w:tr>
         <w:tc>
           <w:tcPr>
-            <w:tcW w:type="dxa" w:w="1644"/>
+            <w:tcW w:type="dxa" w:w="1616"/>
             <w:vAlign w:val="center"/>
           </w:tcPr>
           <w:p>
@@ -8297,7 +8289,7 @@
         </w:tc>
         <w:tc>
           <w:tcPr>
-            <w:tcW w:type="dxa" w:w="595"/>
+            <w:tcW w:type="dxa" w:w="709"/>
             <w:vAlign w:val="center"/>
           </w:tcPr>
           <w:p>
@@ -8317,7 +8309,7 @@
         </w:tc>
         <w:tc>
           <w:tcPr>
-            <w:tcW w:type="dxa" w:w="1531"/>
+            <w:tcW w:type="dxa" w:w="1502"/>
             <w:vAlign w:val="center"/>
           </w:tcPr>
           <w:p>
@@ -8397,7 +8389,7 @@
         </w:tc>
         <w:tc>
           <w:tcPr>
-            <w:tcW w:type="dxa" w:w="1474"/>
+            <w:tcW w:type="dxa" w:w="1417"/>
             <w:vAlign w:val="center"/>
           </w:tcPr>
           <w:p>
@@ -8419,7 +8411,7 @@
       <w:tr>
         <w:tc>
           <w:tcPr>
-            <w:tcW w:type="dxa" w:w="1644"/>
+            <w:tcW w:type="dxa" w:w="1616"/>
             <w:vAlign w:val="center"/>
           </w:tcPr>
           <w:p>
@@ -8479,7 +8471,7 @@
         </w:tc>
         <w:tc>
           <w:tcPr>
-            <w:tcW w:type="dxa" w:w="595"/>
+            <w:tcW w:type="dxa" w:w="709"/>
             <w:vAlign w:val="center"/>
           </w:tcPr>
           <w:p>
@@ -8499,7 +8491,7 @@
         </w:tc>
         <w:tc>
           <w:tcPr>
-            <w:tcW w:type="dxa" w:w="1531"/>
+            <w:tcW w:type="dxa" w:w="1502"/>
             <w:vAlign w:val="center"/>
           </w:tcPr>
           <w:p>
@@ -8579,7 +8571,7 @@
         </w:tc>
         <w:tc>
           <w:tcPr>
-            <w:tcW w:type="dxa" w:w="1474"/>
+            <w:tcW w:type="dxa" w:w="1417"/>
             <w:vAlign w:val="center"/>
           </w:tcPr>
           <w:p>
@@ -8601,7 +8593,7 @@
       <w:tr>
         <w:tc>
           <w:tcPr>
-            <w:tcW w:type="dxa" w:w="1644"/>
+            <w:tcW w:type="dxa" w:w="1616"/>
             <w:vAlign w:val="center"/>
           </w:tcPr>
           <w:p>
@@ -8661,7 +8653,7 @@
         </w:tc>
         <w:tc>
           <w:tcPr>
-            <w:tcW w:type="dxa" w:w="595"/>
+            <w:tcW w:type="dxa" w:w="709"/>
             <w:vAlign w:val="center"/>
           </w:tcPr>
           <w:p>
@@ -8681,7 +8673,7 @@
         </w:tc>
         <w:tc>
           <w:tcPr>
-            <w:tcW w:type="dxa" w:w="1531"/>
+            <w:tcW w:type="dxa" w:w="1502"/>
             <w:vAlign w:val="center"/>
           </w:tcPr>
           <w:p>
@@ -8761,7 +8753,7 @@
         </w:tc>
         <w:tc>
           <w:tcPr>
-            <w:tcW w:type="dxa" w:w="1474"/>
+            <w:tcW w:type="dxa" w:w="1417"/>
             <w:vAlign w:val="center"/>
           </w:tcPr>
           <w:p>
@@ -8783,7 +8775,7 @@
       <w:tr>
         <w:tc>
           <w:tcPr>
-            <w:tcW w:type="dxa" w:w="1644"/>
+            <w:tcW w:type="dxa" w:w="1616"/>
             <w:vAlign w:val="center"/>
           </w:tcPr>
           <w:p>
@@ -8843,7 +8835,87 @@
         </w:tc>
         <w:tc>
           <w:tcPr>
-            <w:tcW w:type="dxa" w:w="595"/>
+            <w:tcW w:type="dxa" w:w="709"/>
+            <w:vAlign w:val="center"/>
+          </w:tcPr>
+          <w:p>
+            <w:pPr>
+              <w:spacing w:after="20" w:before="20"/>
+              <w:jc w:val="center"/>
+            </w:pPr>
+            <w:r>
+              <w:rPr>
+                <w:b w:val="0"/>
+                <w:i w:val="0"/>
+                <w:sz w:val="15"/>
+              </w:rPr>
+              <w:t>3.00</w:t>
+            </w:r>
+          </w:p>
+        </w:tc>
+        <w:tc>
+          <w:tcPr>
+            <w:tcW w:type="dxa" w:w="1502"/>
+            <w:vAlign w:val="center"/>
+          </w:tcPr>
+          <w:p>
+            <w:pPr>
+              <w:spacing w:after="20" w:before="20"/>
+              <w:jc w:val="left"/>
+            </w:pPr>
+            <w:r>
+              <w:rPr>
+                <w:b w:val="0"/>
+                <w:i w:val="0"/>
+                <w:sz w:val="15"/>
+              </w:rPr>
+              <w:t>R.V.M. 208-2019; lineamientos 2.4</w:t>
+            </w:r>
+          </w:p>
+        </w:tc>
+        <w:tc>
+          <w:tcPr>
+            <w:tcW w:type="dxa" w:w="765"/>
+            <w:vAlign w:val="center"/>
+          </w:tcPr>
+          <w:p>
+            <w:pPr>
+              <w:spacing w:after="20" w:before="20"/>
+              <w:jc w:val="center"/>
+            </w:pPr>
+            <w:r>
+              <w:rPr>
+                <w:b w:val="0"/>
+                <w:i w:val="0"/>
+                <w:sz w:val="15"/>
+              </w:rPr>
+              <w:t>12.00</w:t>
+            </w:r>
+          </w:p>
+        </w:tc>
+        <w:tc>
+          <w:tcPr>
+            <w:tcW w:type="dxa" w:w="822"/>
+            <w:vAlign w:val="center"/>
+          </w:tcPr>
+          <w:p>
+            <w:pPr>
+              <w:spacing w:after="20" w:before="20"/>
+              <w:jc w:val="center"/>
+            </w:pPr>
+            <w:r>
+              <w:rPr>
+                <w:b w:val="0"/>
+                <w:i w:val="0"/>
+                <w:sz w:val="15"/>
+              </w:rPr>
+              <w:t>15.00</w:t>
+            </w:r>
+          </w:p>
+        </w:tc>
+        <w:tc>
+          <w:tcPr>
+            <w:tcW w:type="dxa" w:w="935"/>
             <w:vAlign w:val="center"/>
           </w:tcPr>
           <w:p>
@@ -8863,87 +8935,7 @@
         </w:tc>
         <w:tc>
           <w:tcPr>
-            <w:tcW w:type="dxa" w:w="1531"/>
-            <w:vAlign w:val="center"/>
-          </w:tcPr>
-          <w:p>
-            <w:pPr>
-              <w:spacing w:after="20" w:before="20"/>
-              <w:jc w:val="left"/>
-            </w:pPr>
-            <w:r>
-              <w:rPr>
-                <w:b w:val="0"/>
-                <w:i w:val="0"/>
-                <w:sz w:val="15"/>
-              </w:rPr>
-              <w:t>R.V.M. 208-2019 (cotejar); lineamientos 2.4 y 2.5</w:t>
-            </w:r>
-          </w:p>
-        </w:tc>
-        <w:tc>
-          <w:tcPr>
-            <w:tcW w:type="dxa" w:w="765"/>
-            <w:vAlign w:val="center"/>
-          </w:tcPr>
-          <w:p>
-            <w:pPr>
-              <w:spacing w:after="20" w:before="20"/>
-              <w:jc w:val="center"/>
-            </w:pPr>
-            <w:r>
-              <w:rPr>
-                <w:b w:val="0"/>
-                <w:i w:val="0"/>
-                <w:sz w:val="15"/>
-              </w:rPr>
-              <w:t>—</w:t>
-            </w:r>
-          </w:p>
-        </w:tc>
-        <w:tc>
-          <w:tcPr>
-            <w:tcW w:type="dxa" w:w="822"/>
-            <w:vAlign w:val="center"/>
-          </w:tcPr>
-          <w:p>
-            <w:pPr>
-              <w:spacing w:after="20" w:before="20"/>
-              <w:jc w:val="center"/>
-            </w:pPr>
-            <w:r>
-              <w:rPr>
-                <w:b w:val="0"/>
-                <w:i w:val="0"/>
-                <w:sz w:val="15"/>
-              </w:rPr>
-              <w:t>15.00</w:t>
-            </w:r>
-          </w:p>
-        </w:tc>
-        <w:tc>
-          <w:tcPr>
-            <w:tcW w:type="dxa" w:w="935"/>
-            <w:vAlign w:val="center"/>
-          </w:tcPr>
-          <w:p>
-            <w:pPr>
-              <w:spacing w:after="20" w:before="20"/>
-              <w:jc w:val="center"/>
-            </w:pPr>
-            <w:r>
-              <w:rPr>
-                <w:b w:val="0"/>
-                <w:i w:val="0"/>
-                <w:sz w:val="15"/>
-              </w:rPr>
-              <w:t>—</w:t>
-            </w:r>
-          </w:p>
-        </w:tc>
-        <w:tc>
-          <w:tcPr>
-            <w:tcW w:type="dxa" w:w="1474"/>
+            <w:tcW w:type="dxa" w:w="1417"/>
             <w:vAlign w:val="center"/>
           </w:tcPr>
           <w:p>
@@ -8965,7 +8957,7 @@
       <w:tr>
         <w:tc>
           <w:tcPr>
-            <w:tcW w:type="dxa" w:w="1644"/>
+            <w:tcW w:type="dxa" w:w="1616"/>
             <w:vAlign w:val="center"/>
           </w:tcPr>
           <w:p>
@@ -9025,7 +9017,7 @@
         </w:tc>
         <w:tc>
           <w:tcPr>
-            <w:tcW w:type="dxa" w:w="595"/>
+            <w:tcW w:type="dxa" w:w="709"/>
             <w:vAlign w:val="center"/>
           </w:tcPr>
           <w:p>
@@ -9045,7 +9037,7 @@
         </w:tc>
         <w:tc>
           <w:tcPr>
-            <w:tcW w:type="dxa" w:w="1531"/>
+            <w:tcW w:type="dxa" w:w="1502"/>
             <w:vAlign w:val="center"/>
           </w:tcPr>
           <w:p>
@@ -9125,21 +9117,21 @@
         </w:tc>
         <w:tc>
           <w:tcPr>
-            <w:tcW w:type="dxa" w:w="1474"/>
-            <w:vAlign w:val="center"/>
-          </w:tcPr>
-          <w:p>
-            <w:pPr>
-              <w:spacing w:after="20" w:before="20"/>
-              <w:jc w:val="center"/>
-            </w:pPr>
-            <w:r>
-              <w:rPr>
-                <w:b w:val="0"/>
-                <w:i w:val="0"/>
-                <w:sz w:val="15"/>
-              </w:rPr>
-              <w:t>NO APLICA</w:t>
+            <w:tcW w:type="dxa" w:w="1417"/>
+            <w:vAlign w:val="center"/>
+          </w:tcPr>
+          <w:p>
+            <w:pPr>
+              <w:spacing w:after="20" w:before="20"/>
+              <w:jc w:val="center"/>
+            </w:pPr>
+            <w:r>
+              <w:rPr>
+                <w:b w:val="0"/>
+                <w:i w:val="0"/>
+                <w:sz w:val="15"/>
+              </w:rPr>
+              <w:t>CONFORME</w:t>
             </w:r>
           </w:p>
         </w:tc>
@@ -9147,7 +9139,7 @@
       <w:tr>
         <w:tc>
           <w:tcPr>
-            <w:tcW w:type="dxa" w:w="1644"/>
+            <w:tcW w:type="dxa" w:w="1616"/>
             <w:vAlign w:val="center"/>
           </w:tcPr>
           <w:p>
@@ -9207,7 +9199,7 @@
         </w:tc>
         <w:tc>
           <w:tcPr>
-            <w:tcW w:type="dxa" w:w="595"/>
+            <w:tcW w:type="dxa" w:w="709"/>
             <w:vAlign w:val="center"/>
           </w:tcPr>
           <w:p>
@@ -9227,7 +9219,7 @@
         </w:tc>
         <w:tc>
           <w:tcPr>
-            <w:tcW w:type="dxa" w:w="1531"/>
+            <w:tcW w:type="dxa" w:w="1502"/>
             <w:vAlign w:val="center"/>
           </w:tcPr>
           <w:p>
@@ -9307,7 +9299,7 @@
         </w:tc>
         <w:tc>
           <w:tcPr>
-            <w:tcW w:type="dxa" w:w="1474"/>
+            <w:tcW w:type="dxa" w:w="1417"/>
             <w:vAlign w:val="center"/>
           </w:tcPr>
           <w:p>
@@ -9329,7 +9321,7 @@
       <w:tr>
         <w:tc>
           <w:tcPr>
-            <w:tcW w:type="dxa" w:w="1644"/>
+            <w:tcW w:type="dxa" w:w="1616"/>
             <w:vAlign w:val="center"/>
           </w:tcPr>
           <w:p>
@@ -9389,7 +9381,7 @@
         </w:tc>
         <w:tc>
           <w:tcPr>
-            <w:tcW w:type="dxa" w:w="595"/>
+            <w:tcW w:type="dxa" w:w="709"/>
             <w:vAlign w:val="center"/>
           </w:tcPr>
           <w:p>
@@ -9409,7 +9401,7 @@
         </w:tc>
         <w:tc>
           <w:tcPr>
-            <w:tcW w:type="dxa" w:w="1531"/>
+            <w:tcW w:type="dxa" w:w="1502"/>
             <w:vAlign w:val="center"/>
           </w:tcPr>
           <w:p>
@@ -9489,7 +9481,7 @@
         </w:tc>
         <w:tc>
           <w:tcPr>
-            <w:tcW w:type="dxa" w:w="1474"/>
+            <w:tcW w:type="dxa" w:w="1417"/>
             <w:vAlign w:val="center"/>
           </w:tcPr>
           <w:p>
@@ -9542,7 +9534,7 @@
           <w:b w:val="0"/>
           <w:i w:val="0"/>
         </w:rPr>
-        <w:t>Supera la superficie sugerida (30/40 m²). Debe abrirse desde el zaguán de entrada por una puerta con mirilla (lineamientos 2.6).</w:t>
+        <w:t>Con 5 personas a 9.50 m² por persona (A.080 art. 6), el área mínima es de 47.50 m², y el ambiente tiene 47.50 m². Supera la superficie sugerida por los lineamientos (30.00 a 40.00 m²). Recibe a las usuarias desde el ingreso, como espacio acogedor de llegada (lineamientos 2.6 y 3.2).</w:t>
       </w:r>
     </w:p>
     <w:p>
@@ -9563,7 +9555,7 @@
           <w:b w:val="0"/>
           <w:i w:val="0"/>
         </w:rPr>
-        <w:t>Supera la superficie sugerida (6/10 m²). Los lineamientos piden que las pantallas de las cámaras de las áreas comunes estén también en esta oficina.</w:t>
+        <w:t>Con 2 personas a 9.50 m² por persona (A.080 art. 6), el área mínima es de 19.00 m², y el ambiente tiene 19.00 m². Supera la superficie sugerida por los lineamientos (6.00 a 10.00 m²).</w:t>
       </w:r>
     </w:p>
     <w:p>
@@ -9584,7 +9576,7 @@
           <w:b w:val="0"/>
           <w:i w:val="0"/>
         </w:rPr>
-        <w:t>La programación cita la A.080 art. 6 (9.5 m²/persona), pero el índice de 1.00 m²/persona es el de "ambientes de reunión" de la A.090 art. 11: corregir la cita. Con la R.V.M. 104-2019 (1.50 m²/persona) 25 personas requerirían 37.50 m².</w:t>
+        <w:t>Con 25 personas a 1.00 m² por persona (A.090 art. 11), el área mínima es de 25.00 m², y el ambiente tiene 25.00 m². Supera la superficie sugerida por los lineamientos (12.00 a 20.00 m²).</w:t>
       </w:r>
     </w:p>
     <w:p>
@@ -9605,7 +9597,7 @@
           <w:b w:val="0"/>
           <w:i w:val="0"/>
         </w:rPr>
-        <w:t>Igual al índice de oficinas.</w:t>
+        <w:t>Con 1 persona a 9.50 m² por persona (A.080 art. 6), el área mínima es de 9.50 m², y el ambiente tiene 9.50 m².</w:t>
       </w:r>
     </w:p>
     <w:p>
@@ -9626,7 +9618,7 @@
           <w:b w:val="0"/>
           <w:i w:val="0"/>
         </w:rPr>
-        <w:t>2 x 9.50 = 19.00 m²; la programación pone 19.50 m².</w:t>
+        <w:t>Con 2 personas a 9.50 m² por persona (A.080 art. 6), el área mínima es de 19.00 m², y el ambiente tiene 19.50 m².</w:t>
       </w:r>
     </w:p>
     <w:p>
@@ -9647,7 +9639,7 @@
           <w:b w:val="0"/>
           <w:i w:val="0"/>
         </w:rPr>
-        <w:t>El índice de 9.5 m²/persona es de oficinas; para una sala de espera el uso más parecido es "ambientes de reunión" (1.0 m²/persona, A.090 art. 11), con lo que 38.00 m² admite hasta 38 personas en el cálculo de evacuación.</w:t>
+        <w:t>Con 4 personas a 9.50 m² por persona (A.080 art. 6), el área mínima es de 38.00 m², y el ambiente tiene 38.00 m². Área de espera junto a las oficinas (R.V.M. 104-2019 num. 13.1.1).</w:t>
       </w:r>
     </w:p>
     <w:p>
@@ -9668,7 +9660,7 @@
           <w:b w:val="0"/>
           <w:i w:val="0"/>
         </w:rPr>
-        <w:t>A.090 art. 15, de 7 a 25 empleados: mujeres 1 lavatorio y 1 inodoro. La A.080 art. 15 tiene una tabla semejante (de 7 a 20 empleados).</w:t>
+        <w:t>A.090 art. 15, de 7 a 25 empleados: mujeres 1 lavatorio y 1 inodoro.</w:t>
       </w:r>
     </w:p>
     <w:p>
@@ -9710,7 +9702,7 @@
           <w:b w:val="0"/>
           <w:i w:val="0"/>
         </w:rPr>
-        <w:t>A.090 art. 16: el servicio exclusivo para personas con discapacidad, sin diferenciación de sexo, es adicional a los aparatos exigibles; dimensiones según la A.120.</w:t>
+        <w:t>Servicio para personas con discapacidad adicional a los aparatos exigibles (A.090 art. 16), con las dimensiones de la A.120.</w:t>
       </w:r>
     </w:p>
     <w:p>
@@ -9731,7 +9723,7 @@
           <w:b w:val="0"/>
           <w:i w:val="0"/>
         </w:rPr>
-        <w:t>La A.090 art. 15 trata de servicios higiénicos; el cuarto de limpieza está en la R.V.M. 104-2019 num. 13.3.5 (guardado de implementos, lavadero exclusivo y sumidero): corregir la cita.</w:t>
+        <w:t>Guardado de implementos de limpieza, con lavadero y sumidero (R.V.M. 104-2019 num. 13.3.5).</w:t>
       </w:r>
     </w:p>
     <w:p>
@@ -9752,7 +9744,7 @@
           <w:b w:val="0"/>
           <w:i w:val="0"/>
         </w:rPr>
-        <w:t>Por confidencialidad (lineamientos 2.4 y 2.6), la sala de visitas debe estar junto al ingreso, separada de las áreas privadas y de atención, con registro previo de cada visitante.</w:t>
+        <w:t>Con 5 personas a 9.50 m² por persona (A.080 art. 6), el área mínima es de 47.50 m², y el ambiente tiene 47.50 m². Junto al ingreso y separada de las áreas privadas, para la confidencialidad de las usuarias (lineamientos 2.6).</w:t>
       </w:r>
     </w:p>
     <w:p>
@@ -9773,7 +9765,7 @@
           <w:b w:val="0"/>
           <w:i w:val="0"/>
         </w:rPr>
-        <w:t>Supera la superficie sugerida. Los lineamientos piden divisiones fijas de piso a techo y puerta (aislamiento acústico), vista a un jardín silencioso y sin escritorio entre la profesional y la usuaria en la zona de atención.</w:t>
+        <w:t>Con 2 personas a 10.00 m² por persona (A.090 art. 11), el área mínima es de 20.00 m², y el ambiente tiene 20.00 m². Supera la superficie sugerida por los lineamientos (9.00 a 13.00 m²). Atención individual con privacidad acústica (lineamientos 3.5).</w:t>
       </w:r>
     </w:p>
     <w:p>
@@ -9794,7 +9786,7 @@
           <w:b w:val="0"/>
           <w:i w:val="0"/>
         </w:rPr>
-        <w:t>Supera la superficie sugerida (6/10 m²).</w:t>
+        <w:t>Con 2 personas a 10.00 m² por persona (A.090 art. 11), el área mínima es de 20.00 m², y el ambiente tiene 20.00 m². Supera la superficie sugerida por los lineamientos (6.00 a 10.00 m²).</w:t>
       </w:r>
     </w:p>
     <w:p>
@@ -9815,7 +9807,7 @@
           <w:b w:val="0"/>
           <w:i w:val="0"/>
         </w:rPr>
-        <w:t>Supera la superficie sugerida. Los lineamientos piden casilleros con candado para las pertenencias de valor de cada usuaria.</w:t>
+        <w:t>Con 2 personas a 10.00 m² por persona (A.090 art. 11), el área mínima es de 20.00 m², y el ambiente tiene 20.00 m². Supera la superficie sugerida por los lineamientos (6.00 a 10.00 m²).</w:t>
       </w:r>
     </w:p>
     <w:p>
@@ -9836,7 +9828,7 @@
           <w:b w:val="0"/>
           <w:i w:val="0"/>
         </w:rPr>
-        <w:t>Supera el tópico de la R.V.M. 104-2019 (7.00 m²) y la superficie sugerida (9/14 m²). Medicamentos bajo llave.</w:t>
+        <w:t>Con 3 personas a 10.00 m² por persona (A.090 art. 11), el área mínima es de 30.00 m², y el ambiente tiene 30.00 m². Supera la superficie sugerida por los lineamientos (9.00 a 14.00 m²). Mayor que el tópico de la R.V.M. 104-2019 (7.00 m², cuadro 22).</w:t>
       </w:r>
     </w:p>
     <w:p>
@@ -9857,7 +9849,7 @@
           <w:b w:val="0"/>
           <w:i w:val="0"/>
         </w:rPr>
-        <w:t>Índice de 3.00 m²/persona de la programación (R.V.M. 208-2019, por cotejar): 4 x 3.00 = 12.00 m² &lt; 15.00 m². Los lineamientos piden cámaras en accesos, perímetro y áreas comunes, con pantallas en la caseta y en la oficina de la dirección.</w:t>
+        <w:t>Con 4 personas a 3.00 m² por persona (R.V.M. 208-2019), el área mínima es de 12.00 m², y el ambiente tiene 15.00 m². Monitoreo del circuito cerrado de accesos, perímetro y áreas comunes (lineamientos 2.4 y 2.5).</w:t>
       </w:r>
     </w:p>
     <w:p>
@@ -9878,7 +9870,7 @@
           <w:b w:val="0"/>
           <w:i w:val="0"/>
         </w:rPr>
-        <w:t>Sin índice de ocupación.</w:t>
+        <w:t>Equipos de comunicaciones e internet (lineamientos 2.8).</w:t>
       </w:r>
     </w:p>
     <w:p>
@@ -9899,7 +9891,7 @@
           <w:b w:val="0"/>
           <w:i w:val="0"/>
         </w:rPr>
-        <w:t>R.V.M. 104-2019: archivo de 6.00 m², contiguo al área de oficinas.</w:t>
+        <w:t>El área mínima es de 6.00 m² y el ambiente tiene 12.00 m². R.V.M. 104-2019: archivo de 6.00 m², contiguo a las oficinas.</w:t>
       </w:r>
     </w:p>
     <w:p>
@@ -9920,7 +9912,7 @@
           <w:b w:val="0"/>
           <w:i w:val="0"/>
         </w:rPr>
-        <w:t>R.V.M. 104-2019: almacén o depósito general de 1.50 m² por aula, no menor de 10.00 m².</w:t>
+        <w:t>El área mínima es de 10.00 m² y el ambiente tiene 15.00 m². R.V.M. 104-2019: almacén o depósito no menor de 10.00 m².</w:t>
       </w:r>
     </w:p>
     <w:p>
@@ -9955,15 +9947,15 @@
         <w:tblLook w:firstColumn="1" w:firstRow="1" w:lastColumn="0" w:lastRow="0" w:noHBand="0" w:noVBand="1" w:val="04A0"/>
       </w:tblPr>
       <w:tblGrid>
-        <w:gridCol w:w="1644"/>
+        <w:gridCol w:w="1615"/>
         <w:gridCol w:w="737"/>
         <w:gridCol w:w="567"/>
-        <w:gridCol w:w="595"/>
-        <w:gridCol w:w="1530"/>
+        <w:gridCol w:w="708"/>
+        <w:gridCol w:w="1502"/>
         <w:gridCol w:w="765"/>
         <w:gridCol w:w="822"/>
         <w:gridCol w:w="935"/>
-        <w:gridCol w:w="1474"/>
+        <w:gridCol w:w="1417"/>
       </w:tblGrid>
       <w:tr>
         <w:trPr>
@@ -9971,7 +9963,7 @@
         </w:trPr>
         <w:tc>
           <w:tcPr>
-            <w:tcW w:type="dxa" w:w="1644"/>
+            <w:tcW w:type="dxa" w:w="1616"/>
             <w:shd w:val="clear" w:color="auto" w:fill="7B1E2B"/>
             <w:vAlign w:val="center"/>
           </w:tcPr>
@@ -10040,7 +10032,7 @@
         </w:tc>
         <w:tc>
           <w:tcPr>
-            <w:tcW w:type="dxa" w:w="595"/>
+            <w:tcW w:type="dxa" w:w="709"/>
             <w:shd w:val="clear" w:color="auto" w:fill="7B1E2B"/>
             <w:vAlign w:val="center"/>
           </w:tcPr>
@@ -10063,7 +10055,7 @@
         </w:tc>
         <w:tc>
           <w:tcPr>
-            <w:tcW w:type="dxa" w:w="1531"/>
+            <w:tcW w:type="dxa" w:w="1502"/>
             <w:shd w:val="clear" w:color="auto" w:fill="7B1E2B"/>
             <w:vAlign w:val="center"/>
           </w:tcPr>
@@ -10103,7 +10095,7 @@
                 <w:color w:val="FFFFFF"/>
                 <w:sz w:val="15"/>
               </w:rPr>
-              <w:t>REQ.</w:t>
+              <w:t>MÍN.</w:t>
             </w:r>
           </w:p>
         </w:tc>
@@ -10155,7 +10147,7 @@
         </w:tc>
         <w:tc>
           <w:tcPr>
-            <w:tcW w:type="dxa" w:w="1474"/>
+            <w:tcW w:type="dxa" w:w="1417"/>
             <w:shd w:val="clear" w:color="auto" w:fill="7B1E2B"/>
             <w:vAlign w:val="center"/>
           </w:tcPr>
@@ -10180,7 +10172,7 @@
       <w:tr>
         <w:tc>
           <w:tcPr>
-            <w:tcW w:type="dxa" w:w="1644"/>
+            <w:tcW w:type="dxa" w:w="1616"/>
             <w:vAlign w:val="center"/>
           </w:tcPr>
           <w:p>
@@ -10243,7 +10235,7 @@
         </w:tc>
         <w:tc>
           <w:tcPr>
-            <w:tcW w:type="dxa" w:w="595"/>
+            <w:tcW w:type="dxa" w:w="709"/>
             <w:vAlign w:val="center"/>
           </w:tcPr>
           <w:p>
@@ -10264,7 +10256,7 @@
         </w:tc>
         <w:tc>
           <w:tcPr>
-            <w:tcW w:type="dxa" w:w="1531"/>
+            <w:tcW w:type="dxa" w:w="1502"/>
             <w:vAlign w:val="center"/>
           </w:tcPr>
           <w:p>
@@ -10348,7 +10340,7 @@
         </w:tc>
         <w:tc>
           <w:tcPr>
-            <w:tcW w:type="dxa" w:w="1474"/>
+            <w:tcW w:type="dxa" w:w="1417"/>
             <w:vAlign w:val="center"/>
           </w:tcPr>
           <w:p>
@@ -10371,7 +10363,7 @@
       <w:tr>
         <w:tc>
           <w:tcPr>
-            <w:tcW w:type="dxa" w:w="1644"/>
+            <w:tcW w:type="dxa" w:w="1616"/>
             <w:vAlign w:val="center"/>
           </w:tcPr>
           <w:p>
@@ -10434,7 +10426,7 @@
         </w:tc>
         <w:tc>
           <w:tcPr>
-            <w:tcW w:type="dxa" w:w="595"/>
+            <w:tcW w:type="dxa" w:w="709"/>
             <w:vAlign w:val="center"/>
           </w:tcPr>
           <w:p>
@@ -10455,7 +10447,7 @@
         </w:tc>
         <w:tc>
           <w:tcPr>
-            <w:tcW w:type="dxa" w:w="1531"/>
+            <w:tcW w:type="dxa" w:w="1502"/>
             <w:vAlign w:val="center"/>
           </w:tcPr>
           <w:p>
@@ -10539,7 +10531,7 @@
         </w:tc>
         <w:tc>
           <w:tcPr>
-            <w:tcW w:type="dxa" w:w="1474"/>
+            <w:tcW w:type="dxa" w:w="1417"/>
             <w:vAlign w:val="center"/>
           </w:tcPr>
           <w:p>
@@ -10562,7 +10554,7 @@
       <w:tr>
         <w:tc>
           <w:tcPr>
-            <w:tcW w:type="dxa" w:w="1644"/>
+            <w:tcW w:type="dxa" w:w="1616"/>
             <w:vAlign w:val="center"/>
           </w:tcPr>
           <w:p>
@@ -10625,7 +10617,7 @@
         </w:tc>
         <w:tc>
           <w:tcPr>
-            <w:tcW w:type="dxa" w:w="595"/>
+            <w:tcW w:type="dxa" w:w="709"/>
             <w:vAlign w:val="center"/>
           </w:tcPr>
           <w:p>
@@ -10646,7 +10638,7 @@
         </w:tc>
         <w:tc>
           <w:tcPr>
-            <w:tcW w:type="dxa" w:w="1531"/>
+            <w:tcW w:type="dxa" w:w="1502"/>
             <w:vAlign w:val="center"/>
           </w:tcPr>
           <w:p>
@@ -10730,7 +10722,7 @@
         </w:tc>
         <w:tc>
           <w:tcPr>
-            <w:tcW w:type="dxa" w:w="1474"/>
+            <w:tcW w:type="dxa" w:w="1417"/>
             <w:vAlign w:val="center"/>
           </w:tcPr>
           <w:p>
@@ -10753,7 +10745,7 @@
       <w:tr>
         <w:tc>
           <w:tcPr>
-            <w:tcW w:type="dxa" w:w="1644"/>
+            <w:tcW w:type="dxa" w:w="1616"/>
             <w:vAlign w:val="center"/>
           </w:tcPr>
           <w:p>
@@ -10816,7 +10808,7 @@
         </w:tc>
         <w:tc>
           <w:tcPr>
-            <w:tcW w:type="dxa" w:w="595"/>
+            <w:tcW w:type="dxa" w:w="709"/>
             <w:vAlign w:val="center"/>
           </w:tcPr>
           <w:p>
@@ -10837,7 +10829,7 @@
         </w:tc>
         <w:tc>
           <w:tcPr>
-            <w:tcW w:type="dxa" w:w="1531"/>
+            <w:tcW w:type="dxa" w:w="1502"/>
             <w:vAlign w:val="center"/>
           </w:tcPr>
           <w:p>
@@ -10921,7 +10913,7 @@
         </w:tc>
         <w:tc>
           <w:tcPr>
-            <w:tcW w:type="dxa" w:w="1474"/>
+            <w:tcW w:type="dxa" w:w="1417"/>
             <w:vAlign w:val="center"/>
           </w:tcPr>
           <w:p>
@@ -10944,7 +10936,7 @@
       <w:tr>
         <w:tc>
           <w:tcPr>
-            <w:tcW w:type="dxa" w:w="1644"/>
+            <w:tcW w:type="dxa" w:w="1616"/>
             <w:vAlign w:val="center"/>
           </w:tcPr>
           <w:p>
@@ -11007,7 +10999,7 @@
         </w:tc>
         <w:tc>
           <w:tcPr>
-            <w:tcW w:type="dxa" w:w="595"/>
+            <w:tcW w:type="dxa" w:w="709"/>
             <w:vAlign w:val="center"/>
           </w:tcPr>
           <w:p>
@@ -11028,7 +11020,7 @@
         </w:tc>
         <w:tc>
           <w:tcPr>
-            <w:tcW w:type="dxa" w:w="1531"/>
+            <w:tcW w:type="dxa" w:w="1502"/>
             <w:vAlign w:val="center"/>
           </w:tcPr>
           <w:p>
@@ -11112,7 +11104,7 @@
         </w:tc>
         <w:tc>
           <w:tcPr>
-            <w:tcW w:type="dxa" w:w="1474"/>
+            <w:tcW w:type="dxa" w:w="1417"/>
             <w:vAlign w:val="center"/>
           </w:tcPr>
           <w:p>
@@ -11135,7 +11127,7 @@
       <w:tr>
         <w:tc>
           <w:tcPr>
-            <w:tcW w:type="dxa" w:w="1644"/>
+            <w:tcW w:type="dxa" w:w="1616"/>
             <w:vAlign w:val="center"/>
           </w:tcPr>
           <w:p>
@@ -11198,7 +11190,7 @@
         </w:tc>
         <w:tc>
           <w:tcPr>
-            <w:tcW w:type="dxa" w:w="595"/>
+            <w:tcW w:type="dxa" w:w="709"/>
             <w:vAlign w:val="center"/>
           </w:tcPr>
           <w:p>
@@ -11219,7 +11211,7 @@
         </w:tc>
         <w:tc>
           <w:tcPr>
-            <w:tcW w:type="dxa" w:w="1531"/>
+            <w:tcW w:type="dxa" w:w="1502"/>
             <w:vAlign w:val="center"/>
           </w:tcPr>
           <w:p>
@@ -11303,7 +11295,7 @@
         </w:tc>
         <w:tc>
           <w:tcPr>
-            <w:tcW w:type="dxa" w:w="1474"/>
+            <w:tcW w:type="dxa" w:w="1417"/>
             <w:vAlign w:val="center"/>
           </w:tcPr>
           <w:p>
@@ -11326,7 +11318,7 @@
       <w:tr>
         <w:tc>
           <w:tcPr>
-            <w:tcW w:type="dxa" w:w="1644"/>
+            <w:tcW w:type="dxa" w:w="1616"/>
             <w:vAlign w:val="center"/>
           </w:tcPr>
           <w:p>
@@ -11389,7 +11381,7 @@
         </w:tc>
         <w:tc>
           <w:tcPr>
-            <w:tcW w:type="dxa" w:w="595"/>
+            <w:tcW w:type="dxa" w:w="709"/>
             <w:vAlign w:val="center"/>
           </w:tcPr>
           <w:p>
@@ -11410,7 +11402,7 @@
         </w:tc>
         <w:tc>
           <w:tcPr>
-            <w:tcW w:type="dxa" w:w="1531"/>
+            <w:tcW w:type="dxa" w:w="1502"/>
             <w:vAlign w:val="center"/>
           </w:tcPr>
           <w:p>
@@ -11494,22 +11486,22 @@
         </w:tc>
         <w:tc>
           <w:tcPr>
-            <w:tcW w:type="dxa" w:w="1474"/>
-            <w:vAlign w:val="center"/>
-          </w:tcPr>
-          <w:p>
-            <w:pPr>
-              <w:keepNext/>
-              <w:spacing w:after="20" w:before="20"/>
-              <w:jc w:val="center"/>
-            </w:pPr>
-            <w:r>
-              <w:rPr>
-                <w:b w:val="0"/>
-                <w:i w:val="0"/>
-                <w:sz w:val="15"/>
-              </w:rPr>
-              <w:t>CUMPLE</w:t>
+            <w:tcW w:type="dxa" w:w="1417"/>
+            <w:vAlign w:val="center"/>
+          </w:tcPr>
+          <w:p>
+            <w:pPr>
+              <w:keepNext/>
+              <w:spacing w:after="20" w:before="20"/>
+              <w:jc w:val="center"/>
+            </w:pPr>
+            <w:r>
+              <w:rPr>
+                <w:b w:val="0"/>
+                <w:i w:val="0"/>
+                <w:sz w:val="15"/>
+              </w:rPr>
+              <w:t>CONFORME</w:t>
             </w:r>
           </w:p>
         </w:tc>
@@ -11517,7 +11509,7 @@
       <w:tr>
         <w:tc>
           <w:tcPr>
-            <w:tcW w:type="dxa" w:w="1644"/>
+            <w:tcW w:type="dxa" w:w="1616"/>
             <w:vAlign w:val="center"/>
           </w:tcPr>
           <w:p>
@@ -11580,7 +11572,7 @@
         </w:tc>
         <w:tc>
           <w:tcPr>
-            <w:tcW w:type="dxa" w:w="595"/>
+            <w:tcW w:type="dxa" w:w="709"/>
             <w:vAlign w:val="center"/>
           </w:tcPr>
           <w:p>
@@ -11601,7 +11593,7 @@
         </w:tc>
         <w:tc>
           <w:tcPr>
-            <w:tcW w:type="dxa" w:w="1531"/>
+            <w:tcW w:type="dxa" w:w="1502"/>
             <w:vAlign w:val="center"/>
           </w:tcPr>
           <w:p>
@@ -11685,22 +11677,22 @@
         </w:tc>
         <w:tc>
           <w:tcPr>
-            <w:tcW w:type="dxa" w:w="1474"/>
-            <w:vAlign w:val="center"/>
-          </w:tcPr>
-          <w:p>
-            <w:pPr>
-              <w:keepNext/>
-              <w:spacing w:after="20" w:before="20"/>
-              <w:jc w:val="center"/>
-            </w:pPr>
-            <w:r>
-              <w:rPr>
-                <w:b w:val="0"/>
-                <w:i w:val="0"/>
-                <w:sz w:val="15"/>
-              </w:rPr>
-              <w:t>CUMPLE</w:t>
+            <w:tcW w:type="dxa" w:w="1417"/>
+            <w:vAlign w:val="center"/>
+          </w:tcPr>
+          <w:p>
+            <w:pPr>
+              <w:keepNext/>
+              <w:spacing w:after="20" w:before="20"/>
+              <w:jc w:val="center"/>
+            </w:pPr>
+            <w:r>
+              <w:rPr>
+                <w:b w:val="0"/>
+                <w:i w:val="0"/>
+                <w:sz w:val="15"/>
+              </w:rPr>
+              <w:t>CONFORME</w:t>
             </w:r>
           </w:p>
         </w:tc>
@@ -11708,7 +11700,7 @@
       <w:tr>
         <w:tc>
           <w:tcPr>
-            <w:tcW w:type="dxa" w:w="1644"/>
+            <w:tcW w:type="dxa" w:w="1616"/>
             <w:vAlign w:val="center"/>
           </w:tcPr>
           <w:p>
@@ -11768,7 +11760,7 @@
         </w:tc>
         <w:tc>
           <w:tcPr>
-            <w:tcW w:type="dxa" w:w="595"/>
+            <w:tcW w:type="dxa" w:w="709"/>
             <w:vAlign w:val="center"/>
           </w:tcPr>
           <w:p>
@@ -11788,7 +11780,7 @@
         </w:tc>
         <w:tc>
           <w:tcPr>
-            <w:tcW w:type="dxa" w:w="1531"/>
+            <w:tcW w:type="dxa" w:w="1502"/>
             <w:vAlign w:val="center"/>
           </w:tcPr>
           <w:p>
@@ -11868,21 +11860,21 @@
         </w:tc>
         <w:tc>
           <w:tcPr>
-            <w:tcW w:type="dxa" w:w="1474"/>
-            <w:vAlign w:val="center"/>
-          </w:tcPr>
-          <w:p>
-            <w:pPr>
-              <w:spacing w:after="20" w:before="20"/>
-              <w:jc w:val="center"/>
-            </w:pPr>
-            <w:r>
-              <w:rPr>
-                <w:b w:val="0"/>
-                <w:i w:val="0"/>
-                <w:sz w:val="15"/>
-              </w:rPr>
-              <w:t>CUMPLE</w:t>
+            <w:tcW w:type="dxa" w:w="1417"/>
+            <w:vAlign w:val="center"/>
+          </w:tcPr>
+          <w:p>
+            <w:pPr>
+              <w:spacing w:after="20" w:before="20"/>
+              <w:jc w:val="center"/>
+            </w:pPr>
+            <w:r>
+              <w:rPr>
+                <w:b w:val="0"/>
+                <w:i w:val="0"/>
+                <w:sz w:val="15"/>
+              </w:rPr>
+              <w:t>CONFORME</w:t>
             </w:r>
           </w:p>
         </w:tc>
@@ -11921,7 +11913,7 @@
           <w:b w:val="0"/>
           <w:i w:val="0"/>
         </w:rPr>
-        <w:t>Los lineamientos (3.7) piden que los talleres productivos respondan a la oferta de empleo de la región.</w:t>
+        <w:t>Con 20 personas a 3.00 m² por persona (A.040 art. 13), el área mínima es de 60.00 m², y el ambiente tiene 60.00 m². Supera la superficie sugerida por los lineamientos (45.00 m²). Taller productivo para la autonomía económica de las usuarias (lineamientos 3.7).</w:t>
       </w:r>
     </w:p>
     <w:p>
@@ -11942,7 +11934,28 @@
           <w:b w:val="0"/>
           <w:i w:val="0"/>
         </w:rPr>
-        <w:t>Requiere instalaciones de agua, desagüe, gas o electricidad de cocina, y punzocortantes bajo llave (lineamientos 2.5).</w:t>
+        <w:t>Con 20 personas a 3.00 m² por persona (A.040 art. 13), el área mínima es de 60.00 m², y el ambiente tiene 60.00 m². Supera la superficie sugerida por los lineamientos (45.00 m²). Taller productivo para la autonomía económica de las usuarias (lineamientos 3.7).</w:t>
+      </w:r>
+    </w:p>
+    <w:p>
+      <w:pPr>
+        <w:spacing w:before="0" w:after="60" w:line="276" w:lineRule="auto"/>
+        <w:ind w:left="510" w:hanging="255"/>
+        <w:jc w:val="both"/>
+      </w:pPr>
+      <w:r>
+        <w:rPr>
+          <w:b/>
+          <w:i w:val="0"/>
+        </w:rPr>
+        <w:t xml:space="preserve">•  Taller de costura: </w:t>
+      </w:r>
+      <w:r>
+        <w:rPr>
+          <w:b w:val="0"/>
+          <w:i w:val="0"/>
+        </w:rPr>
+        <w:t>Con 20 personas a 3.00 m² por persona (A.040 art. 13), el área mínima es de 60.00 m², y el ambiente tiene 60.00 m². Supera la superficie sugerida por los lineamientos (45.00 m²). Taller productivo para la autonomía económica de las usuarias (lineamientos 3.7).</w:t>
       </w:r>
     </w:p>
     <w:p>
@@ -11963,7 +11976,7 @@
           <w:b w:val="0"/>
           <w:i w:val="0"/>
         </w:rPr>
-        <w:t>Supera la superficie sugerida. El índice de oficinas (10.0 m²/persona) no es el de una sala grupal: con 50.00 m² y el de reunión (1.0 m²/persona, A.090 art. 11) la sala admite grupos de 10 o más; se sugiere declarar una capacidad de 10 participantes. Los lineamientos piden puertas corredizas hacia una sala multiuso.</w:t>
+        <w:t>Con 5 personas a 10.00 m² por persona (A.090 art. 11), el área mínima es de 50.00 m², y el ambiente tiene 50.00 m². Supera la superficie sugerida por los lineamientos (15.00 a 21.00 m²). Sesiones grupales con buena iluminación y ventilación natural (lineamientos 3.5).</w:t>
       </w:r>
     </w:p>
     <w:p>
@@ -11984,7 +11997,7 @@
           <w:b w:val="0"/>
           <w:i w:val="0"/>
         </w:rPr>
-        <w:t>El índice de 2.00 m²/niño(a) es el de la sala de psicomotricidad de la R.V.M. 104-2019 (cuadro 18). Los lineamientos piden piso de hule, vista y acceso directo a un jardín, y ubicación alejada de las salas de atención.</w:t>
+        <w:t>Con 10 personas a 2.00 m² por persona (R.V.M. 104-2019 cuadro 18), el área mínima es de 20.00 m², y el ambiente tiene 25.00 m². Se encuentra dentro de la superficie sugerida por los lineamientos (25.00 a 30.00 m²). Espacio de juego y aprendizaje para niñas y niños, acompañados por personal del hogar (lineamientos 3.2, ludoteca).</w:t>
       </w:r>
     </w:p>
     <w:p>
@@ -12005,7 +12018,7 @@
           <w:b w:val="0"/>
           <w:i w:val="0"/>
         </w:rPr>
-        <w:t>La programación usa 2.00 m²/persona; el aula de la R.V.M. 104-2019 tiene I.O. de 2.40 m² (15 x 2.40 = 36.00 m²) y el área de 39.00 m² también la cumple.</w:t>
+        <w:t>Con 15 personas a 2.40 m² por persona (R.V.M. 104-2019 cuadro 16), el área mínima es de 36.00 m², y el ambiente tiene 39.00 m². Supera la superficie sugerida por los lineamientos (16.00 a 21.00 m²). Continuidad educativa de niñas y niños (lineamientos 3.5).</w:t>
       </w:r>
     </w:p>
     <w:p>
@@ -12068,7 +12081,7 @@
           <w:b w:val="0"/>
           <w:i w:val="0"/>
         </w:rPr>
-        <w:t>A.040 art. 20.2: al menos un lavatorio, un inodoro y un urinario por piso para personas con discapacidad, pudiendo ser de uso mixto.</w:t>
+        <w:t>A.040 art. 20.2: al menos un lavatorio, un inodoro y un urinario por piso para personas con discapacidad, de uso mixto.</w:t>
       </w:r>
     </w:p>
     <w:p>
@@ -12103,15 +12116,15 @@
         <w:tblLook w:firstColumn="1" w:firstRow="1" w:lastColumn="0" w:lastRow="0" w:noHBand="0" w:noVBand="1" w:val="04A0"/>
       </w:tblPr>
       <w:tblGrid>
-        <w:gridCol w:w="1644"/>
+        <w:gridCol w:w="1615"/>
         <w:gridCol w:w="737"/>
         <w:gridCol w:w="567"/>
-        <w:gridCol w:w="595"/>
-        <w:gridCol w:w="1530"/>
+        <w:gridCol w:w="708"/>
+        <w:gridCol w:w="1502"/>
         <w:gridCol w:w="765"/>
         <w:gridCol w:w="822"/>
         <w:gridCol w:w="935"/>
-        <w:gridCol w:w="1474"/>
+        <w:gridCol w:w="1417"/>
       </w:tblGrid>
       <w:tr>
         <w:trPr>
@@ -12119,7 +12132,7 @@
         </w:trPr>
         <w:tc>
           <w:tcPr>
-            <w:tcW w:type="dxa" w:w="1644"/>
+            <w:tcW w:type="dxa" w:w="1616"/>
             <w:shd w:val="clear" w:color="auto" w:fill="7B1E2B"/>
             <w:vAlign w:val="center"/>
           </w:tcPr>
@@ -12185,7 +12198,7 @@
         </w:tc>
         <w:tc>
           <w:tcPr>
-            <w:tcW w:type="dxa" w:w="595"/>
+            <w:tcW w:type="dxa" w:w="709"/>
             <w:shd w:val="clear" w:color="auto" w:fill="7B1E2B"/>
             <w:vAlign w:val="center"/>
           </w:tcPr>
@@ -12207,7 +12220,7 @@
         </w:tc>
         <w:tc>
           <w:tcPr>
-            <w:tcW w:type="dxa" w:w="1531"/>
+            <w:tcW w:type="dxa" w:w="1502"/>
             <w:shd w:val="clear" w:color="auto" w:fill="7B1E2B"/>
             <w:vAlign w:val="center"/>
           </w:tcPr>
@@ -12245,7 +12258,7 @@
                 <w:color w:val="FFFFFF"/>
                 <w:sz w:val="15"/>
               </w:rPr>
-              <w:t>REQ.</w:t>
+              <w:t>MÍN.</w:t>
             </w:r>
           </w:p>
         </w:tc>
@@ -12295,7 +12308,7 @@
         </w:tc>
         <w:tc>
           <w:tcPr>
-            <w:tcW w:type="dxa" w:w="1474"/>
+            <w:tcW w:type="dxa" w:w="1417"/>
             <w:shd w:val="clear" w:color="auto" w:fill="7B1E2B"/>
             <w:vAlign w:val="center"/>
           </w:tcPr>
@@ -12319,7 +12332,7 @@
       <w:tr>
         <w:tc>
           <w:tcPr>
-            <w:tcW w:type="dxa" w:w="1644"/>
+            <w:tcW w:type="dxa" w:w="1616"/>
             <w:vAlign w:val="center"/>
           </w:tcPr>
           <w:p>
@@ -12379,7 +12392,7 @@
         </w:tc>
         <w:tc>
           <w:tcPr>
-            <w:tcW w:type="dxa" w:w="595"/>
+            <w:tcW w:type="dxa" w:w="709"/>
             <w:vAlign w:val="center"/>
           </w:tcPr>
           <w:p>
@@ -12399,7 +12412,7 @@
         </w:tc>
         <w:tc>
           <w:tcPr>
-            <w:tcW w:type="dxa" w:w="1531"/>
+            <w:tcW w:type="dxa" w:w="1502"/>
             <w:vAlign w:val="center"/>
           </w:tcPr>
           <w:p>
@@ -12479,7 +12492,7 @@
         </w:tc>
         <w:tc>
           <w:tcPr>
-            <w:tcW w:type="dxa" w:w="1474"/>
+            <w:tcW w:type="dxa" w:w="1417"/>
             <w:vAlign w:val="center"/>
           </w:tcPr>
           <w:p>
@@ -12501,7 +12514,7 @@
       <w:tr>
         <w:tc>
           <w:tcPr>
-            <w:tcW w:type="dxa" w:w="1644"/>
+            <w:tcW w:type="dxa" w:w="1616"/>
             <w:vAlign w:val="center"/>
           </w:tcPr>
           <w:p>
@@ -12561,7 +12574,7 @@
         </w:tc>
         <w:tc>
           <w:tcPr>
-            <w:tcW w:type="dxa" w:w="595"/>
+            <w:tcW w:type="dxa" w:w="709"/>
             <w:vAlign w:val="center"/>
           </w:tcPr>
           <w:p>
@@ -12581,7 +12594,7 @@
         </w:tc>
         <w:tc>
           <w:tcPr>
-            <w:tcW w:type="dxa" w:w="1531"/>
+            <w:tcW w:type="dxa" w:w="1502"/>
             <w:vAlign w:val="center"/>
           </w:tcPr>
           <w:p>
@@ -12595,7 +12608,7 @@
                 <w:i w:val="0"/>
                 <w:sz w:val="15"/>
               </w:rPr>
-              <w:t>A.030 art. 6 y Anexo 3</w:t>
+              <w:t>A.030 art. 6</w:t>
             </w:r>
           </w:p>
         </w:tc>
@@ -12655,13 +12668,13 @@
                 <w:i w:val="0"/>
                 <w:sz w:val="15"/>
               </w:rPr>
-              <w:t>2.70</w:t>
-            </w:r>
-          </w:p>
-        </w:tc>
-        <w:tc>
-          <w:tcPr>
-            <w:tcW w:type="dxa" w:w="1474"/>
+              <w:t>—</w:t>
+            </w:r>
+          </w:p>
+        </w:tc>
+        <w:tc>
+          <w:tcPr>
+            <w:tcW w:type="dxa" w:w="1417"/>
             <w:vAlign w:val="center"/>
           </w:tcPr>
           <w:p>
@@ -12683,7 +12696,7 @@
       <w:tr>
         <w:tc>
           <w:tcPr>
-            <w:tcW w:type="dxa" w:w="1644"/>
+            <w:tcW w:type="dxa" w:w="1616"/>
             <w:vAlign w:val="center"/>
           </w:tcPr>
           <w:p>
@@ -12743,7 +12756,7 @@
         </w:tc>
         <w:tc>
           <w:tcPr>
-            <w:tcW w:type="dxa" w:w="595"/>
+            <w:tcW w:type="dxa" w:w="709"/>
             <w:vAlign w:val="center"/>
           </w:tcPr>
           <w:p>
@@ -12763,7 +12776,7 @@
         </w:tc>
         <w:tc>
           <w:tcPr>
-            <w:tcW w:type="dxa" w:w="1531"/>
+            <w:tcW w:type="dxa" w:w="1502"/>
             <w:vAlign w:val="center"/>
           </w:tcPr>
           <w:p>
@@ -12843,7 +12856,7 @@
         </w:tc>
         <w:tc>
           <w:tcPr>
-            <w:tcW w:type="dxa" w:w="1474"/>
+            <w:tcW w:type="dxa" w:w="1417"/>
             <w:vAlign w:val="center"/>
           </w:tcPr>
           <w:p>
@@ -12865,7 +12878,7 @@
       <w:tr>
         <w:tc>
           <w:tcPr>
-            <w:tcW w:type="dxa" w:w="1644"/>
+            <w:tcW w:type="dxa" w:w="1616"/>
             <w:vAlign w:val="center"/>
           </w:tcPr>
           <w:p>
@@ -12925,7 +12938,7 @@
         </w:tc>
         <w:tc>
           <w:tcPr>
-            <w:tcW w:type="dxa" w:w="595"/>
+            <w:tcW w:type="dxa" w:w="709"/>
             <w:vAlign w:val="center"/>
           </w:tcPr>
           <w:p>
@@ -12945,7 +12958,7 @@
         </w:tc>
         <w:tc>
           <w:tcPr>
-            <w:tcW w:type="dxa" w:w="1531"/>
+            <w:tcW w:type="dxa" w:w="1502"/>
             <w:vAlign w:val="center"/>
           </w:tcPr>
           <w:p>
@@ -12959,7 +12972,7 @@
                 <w:i w:val="0"/>
                 <w:sz w:val="15"/>
               </w:rPr>
-              <w:t>A.030 art. 6 y Anexo 3</w:t>
+              <w:t>A.030 art. 6</w:t>
             </w:r>
           </w:p>
         </w:tc>
@@ -13019,13 +13032,13 @@
                 <w:i w:val="0"/>
                 <w:sz w:val="15"/>
               </w:rPr>
-              <w:t>2.70</w:t>
-            </w:r>
-          </w:p>
-        </w:tc>
-        <w:tc>
-          <w:tcPr>
-            <w:tcW w:type="dxa" w:w="1474"/>
+              <w:t>—</w:t>
+            </w:r>
+          </w:p>
+        </w:tc>
+        <w:tc>
+          <w:tcPr>
+            <w:tcW w:type="dxa" w:w="1417"/>
             <w:vAlign w:val="center"/>
           </w:tcPr>
           <w:p>
@@ -13047,7 +13060,7 @@
       <w:tr>
         <w:tc>
           <w:tcPr>
-            <w:tcW w:type="dxa" w:w="1644"/>
+            <w:tcW w:type="dxa" w:w="1616"/>
             <w:vAlign w:val="center"/>
           </w:tcPr>
           <w:p>
@@ -13107,7 +13120,7 @@
         </w:tc>
         <w:tc>
           <w:tcPr>
-            <w:tcW w:type="dxa" w:w="595"/>
+            <w:tcW w:type="dxa" w:w="709"/>
             <w:vAlign w:val="center"/>
           </w:tcPr>
           <w:p>
@@ -13127,7 +13140,7 @@
         </w:tc>
         <w:tc>
           <w:tcPr>
-            <w:tcW w:type="dxa" w:w="1531"/>
+            <w:tcW w:type="dxa" w:w="1502"/>
             <w:vAlign w:val="center"/>
           </w:tcPr>
           <w:p>
@@ -13207,7 +13220,7 @@
         </w:tc>
         <w:tc>
           <w:tcPr>
-            <w:tcW w:type="dxa" w:w="1474"/>
+            <w:tcW w:type="dxa" w:w="1417"/>
             <w:vAlign w:val="center"/>
           </w:tcPr>
           <w:p>
@@ -13229,7 +13242,7 @@
       <w:tr>
         <w:tc>
           <w:tcPr>
-            <w:tcW w:type="dxa" w:w="1644"/>
+            <w:tcW w:type="dxa" w:w="1616"/>
             <w:vAlign w:val="center"/>
           </w:tcPr>
           <w:p>
@@ -13289,7 +13302,7 @@
         </w:tc>
         <w:tc>
           <w:tcPr>
-            <w:tcW w:type="dxa" w:w="595"/>
+            <w:tcW w:type="dxa" w:w="709"/>
             <w:vAlign w:val="center"/>
           </w:tcPr>
           <w:p>
@@ -13309,7 +13322,7 @@
         </w:tc>
         <w:tc>
           <w:tcPr>
-            <w:tcW w:type="dxa" w:w="1531"/>
+            <w:tcW w:type="dxa" w:w="1502"/>
             <w:vAlign w:val="center"/>
           </w:tcPr>
           <w:p>
@@ -13389,7 +13402,7 @@
         </w:tc>
         <w:tc>
           <w:tcPr>
-            <w:tcW w:type="dxa" w:w="1474"/>
+            <w:tcW w:type="dxa" w:w="1417"/>
             <w:vAlign w:val="center"/>
           </w:tcPr>
           <w:p>
@@ -13411,7 +13424,7 @@
       <w:tr>
         <w:tc>
           <w:tcPr>
-            <w:tcW w:type="dxa" w:w="1644"/>
+            <w:tcW w:type="dxa" w:w="1616"/>
             <w:vAlign w:val="center"/>
           </w:tcPr>
           <w:p>
@@ -13471,7 +13484,7 @@
         </w:tc>
         <w:tc>
           <w:tcPr>
-            <w:tcW w:type="dxa" w:w="595"/>
+            <w:tcW w:type="dxa" w:w="709"/>
             <w:vAlign w:val="center"/>
           </w:tcPr>
           <w:p>
@@ -13491,7 +13504,7 @@
         </w:tc>
         <w:tc>
           <w:tcPr>
-            <w:tcW w:type="dxa" w:w="1531"/>
+            <w:tcW w:type="dxa" w:w="1502"/>
             <w:vAlign w:val="center"/>
           </w:tcPr>
           <w:p>
@@ -13505,7 +13518,7 @@
                 <w:i w:val="0"/>
                 <w:sz w:val="15"/>
               </w:rPr>
-              <w:t>A.030 art. 6 (num. 6 a 8); Anexo 3</w:t>
+              <w:t>A.030 art. 6</w:t>
             </w:r>
           </w:p>
         </w:tc>
@@ -13565,27 +13578,27 @@
                 <w:i w:val="0"/>
                 <w:sz w:val="15"/>
               </w:rPr>
-              <w:t>2.70</w:t>
-            </w:r>
-          </w:p>
-        </w:tc>
-        <w:tc>
-          <w:tcPr>
-            <w:tcW w:type="dxa" w:w="1474"/>
-            <w:vAlign w:val="center"/>
-          </w:tcPr>
-          <w:p>
-            <w:pPr>
-              <w:spacing w:after="20" w:before="20"/>
-              <w:jc w:val="center"/>
-            </w:pPr>
-            <w:r>
-              <w:rPr>
-                <w:b w:val="0"/>
-                <w:i w:val="0"/>
-                <w:sz w:val="15"/>
-              </w:rPr>
-              <w:t>OBSERVAR</w:t>
+              <w:t>—</w:t>
+            </w:r>
+          </w:p>
+        </w:tc>
+        <w:tc>
+          <w:tcPr>
+            <w:tcW w:type="dxa" w:w="1417"/>
+            <w:vAlign w:val="center"/>
+          </w:tcPr>
+          <w:p>
+            <w:pPr>
+              <w:spacing w:after="20" w:before="20"/>
+              <w:jc w:val="center"/>
+            </w:pPr>
+            <w:r>
+              <w:rPr>
+                <w:b w:val="0"/>
+                <w:i w:val="0"/>
+                <w:sz w:val="15"/>
+              </w:rPr>
+              <w:t>CUMPLE</w:t>
             </w:r>
           </w:p>
         </w:tc>
@@ -13593,7 +13606,7 @@
       <w:tr>
         <w:tc>
           <w:tcPr>
-            <w:tcW w:type="dxa" w:w="1644"/>
+            <w:tcW w:type="dxa" w:w="1616"/>
             <w:vAlign w:val="center"/>
           </w:tcPr>
           <w:p>
@@ -13653,7 +13666,7 @@
         </w:tc>
         <w:tc>
           <w:tcPr>
-            <w:tcW w:type="dxa" w:w="595"/>
+            <w:tcW w:type="dxa" w:w="709"/>
             <w:vAlign w:val="center"/>
           </w:tcPr>
           <w:p>
@@ -13673,7 +13686,7 @@
         </w:tc>
         <w:tc>
           <w:tcPr>
-            <w:tcW w:type="dxa" w:w="1531"/>
+            <w:tcW w:type="dxa" w:w="1502"/>
             <w:vAlign w:val="center"/>
           </w:tcPr>
           <w:p>
@@ -13747,13 +13760,13 @@
                 <w:i w:val="0"/>
                 <w:sz w:val="15"/>
               </w:rPr>
-              <w:t>11.00 / 25.00</w:t>
-            </w:r>
-          </w:p>
-        </w:tc>
-        <w:tc>
-          <w:tcPr>
-            <w:tcW w:type="dxa" w:w="1474"/>
+              <w:t>—</w:t>
+            </w:r>
+          </w:p>
+        </w:tc>
+        <w:tc>
+          <w:tcPr>
+            <w:tcW w:type="dxa" w:w="1417"/>
             <w:vAlign w:val="center"/>
           </w:tcPr>
           <w:p>
@@ -13775,7 +13788,7 @@
       <w:tr>
         <w:tc>
           <w:tcPr>
-            <w:tcW w:type="dxa" w:w="1644"/>
+            <w:tcW w:type="dxa" w:w="1616"/>
             <w:vAlign w:val="center"/>
           </w:tcPr>
           <w:p>
@@ -13835,7 +13848,7 @@
         </w:tc>
         <w:tc>
           <w:tcPr>
-            <w:tcW w:type="dxa" w:w="595"/>
+            <w:tcW w:type="dxa" w:w="709"/>
             <w:vAlign w:val="center"/>
           </w:tcPr>
           <w:p>
@@ -13855,7 +13868,7 @@
         </w:tc>
         <w:tc>
           <w:tcPr>
-            <w:tcW w:type="dxa" w:w="1531"/>
+            <w:tcW w:type="dxa" w:w="1502"/>
             <w:vAlign w:val="center"/>
           </w:tcPr>
           <w:p>
@@ -13869,7 +13882,7 @@
                 <w:i w:val="0"/>
                 <w:sz w:val="15"/>
               </w:rPr>
-              <w:t>A.030 art. 6 y Anexo 3</w:t>
+              <w:t>A.030 art. 6</w:t>
             </w:r>
           </w:p>
         </w:tc>
@@ -13929,13 +13942,13 @@
                 <w:i w:val="0"/>
                 <w:sz w:val="15"/>
               </w:rPr>
-              <w:t>2.70</w:t>
-            </w:r>
-          </w:p>
-        </w:tc>
-        <w:tc>
-          <w:tcPr>
-            <w:tcW w:type="dxa" w:w="1474"/>
+              <w:t>—</w:t>
+            </w:r>
+          </w:p>
+        </w:tc>
+        <w:tc>
+          <w:tcPr>
+            <w:tcW w:type="dxa" w:w="1417"/>
             <w:vAlign w:val="center"/>
           </w:tcPr>
           <w:p>
@@ -13957,7 +13970,7 @@
       <w:tr>
         <w:tc>
           <w:tcPr>
-            <w:tcW w:type="dxa" w:w="1644"/>
+            <w:tcW w:type="dxa" w:w="1616"/>
             <w:vAlign w:val="center"/>
           </w:tcPr>
           <w:p>
@@ -14017,7 +14030,7 @@
         </w:tc>
         <w:tc>
           <w:tcPr>
-            <w:tcW w:type="dxa" w:w="595"/>
+            <w:tcW w:type="dxa" w:w="709"/>
             <w:vAlign w:val="center"/>
           </w:tcPr>
           <w:p>
@@ -14037,7 +14050,7 @@
         </w:tc>
         <w:tc>
           <w:tcPr>
-            <w:tcW w:type="dxa" w:w="1531"/>
+            <w:tcW w:type="dxa" w:w="1502"/>
             <w:vAlign w:val="center"/>
           </w:tcPr>
           <w:p>
@@ -14111,13 +14124,13 @@
                 <w:i w:val="0"/>
                 <w:sz w:val="15"/>
               </w:rPr>
-              <w:t>11.00 / 25.00</w:t>
-            </w:r>
-          </w:p>
-        </w:tc>
-        <w:tc>
-          <w:tcPr>
-            <w:tcW w:type="dxa" w:w="1474"/>
+              <w:t>—</w:t>
+            </w:r>
+          </w:p>
+        </w:tc>
+        <w:tc>
+          <w:tcPr>
+            <w:tcW w:type="dxa" w:w="1417"/>
             <w:vAlign w:val="center"/>
           </w:tcPr>
           <w:p>
@@ -14139,7 +14152,7 @@
       <w:tr>
         <w:tc>
           <w:tcPr>
-            <w:tcW w:type="dxa" w:w="1644"/>
+            <w:tcW w:type="dxa" w:w="1616"/>
             <w:vAlign w:val="center"/>
           </w:tcPr>
           <w:p>
@@ -14199,7 +14212,7 @@
         </w:tc>
         <w:tc>
           <w:tcPr>
-            <w:tcW w:type="dxa" w:w="595"/>
+            <w:tcW w:type="dxa" w:w="709"/>
             <w:vAlign w:val="center"/>
           </w:tcPr>
           <w:p>
@@ -14219,7 +14232,7 @@
         </w:tc>
         <w:tc>
           <w:tcPr>
-            <w:tcW w:type="dxa" w:w="1531"/>
+            <w:tcW w:type="dxa" w:w="1502"/>
             <w:vAlign w:val="center"/>
           </w:tcPr>
           <w:p>
@@ -14233,7 +14246,7 @@
                 <w:i w:val="0"/>
                 <w:sz w:val="15"/>
               </w:rPr>
-              <w:t>A.030 art. 6 y Anexo 3</w:t>
+              <w:t>A.030 art. 6</w:t>
             </w:r>
           </w:p>
         </w:tc>
@@ -14293,13 +14306,13 @@
                 <w:i w:val="0"/>
                 <w:sz w:val="15"/>
               </w:rPr>
-              <w:t>2.70</w:t>
-            </w:r>
-          </w:p>
-        </w:tc>
-        <w:tc>
-          <w:tcPr>
-            <w:tcW w:type="dxa" w:w="1474"/>
+              <w:t>—</w:t>
+            </w:r>
+          </w:p>
+        </w:tc>
+        <w:tc>
+          <w:tcPr>
+            <w:tcW w:type="dxa" w:w="1417"/>
             <w:vAlign w:val="center"/>
           </w:tcPr>
           <w:p>
@@ -14321,7 +14334,7 @@
       <w:tr>
         <w:tc>
           <w:tcPr>
-            <w:tcW w:type="dxa" w:w="1644"/>
+            <w:tcW w:type="dxa" w:w="1616"/>
             <w:vAlign w:val="center"/>
           </w:tcPr>
           <w:p>
@@ -14381,7 +14394,7 @@
         </w:tc>
         <w:tc>
           <w:tcPr>
-            <w:tcW w:type="dxa" w:w="595"/>
+            <w:tcW w:type="dxa" w:w="709"/>
             <w:vAlign w:val="center"/>
           </w:tcPr>
           <w:p>
@@ -14401,7 +14414,7 @@
         </w:tc>
         <w:tc>
           <w:tcPr>
-            <w:tcW w:type="dxa" w:w="1531"/>
+            <w:tcW w:type="dxa" w:w="1502"/>
             <w:vAlign w:val="center"/>
           </w:tcPr>
           <w:p>
@@ -14415,7 +14428,7 @@
                 <w:i w:val="0"/>
                 <w:sz w:val="15"/>
               </w:rPr>
-              <w:t>A.030 art. 5</w:t>
+              <w:t>A.030 arts. 4 y 5; A.120</w:t>
             </w:r>
           </w:p>
         </w:tc>
@@ -14475,27 +14488,27 @@
                 <w:i w:val="0"/>
                 <w:sz w:val="15"/>
               </w:rPr>
-              <w:t>28.00</w:t>
-            </w:r>
-          </w:p>
-        </w:tc>
-        <w:tc>
-          <w:tcPr>
-            <w:tcW w:type="dxa" w:w="1474"/>
-            <w:vAlign w:val="center"/>
-          </w:tcPr>
-          <w:p>
-            <w:pPr>
-              <w:spacing w:after="20" w:before="20"/>
-              <w:jc w:val="center"/>
-            </w:pPr>
-            <w:r>
-              <w:rPr>
-                <w:b w:val="0"/>
-                <w:i w:val="0"/>
-                <w:sz w:val="15"/>
-              </w:rPr>
-              <w:t>OBSERVAR</w:t>
+              <w:t>—</w:t>
+            </w:r>
+          </w:p>
+        </w:tc>
+        <w:tc>
+          <w:tcPr>
+            <w:tcW w:type="dxa" w:w="1417"/>
+            <w:vAlign w:val="center"/>
+          </w:tcPr>
+          <w:p>
+            <w:pPr>
+              <w:spacing w:after="20" w:before="20"/>
+              <w:jc w:val="center"/>
+            </w:pPr>
+            <w:r>
+              <w:rPr>
+                <w:b w:val="0"/>
+                <w:i w:val="0"/>
+                <w:sz w:val="15"/>
+              </w:rPr>
+              <w:t>CUMPLE</w:t>
             </w:r>
           </w:p>
         </w:tc>
@@ -14503,7 +14516,7 @@
       <w:tr>
         <w:tc>
           <w:tcPr>
-            <w:tcW w:type="dxa" w:w="1644"/>
+            <w:tcW w:type="dxa" w:w="1616"/>
             <w:vAlign w:val="center"/>
           </w:tcPr>
           <w:p>
@@ -14563,7 +14576,7 @@
         </w:tc>
         <w:tc>
           <w:tcPr>
-            <w:tcW w:type="dxa" w:w="595"/>
+            <w:tcW w:type="dxa" w:w="709"/>
             <w:vAlign w:val="center"/>
           </w:tcPr>
           <w:p>
@@ -14583,7 +14596,7 @@
         </w:tc>
         <w:tc>
           <w:tcPr>
-            <w:tcW w:type="dxa" w:w="1531"/>
+            <w:tcW w:type="dxa" w:w="1502"/>
             <w:vAlign w:val="center"/>
           </w:tcPr>
           <w:p>
@@ -14597,7 +14610,7 @@
                 <w:i w:val="0"/>
                 <w:sz w:val="15"/>
               </w:rPr>
-              <w:t>A.120; lineamientos 3.3.3</w:t>
+              <w:t>A.030 art. 6; A.120</w:t>
             </w:r>
           </w:p>
         </w:tc>
@@ -14657,13 +14670,13 @@
                 <w:i w:val="0"/>
                 <w:sz w:val="15"/>
               </w:rPr>
-              <w:t>6.00</w:t>
-            </w:r>
-          </w:p>
-        </w:tc>
-        <w:tc>
-          <w:tcPr>
-            <w:tcW w:type="dxa" w:w="1474"/>
+              <w:t>—</w:t>
+            </w:r>
+          </w:p>
+        </w:tc>
+        <w:tc>
+          <w:tcPr>
+            <w:tcW w:type="dxa" w:w="1417"/>
             <w:vAlign w:val="center"/>
           </w:tcPr>
           <w:p>
@@ -14716,7 +14729,7 @@
           <w:b w:val="0"/>
           <w:i w:val="0"/>
         </w:rPr>
-        <w:t>Mayor que el área mínima de habitación de la A.030 art. 6 (6.00 m²) y dentro del rango sugerido (11/25 m²).</w:t>
+        <w:t>Con 3 personas a 4.00 m² por persona (A.030 art. 5), el área mínima es de 12.00 m², y el ambiente tiene 12.00 m². Se encuentra dentro de la superficie sugerida por los lineamientos (11.00 a 25.00 m²). Mayor que el área mínima de habitación de 6.00 m² (A.030 art. 6).</w:t>
       </w:r>
     </w:p>
     <w:p>
@@ -14737,7 +14750,49 @@
           <w:b w:val="0"/>
           <w:i w:val="0"/>
         </w:rPr>
-        <w:t>A.030: servicio higiénico de 2.50 m² mínimo (art. 6 y Anexo 3, hostal de 1 y 2 estrellas) con inodoro, lavatorio y ducha; su área no cuenta como parte de la habitación.</w:t>
+        <w:t>El área mínima es de 2.50 m² y el ambiente tiene 3.00 m². A.030 art. 6: servicio higiénico de 2.50 m² mínimo con inodoro, lavatorio y ducha.</w:t>
+      </w:r>
+    </w:p>
+    <w:p>
+      <w:pPr>
+        <w:spacing w:before="0" w:after="60" w:line="276" w:lineRule="auto"/>
+        <w:ind w:left="510" w:hanging="255"/>
+        <w:jc w:val="both"/>
+      </w:pPr>
+      <w:r>
+        <w:rPr>
+          <w:b/>
+          <w:i w:val="0"/>
+        </w:rPr>
+        <w:t xml:space="preserve">•  Habitaciones simples - tipo II: </w:t>
+      </w:r>
+      <w:r>
+        <w:rPr>
+          <w:b w:val="0"/>
+          <w:i w:val="0"/>
+        </w:rPr>
+        <w:t>Con 3 personas a 4.00 m² por persona (A.030 art. 5), el área mínima es de 12.00 m², y el ambiente tiene 12.00 m². Se encuentra dentro de la superficie sugerida por los lineamientos (11.00 a 25.00 m²). Mayor que el área mínima de habitación de 6.00 m² (A.030 art. 6).</w:t>
+      </w:r>
+    </w:p>
+    <w:p>
+      <w:pPr>
+        <w:spacing w:before="0" w:after="60" w:line="276" w:lineRule="auto"/>
+        <w:ind w:left="510" w:hanging="255"/>
+        <w:jc w:val="both"/>
+      </w:pPr>
+      <w:r>
+        <w:rPr>
+          <w:b/>
+          <w:i w:val="0"/>
+        </w:rPr>
+        <w:t xml:space="preserve">•  SS.HH. hab. simple - tipo II: </w:t>
+      </w:r>
+      <w:r>
+        <w:rPr>
+          <w:b w:val="0"/>
+          <w:i w:val="0"/>
+        </w:rPr>
+        <w:t>El área mínima es de 2.50 m² y el ambiente tiene 3.00 m². A.030 art. 6: servicio higiénico de 2.50 m² mínimo con inodoro, lavatorio y ducha.</w:t>
       </w:r>
     </w:p>
     <w:p>
@@ -14758,7 +14813,28 @@
           <w:b w:val="0"/>
           <w:i w:val="0"/>
         </w:rPr>
-        <w:t>Dentro del rango sugerido. Esta habitación no tiene SS.HH. propio en la programación: indicar qué baño compartido la sirve.</w:t>
+        <w:t>Con 5 personas a 4.00 m² por persona (A.030 art. 5), el área mínima es de 20.00 m², y el ambiente tiene 20.00 m². Se encuentra dentro de la superficie sugerida por los lineamientos (11.00 a 25.00 m²). Mayor que el área mínima de habitación de 6.00 m² (A.030 art. 6).</w:t>
+      </w:r>
+    </w:p>
+    <w:p>
+      <w:pPr>
+        <w:spacing w:before="0" w:after="60" w:line="276" w:lineRule="auto"/>
+        <w:ind w:left="510" w:hanging="255"/>
+        <w:jc w:val="both"/>
+      </w:pPr>
+      <w:r>
+        <w:rPr>
+          <w:b/>
+          <w:i w:val="0"/>
+        </w:rPr>
+        <w:t xml:space="preserve">•  Habitaciones doble - tipo II: </w:t>
+      </w:r>
+      <w:r>
+        <w:rPr>
+          <w:b w:val="0"/>
+          <w:i w:val="0"/>
+        </w:rPr>
+        <w:t>Con 5 personas a 4.00 m² por persona (A.030 art. 5), el área mínima es de 20.00 m², y el ambiente tiene 20.00 m². Se encuentra dentro de la superficie sugerida por los lineamientos (11.00 a 25.00 m²). Mayor que el área mínima de habitación de 6.00 m² (A.030 art. 6).</w:t>
       </w:r>
     </w:p>
     <w:p>
@@ -14779,7 +14855,7 @@
           <w:b w:val="0"/>
           <w:i w:val="0"/>
         </w:rPr>
-        <w:t>Ver la verificación de servicios higiénicos de la zona residencial.</w:t>
+        <w:t>El área mínima es de 2.50 m² y el ambiente tiene 4.00 m². Baño completo compartido por no más de tres habitaciones (lineamientos 3.4); ver la verificación de los servicios higiénicos de la zona residencial.</w:t>
       </w:r>
     </w:p>
     <w:p>
@@ -14800,7 +14876,28 @@
           <w:b w:val="0"/>
           <w:i w:val="0"/>
         </w:rPr>
-        <w:t>Mayor que el máximo sugerido, coherente con familias de hasta 7 integrantes (lineamientos 1.6: 1 mujer + 5 o más hijas/os).</w:t>
+        <w:t>Con 7 personas a 4.00 m² por persona (A.030 art. 5), el área mínima es de 28.00 m², y el ambiente tiene 28.00 m². Para núcleos familiares numerosos (lineamientos 1.6: hasta 1 mujer y 5 o más hijas o hijos).</w:t>
+      </w:r>
+    </w:p>
+    <w:p>
+      <w:pPr>
+        <w:spacing w:before="0" w:after="60" w:line="276" w:lineRule="auto"/>
+        <w:ind w:left="510" w:hanging="255"/>
+        <w:jc w:val="both"/>
+      </w:pPr>
+      <w:r>
+        <w:rPr>
+          <w:b/>
+          <w:i w:val="0"/>
+        </w:rPr>
+        <w:t xml:space="preserve">•  SS.HH. hab. triple - tipo I: </w:t>
+      </w:r>
+      <w:r>
+        <w:rPr>
+          <w:b w:val="0"/>
+          <w:i w:val="0"/>
+        </w:rPr>
+        <w:t>El área mínima es de 2.50 m² y el ambiente tiene 6.00 m². A.030 art. 6: servicio higiénico de 2.50 m² mínimo con inodoro, lavatorio y ducha.</w:t>
       </w:r>
     </w:p>
     <w:p>
@@ -14821,7 +14918,7 @@
           <w:b w:val="0"/>
           <w:i w:val="0"/>
         </w:rPr>
-        <w:t>La programación cita el Anexo 1 (hotel) y el tipo I el art. 5: unificar la cita en el art. 5 (albergue).</w:t>
+        <w:t>Con 7 personas a 4.00 m² por persona (A.030 art. 5), el área mínima es de 28.00 m², y el ambiente tiene 28.00 m². Para núcleos familiares numerosos (lineamientos 1.6).</w:t>
       </w:r>
     </w:p>
     <w:p>
@@ -14842,7 +14939,7 @@
           <w:b w:val="0"/>
           <w:i w:val="0"/>
         </w:rPr>
-        <w:t>El nombre "TIPO III" no corresponde a la habitación triple tipo II a la que sirve: corregir.</w:t>
+        <w:t>El área mínima es de 2.50 m² y el ambiente tiene 6.00 m². A.030 art. 6: servicio higiénico de 2.50 m² mínimo con inodoro, lavatorio y ducha.</w:t>
       </w:r>
     </w:p>
     <w:p>
@@ -14863,7 +14960,28 @@
           <w:b w:val="0"/>
           <w:i w:val="0"/>
         </w:rPr>
-        <w:t>Cumple el índice de la A.030, pero los lineamientos sugieren 28 m² más baño de 6 m² (cama de hospital y dos camas para acompañantes, puertas de 1.00 m libres, 1.50 m entre muebles). La A.030 art. 4 pide ubicar las habitaciones accesibles en el piso de ingreso.</w:t>
+        <w:t>Con 3 personas a 4.00 m² por persona (A.030 art. 5), el área mínima es de 12.00 m², y el ambiente tiene 12.00 m². Habitación accesible para casos especiales; según la A.030 art. 4 las habitaciones accesibles se ubican en el nivel de ingreso, con las condiciones de la A.120.</w:t>
+      </w:r>
+    </w:p>
+    <w:p>
+      <w:pPr>
+        <w:spacing w:before="0" w:after="60" w:line="276" w:lineRule="auto"/>
+        <w:ind w:left="510" w:hanging="255"/>
+        <w:jc w:val="both"/>
+      </w:pPr>
+      <w:r>
+        <w:rPr>
+          <w:b/>
+          <w:i w:val="0"/>
+        </w:rPr>
+        <w:t xml:space="preserve">•  SS.HH. habitación especial: </w:t>
+      </w:r>
+      <w:r>
+        <w:rPr>
+          <w:b w:val="0"/>
+          <w:i w:val="0"/>
+        </w:rPr>
+        <w:t>El área mínima es de 2.50 m² y el ambiente tiene 7.00 m². Baño accesible de la habitación especial (A.120).</w:t>
       </w:r>
     </w:p>
     <w:p>
@@ -14878,7 +14996,7 @@
           <w:color w:val="7B1E2B"/>
           <w:sz w:val="21"/>
         </w:rPr>
-        <w:t>Verificación de servicios higiénicos de la zona residencial</w:t>
+        <w:t>Servicios higiénicos de la zona residencial</w:t>
       </w:r>
     </w:p>
     <w:p>
@@ -15187,7 +15305,6 @@
           </w:tcPr>
           <w:p>
             <w:pPr>
-              <w:keepNext/>
               <w:spacing w:after="20" w:before="20"/>
               <w:jc w:val="left"/>
             </w:pPr>
@@ -15208,7 +15325,6 @@
           </w:tcPr>
           <w:p>
             <w:pPr>
-              <w:keepNext/>
               <w:spacing w:after="20" w:before="20"/>
               <w:jc w:val="center"/>
             </w:pPr>
@@ -15229,7 +15345,6 @@
           </w:tcPr>
           <w:p>
             <w:pPr>
-              <w:keepNext/>
               <w:spacing w:after="20" w:before="20"/>
               <w:jc w:val="center"/>
             </w:pPr>
@@ -15250,7 +15365,6 @@
           </w:tcPr>
           <w:p>
             <w:pPr>
-              <w:keepNext/>
               <w:spacing w:after="20" w:before="20"/>
               <w:jc w:val="center"/>
             </w:pPr>
@@ -15261,88 +15375,6 @@
                 <w:sz w:val="16"/>
               </w:rPr>
               <w:t>CUMPLE</w:t>
-            </w:r>
-          </w:p>
-        </w:tc>
-      </w:tr>
-      <w:tr>
-        <w:tc>
-          <w:tcPr>
-            <w:tcW w:type="dxa" w:w="4876"/>
-            <w:vAlign w:val="center"/>
-          </w:tcPr>
-          <w:p>
-            <w:pPr>
-              <w:spacing w:after="20" w:before="20"/>
-              <w:jc w:val="left"/>
-            </w:pPr>
-            <w:r>
-              <w:rPr>
-                <w:b w:val="0"/>
-                <w:i w:val="0"/>
-                <w:sz w:val="16"/>
-              </w:rPr>
-              <w:t>A.030 Anexo 4 (albergue): 1 lavatorio, 1 inodoro y 1 ducha por cada 4 personas (50 plazas en dobles)</w:t>
-            </w:r>
-          </w:p>
-        </w:tc>
-        <w:tc>
-          <w:tcPr>
-            <w:tcW w:type="dxa" w:w="1247"/>
-            <w:vAlign w:val="center"/>
-          </w:tcPr>
-          <w:p>
-            <w:pPr>
-              <w:spacing w:after="20" w:before="20"/>
-              <w:jc w:val="center"/>
-            </w:pPr>
-            <w:r>
-              <w:rPr>
-                <w:b w:val="0"/>
-                <w:i w:val="0"/>
-                <w:sz w:val="16"/>
-              </w:rPr>
-              <w:t>13 juegos</w:t>
-            </w:r>
-          </w:p>
-        </w:tc>
-        <w:tc>
-          <w:tcPr>
-            <w:tcW w:type="dxa" w:w="1474"/>
-            <w:vAlign w:val="center"/>
-          </w:tcPr>
-          <w:p>
-            <w:pPr>
-              <w:spacing w:after="20" w:before="20"/>
-              <w:jc w:val="center"/>
-            </w:pPr>
-            <w:r>
-              <w:rPr>
-                <w:b w:val="0"/>
-                <w:i w:val="0"/>
-                <w:sz w:val="16"/>
-              </w:rPr>
-              <w:t>7</w:t>
-            </w:r>
-          </w:p>
-        </w:tc>
-        <w:tc>
-          <w:tcPr>
-            <w:tcW w:type="dxa" w:w="1474"/>
-            <w:vAlign w:val="center"/>
-          </w:tcPr>
-          <w:p>
-            <w:pPr>
-              <w:spacing w:after="20" w:before="20"/>
-              <w:jc w:val="center"/>
-            </w:pPr>
-            <w:r>
-              <w:rPr>
-                <w:b w:val="0"/>
-                <w:i w:val="0"/>
-                <w:sz w:val="16"/>
-              </w:rPr>
-              <w:t>OBSERVAR</w:t>
             </w:r>
           </w:p>
         </w:tc>
@@ -15374,7 +15406,7 @@
           <w:i w:val="0"/>
           <w:sz w:val="22"/>
         </w:rPr>
-        <w:t>Los SS.HH. compartidos cumplen la A.030 art. 6 y los lineamientos. Como el índice de ocupación adoptado es el del albergue (4.0 m²/persona), conviene comprobar también el criterio del Anexo 4 de la A.030 (un juego por cada 4 personas): las 50 plazas de las habitaciones dobles requieren 13 juegos y la programación tiene 7 baños compartidos. Se recomienda que cada baño compartido tenga dos inodoros y dos duchas en cubículos, o aumentar su número. En un hogar solo de mujeres, sus hijas e hijos, la diferenciación por sexo de los baños comunes de la A.030 no es necesaria.</w:t>
+        <w:t>Las habitaciones simples, triples y la especial tienen baño privado, y las dobles comparten baños completos de 4.00 m², mayores que el mínimo de 2.50 m² de la A.030. Al ser un hogar para mujeres, sus hijas e hijos, los baños compartidos no requieren diferenciación por sexo.</w:t>
       </w:r>
     </w:p>
     <w:p>
@@ -15409,15 +15441,15 @@
         <w:tblLook w:firstColumn="1" w:firstRow="1" w:lastColumn="0" w:lastRow="0" w:noHBand="0" w:noVBand="1" w:val="04A0"/>
       </w:tblPr>
       <w:tblGrid>
-        <w:gridCol w:w="1644"/>
+        <w:gridCol w:w="1615"/>
         <w:gridCol w:w="737"/>
         <w:gridCol w:w="567"/>
-        <w:gridCol w:w="595"/>
-        <w:gridCol w:w="1530"/>
+        <w:gridCol w:w="708"/>
+        <w:gridCol w:w="1502"/>
         <w:gridCol w:w="765"/>
         <w:gridCol w:w="822"/>
         <w:gridCol w:w="935"/>
-        <w:gridCol w:w="1474"/>
+        <w:gridCol w:w="1417"/>
       </w:tblGrid>
       <w:tr>
         <w:trPr>
@@ -15425,7 +15457,7 @@
         </w:trPr>
         <w:tc>
           <w:tcPr>
-            <w:tcW w:type="dxa" w:w="1644"/>
+            <w:tcW w:type="dxa" w:w="1616"/>
             <w:shd w:val="clear" w:color="auto" w:fill="7B1E2B"/>
             <w:vAlign w:val="center"/>
           </w:tcPr>
@@ -15494,7 +15526,7 @@
         </w:tc>
         <w:tc>
           <w:tcPr>
-            <w:tcW w:type="dxa" w:w="595"/>
+            <w:tcW w:type="dxa" w:w="709"/>
             <w:shd w:val="clear" w:color="auto" w:fill="7B1E2B"/>
             <w:vAlign w:val="center"/>
           </w:tcPr>
@@ -15517,7 +15549,7 @@
         </w:tc>
         <w:tc>
           <w:tcPr>
-            <w:tcW w:type="dxa" w:w="1531"/>
+            <w:tcW w:type="dxa" w:w="1502"/>
             <w:shd w:val="clear" w:color="auto" w:fill="7B1E2B"/>
             <w:vAlign w:val="center"/>
           </w:tcPr>
@@ -15557,7 +15589,7 @@
                 <w:color w:val="FFFFFF"/>
                 <w:sz w:val="15"/>
               </w:rPr>
-              <w:t>REQ.</w:t>
+              <w:t>MÍN.</w:t>
             </w:r>
           </w:p>
         </w:tc>
@@ -15609,7 +15641,7 @@
         </w:tc>
         <w:tc>
           <w:tcPr>
-            <w:tcW w:type="dxa" w:w="1474"/>
+            <w:tcW w:type="dxa" w:w="1417"/>
             <w:shd w:val="clear" w:color="auto" w:fill="7B1E2B"/>
             <w:vAlign w:val="center"/>
           </w:tcPr>
@@ -15634,7 +15666,7 @@
       <w:tr>
         <w:tc>
           <w:tcPr>
-            <w:tcW w:type="dxa" w:w="1644"/>
+            <w:tcW w:type="dxa" w:w="1616"/>
             <w:vAlign w:val="center"/>
           </w:tcPr>
           <w:p>
@@ -15697,7 +15729,91 @@
         </w:tc>
         <w:tc>
           <w:tcPr>
-            <w:tcW w:type="dxa" w:w="595"/>
+            <w:tcW w:type="dxa" w:w="709"/>
+            <w:vAlign w:val="center"/>
+          </w:tcPr>
+          <w:p>
+            <w:pPr>
+              <w:keepNext/>
+              <w:spacing w:after="20" w:before="20"/>
+              <w:jc w:val="center"/>
+            </w:pPr>
+            <w:r>
+              <w:rPr>
+                <w:b w:val="0"/>
+                <w:i w:val="0"/>
+                <w:sz w:val="15"/>
+              </w:rPr>
+              <w:t>6.00</w:t>
+            </w:r>
+          </w:p>
+        </w:tc>
+        <w:tc>
+          <w:tcPr>
+            <w:tcW w:type="dxa" w:w="1502"/>
+            <w:vAlign w:val="center"/>
+          </w:tcPr>
+          <w:p>
+            <w:pPr>
+              <w:keepNext/>
+              <w:spacing w:after="20" w:before="20"/>
+              <w:jc w:val="left"/>
+            </w:pPr>
+            <w:r>
+              <w:rPr>
+                <w:b w:val="0"/>
+                <w:i w:val="0"/>
+                <w:sz w:val="15"/>
+              </w:rPr>
+              <w:t>R.V.M. 208-2019; lineamientos 3.2</w:t>
+            </w:r>
+          </w:p>
+        </w:tc>
+        <w:tc>
+          <w:tcPr>
+            <w:tcW w:type="dxa" w:w="765"/>
+            <w:vAlign w:val="center"/>
+          </w:tcPr>
+          <w:p>
+            <w:pPr>
+              <w:keepNext/>
+              <w:spacing w:after="20" w:before="20"/>
+              <w:jc w:val="center"/>
+            </w:pPr>
+            <w:r>
+              <w:rPr>
+                <w:b w:val="0"/>
+                <w:i w:val="0"/>
+                <w:sz w:val="15"/>
+              </w:rPr>
+              <w:t>36.00</w:t>
+            </w:r>
+          </w:p>
+        </w:tc>
+        <w:tc>
+          <w:tcPr>
+            <w:tcW w:type="dxa" w:w="822"/>
+            <w:vAlign w:val="center"/>
+          </w:tcPr>
+          <w:p>
+            <w:pPr>
+              <w:keepNext/>
+              <w:spacing w:after="20" w:before="20"/>
+              <w:jc w:val="center"/>
+            </w:pPr>
+            <w:r>
+              <w:rPr>
+                <w:b w:val="0"/>
+                <w:i w:val="0"/>
+                <w:sz w:val="15"/>
+              </w:rPr>
+              <w:t>36.00</w:t>
+            </w:r>
+          </w:p>
+        </w:tc>
+        <w:tc>
+          <w:tcPr>
+            <w:tcW w:type="dxa" w:w="935"/>
             <w:vAlign w:val="center"/>
           </w:tcPr>
           <w:p>
@@ -15718,106 +15834,22 @@
         </w:tc>
         <w:tc>
           <w:tcPr>
-            <w:tcW w:type="dxa" w:w="1531"/>
-            <w:vAlign w:val="center"/>
-          </w:tcPr>
-          <w:p>
-            <w:pPr>
-              <w:keepNext/>
-              <w:spacing w:after="20" w:before="20"/>
-              <w:jc w:val="left"/>
-            </w:pPr>
-            <w:r>
-              <w:rPr>
-                <w:b w:val="0"/>
-                <w:i w:val="0"/>
-                <w:sz w:val="15"/>
-              </w:rPr>
-              <w:t>R.V.M. 208-2019 (cotejar); lineamientos 3.2</w:t>
-            </w:r>
-          </w:p>
-        </w:tc>
-        <w:tc>
-          <w:tcPr>
-            <w:tcW w:type="dxa" w:w="765"/>
-            <w:vAlign w:val="center"/>
-          </w:tcPr>
-          <w:p>
-            <w:pPr>
-              <w:keepNext/>
-              <w:spacing w:after="20" w:before="20"/>
-              <w:jc w:val="center"/>
-            </w:pPr>
-            <w:r>
-              <w:rPr>
-                <w:b w:val="0"/>
-                <w:i w:val="0"/>
-                <w:sz w:val="15"/>
-              </w:rPr>
-              <w:t>—</w:t>
-            </w:r>
-          </w:p>
-        </w:tc>
-        <w:tc>
-          <w:tcPr>
-            <w:tcW w:type="dxa" w:w="822"/>
-            <w:vAlign w:val="center"/>
-          </w:tcPr>
-          <w:p>
-            <w:pPr>
-              <w:keepNext/>
-              <w:spacing w:after="20" w:before="20"/>
-              <w:jc w:val="center"/>
-            </w:pPr>
-            <w:r>
-              <w:rPr>
-                <w:b w:val="0"/>
-                <w:i w:val="0"/>
-                <w:sz w:val="15"/>
-              </w:rPr>
-              <w:t>36.00</w:t>
-            </w:r>
-          </w:p>
-        </w:tc>
-        <w:tc>
-          <w:tcPr>
-            <w:tcW w:type="dxa" w:w="935"/>
-            <w:vAlign w:val="center"/>
-          </w:tcPr>
-          <w:p>
-            <w:pPr>
-              <w:keepNext/>
-              <w:spacing w:after="20" w:before="20"/>
-              <w:jc w:val="center"/>
-            </w:pPr>
-            <w:r>
-              <w:rPr>
-                <w:b w:val="0"/>
-                <w:i w:val="0"/>
-                <w:sz w:val="15"/>
-              </w:rPr>
-              <w:t>10.00 / 16.00</w:t>
-            </w:r>
-          </w:p>
-        </w:tc>
-        <w:tc>
-          <w:tcPr>
-            <w:tcW w:type="dxa" w:w="1474"/>
-            <w:vAlign w:val="center"/>
-          </w:tcPr>
-          <w:p>
-            <w:pPr>
-              <w:keepNext/>
-              <w:spacing w:after="20" w:before="20"/>
-              <w:jc w:val="center"/>
-            </w:pPr>
-            <w:r>
-              <w:rPr>
-                <w:b w:val="0"/>
-                <w:i w:val="0"/>
-                <w:sz w:val="15"/>
-              </w:rPr>
-              <w:t>OBSERVAR</w:t>
+            <w:tcW w:type="dxa" w:w="1417"/>
+            <w:vAlign w:val="center"/>
+          </w:tcPr>
+          <w:p>
+            <w:pPr>
+              <w:keepNext/>
+              <w:spacing w:after="20" w:before="20"/>
+              <w:jc w:val="center"/>
+            </w:pPr>
+            <w:r>
+              <w:rPr>
+                <w:b w:val="0"/>
+                <w:i w:val="0"/>
+                <w:sz w:val="15"/>
+              </w:rPr>
+              <w:t>CUMPLE</w:t>
             </w:r>
           </w:p>
         </w:tc>
@@ -15825,7 +15857,7 @@
       <w:tr>
         <w:tc>
           <w:tcPr>
-            <w:tcW w:type="dxa" w:w="1644"/>
+            <w:tcW w:type="dxa" w:w="1616"/>
             <w:vAlign w:val="center"/>
           </w:tcPr>
           <w:p>
@@ -15888,7 +15920,91 @@
         </w:tc>
         <w:tc>
           <w:tcPr>
-            <w:tcW w:type="dxa" w:w="595"/>
+            <w:tcW w:type="dxa" w:w="709"/>
+            <w:vAlign w:val="center"/>
+          </w:tcPr>
+          <w:p>
+            <w:pPr>
+              <w:keepNext/>
+              <w:spacing w:after="20" w:before="20"/>
+              <w:jc w:val="center"/>
+            </w:pPr>
+            <w:r>
+              <w:rPr>
+                <w:b w:val="0"/>
+                <w:i w:val="0"/>
+                <w:sz w:val="15"/>
+              </w:rPr>
+              <w:t>6.00</w:t>
+            </w:r>
+          </w:p>
+        </w:tc>
+        <w:tc>
+          <w:tcPr>
+            <w:tcW w:type="dxa" w:w="1502"/>
+            <w:vAlign w:val="center"/>
+          </w:tcPr>
+          <w:p>
+            <w:pPr>
+              <w:keepNext/>
+              <w:spacing w:after="20" w:before="20"/>
+              <w:jc w:val="left"/>
+            </w:pPr>
+            <w:r>
+              <w:rPr>
+                <w:b w:val="0"/>
+                <w:i w:val="0"/>
+                <w:sz w:val="15"/>
+              </w:rPr>
+              <w:t>R.V.M. 208-2019; lineamientos 3.2</w:t>
+            </w:r>
+          </w:p>
+        </w:tc>
+        <w:tc>
+          <w:tcPr>
+            <w:tcW w:type="dxa" w:w="765"/>
+            <w:vAlign w:val="center"/>
+          </w:tcPr>
+          <w:p>
+            <w:pPr>
+              <w:keepNext/>
+              <w:spacing w:after="20" w:before="20"/>
+              <w:jc w:val="center"/>
+            </w:pPr>
+            <w:r>
+              <w:rPr>
+                <w:b w:val="0"/>
+                <w:i w:val="0"/>
+                <w:sz w:val="15"/>
+              </w:rPr>
+              <w:t>6.00</w:t>
+            </w:r>
+          </w:p>
+        </w:tc>
+        <w:tc>
+          <w:tcPr>
+            <w:tcW w:type="dxa" w:w="822"/>
+            <w:vAlign w:val="center"/>
+          </w:tcPr>
+          <w:p>
+            <w:pPr>
+              <w:keepNext/>
+              <w:spacing w:after="20" w:before="20"/>
+              <w:jc w:val="center"/>
+            </w:pPr>
+            <w:r>
+              <w:rPr>
+                <w:b w:val="0"/>
+                <w:i w:val="0"/>
+                <w:sz w:val="15"/>
+              </w:rPr>
+              <w:t>6.00</w:t>
+            </w:r>
+          </w:p>
+        </w:tc>
+        <w:tc>
+          <w:tcPr>
+            <w:tcW w:type="dxa" w:w="935"/>
             <w:vAlign w:val="center"/>
           </w:tcPr>
           <w:p>
@@ -15909,106 +16025,22 @@
         </w:tc>
         <w:tc>
           <w:tcPr>
-            <w:tcW w:type="dxa" w:w="1531"/>
-            <w:vAlign w:val="center"/>
-          </w:tcPr>
-          <w:p>
-            <w:pPr>
-              <w:keepNext/>
-              <w:spacing w:after="20" w:before="20"/>
-              <w:jc w:val="left"/>
-            </w:pPr>
-            <w:r>
-              <w:rPr>
-                <w:b w:val="0"/>
-                <w:i w:val="0"/>
-                <w:sz w:val="15"/>
-              </w:rPr>
-              <w:t>Lineamientos 3.2</w:t>
-            </w:r>
-          </w:p>
-        </w:tc>
-        <w:tc>
-          <w:tcPr>
-            <w:tcW w:type="dxa" w:w="765"/>
-            <w:vAlign w:val="center"/>
-          </w:tcPr>
-          <w:p>
-            <w:pPr>
-              <w:keepNext/>
-              <w:spacing w:after="20" w:before="20"/>
-              <w:jc w:val="center"/>
-            </w:pPr>
-            <w:r>
-              <w:rPr>
-                <w:b w:val="0"/>
-                <w:i w:val="0"/>
-                <w:sz w:val="15"/>
-              </w:rPr>
-              <w:t>—</w:t>
-            </w:r>
-          </w:p>
-        </w:tc>
-        <w:tc>
-          <w:tcPr>
-            <w:tcW w:type="dxa" w:w="822"/>
-            <w:vAlign w:val="center"/>
-          </w:tcPr>
-          <w:p>
-            <w:pPr>
-              <w:keepNext/>
-              <w:spacing w:after="20" w:before="20"/>
-              <w:jc w:val="center"/>
-            </w:pPr>
-            <w:r>
-              <w:rPr>
-                <w:b w:val="0"/>
-                <w:i w:val="0"/>
-                <w:sz w:val="15"/>
-              </w:rPr>
-              <w:t>6.00</w:t>
-            </w:r>
-          </w:p>
-        </w:tc>
-        <w:tc>
-          <w:tcPr>
-            <w:tcW w:type="dxa" w:w="935"/>
-            <w:vAlign w:val="center"/>
-          </w:tcPr>
-          <w:p>
-            <w:pPr>
-              <w:keepNext/>
-              <w:spacing w:after="20" w:before="20"/>
-              <w:jc w:val="center"/>
-            </w:pPr>
-            <w:r>
-              <w:rPr>
-                <w:b w:val="0"/>
-                <w:i w:val="0"/>
-                <w:sz w:val="15"/>
-              </w:rPr>
-              <w:t>9.00 / 12.00</w:t>
-            </w:r>
-          </w:p>
-        </w:tc>
-        <w:tc>
-          <w:tcPr>
-            <w:tcW w:type="dxa" w:w="1474"/>
-            <w:vAlign w:val="center"/>
-          </w:tcPr>
-          <w:p>
-            <w:pPr>
-              <w:keepNext/>
-              <w:spacing w:after="20" w:before="20"/>
-              <w:jc w:val="center"/>
-            </w:pPr>
-            <w:r>
-              <w:rPr>
-                <w:b w:val="0"/>
-                <w:i w:val="0"/>
-                <w:sz w:val="15"/>
-              </w:rPr>
-              <w:t>OBSERVAR</w:t>
+            <w:tcW w:type="dxa" w:w="1417"/>
+            <w:vAlign w:val="center"/>
+          </w:tcPr>
+          <w:p>
+            <w:pPr>
+              <w:keepNext/>
+              <w:spacing w:after="20" w:before="20"/>
+              <w:jc w:val="center"/>
+            </w:pPr>
+            <w:r>
+              <w:rPr>
+                <w:b w:val="0"/>
+                <w:i w:val="0"/>
+                <w:sz w:val="15"/>
+              </w:rPr>
+              <w:t>CUMPLE</w:t>
             </w:r>
           </w:p>
         </w:tc>
@@ -16016,7 +16048,7 @@
       <w:tr>
         <w:tc>
           <w:tcPr>
-            <w:tcW w:type="dxa" w:w="1644"/>
+            <w:tcW w:type="dxa" w:w="1616"/>
             <w:vAlign w:val="center"/>
           </w:tcPr>
           <w:p>
@@ -16079,7 +16111,91 @@
         </w:tc>
         <w:tc>
           <w:tcPr>
-            <w:tcW w:type="dxa" w:w="595"/>
+            <w:tcW w:type="dxa" w:w="709"/>
+            <w:vAlign w:val="center"/>
+          </w:tcPr>
+          <w:p>
+            <w:pPr>
+              <w:keepNext/>
+              <w:spacing w:after="20" w:before="20"/>
+              <w:jc w:val="center"/>
+            </w:pPr>
+            <w:r>
+              <w:rPr>
+                <w:b w:val="0"/>
+                <w:i w:val="0"/>
+                <w:sz w:val="15"/>
+              </w:rPr>
+              <w:t>6.00</w:t>
+            </w:r>
+          </w:p>
+        </w:tc>
+        <w:tc>
+          <w:tcPr>
+            <w:tcW w:type="dxa" w:w="1502"/>
+            <w:vAlign w:val="center"/>
+          </w:tcPr>
+          <w:p>
+            <w:pPr>
+              <w:keepNext/>
+              <w:spacing w:after="20" w:before="20"/>
+              <w:jc w:val="left"/>
+            </w:pPr>
+            <w:r>
+              <w:rPr>
+                <w:b w:val="0"/>
+                <w:i w:val="0"/>
+                <w:sz w:val="15"/>
+              </w:rPr>
+              <w:t>R.V.M. 208-2019</w:t>
+            </w:r>
+          </w:p>
+        </w:tc>
+        <w:tc>
+          <w:tcPr>
+            <w:tcW w:type="dxa" w:w="765"/>
+            <w:vAlign w:val="center"/>
+          </w:tcPr>
+          <w:p>
+            <w:pPr>
+              <w:keepNext/>
+              <w:spacing w:after="20" w:before="20"/>
+              <w:jc w:val="center"/>
+            </w:pPr>
+            <w:r>
+              <w:rPr>
+                <w:b w:val="0"/>
+                <w:i w:val="0"/>
+                <w:sz w:val="15"/>
+              </w:rPr>
+              <w:t>6.00</w:t>
+            </w:r>
+          </w:p>
+        </w:tc>
+        <w:tc>
+          <w:tcPr>
+            <w:tcW w:type="dxa" w:w="822"/>
+            <w:vAlign w:val="center"/>
+          </w:tcPr>
+          <w:p>
+            <w:pPr>
+              <w:keepNext/>
+              <w:spacing w:after="20" w:before="20"/>
+              <w:jc w:val="center"/>
+            </w:pPr>
+            <w:r>
+              <w:rPr>
+                <w:b w:val="0"/>
+                <w:i w:val="0"/>
+                <w:sz w:val="15"/>
+              </w:rPr>
+              <w:t>9.00</w:t>
+            </w:r>
+          </w:p>
+        </w:tc>
+        <w:tc>
+          <w:tcPr>
+            <w:tcW w:type="dxa" w:w="935"/>
             <w:vAlign w:val="center"/>
           </w:tcPr>
           <w:p>
@@ -16100,91 +16216,7 @@
         </w:tc>
         <w:tc>
           <w:tcPr>
-            <w:tcW w:type="dxa" w:w="1531"/>
-            <w:vAlign w:val="center"/>
-          </w:tcPr>
-          <w:p>
-            <w:pPr>
-              <w:keepNext/>
-              <w:spacing w:after="20" w:before="20"/>
-              <w:jc w:val="left"/>
-            </w:pPr>
-            <w:r>
-              <w:rPr>
-                <w:b w:val="0"/>
-                <w:i w:val="0"/>
-                <w:sz w:val="15"/>
-              </w:rPr>
-              <w:t>Lineamientos 3.2</w:t>
-            </w:r>
-          </w:p>
-        </w:tc>
-        <w:tc>
-          <w:tcPr>
-            <w:tcW w:type="dxa" w:w="765"/>
-            <w:vAlign w:val="center"/>
-          </w:tcPr>
-          <w:p>
-            <w:pPr>
-              <w:keepNext/>
-              <w:spacing w:after="20" w:before="20"/>
-              <w:jc w:val="center"/>
-            </w:pPr>
-            <w:r>
-              <w:rPr>
-                <w:b w:val="0"/>
-                <w:i w:val="0"/>
-                <w:sz w:val="15"/>
-              </w:rPr>
-              <w:t>—</w:t>
-            </w:r>
-          </w:p>
-        </w:tc>
-        <w:tc>
-          <w:tcPr>
-            <w:tcW w:type="dxa" w:w="822"/>
-            <w:vAlign w:val="center"/>
-          </w:tcPr>
-          <w:p>
-            <w:pPr>
-              <w:keepNext/>
-              <w:spacing w:after="20" w:before="20"/>
-              <w:jc w:val="center"/>
-            </w:pPr>
-            <w:r>
-              <w:rPr>
-                <w:b w:val="0"/>
-                <w:i w:val="0"/>
-                <w:sz w:val="15"/>
-              </w:rPr>
-              <w:t>9.00</w:t>
-            </w:r>
-          </w:p>
-        </w:tc>
-        <w:tc>
-          <w:tcPr>
-            <w:tcW w:type="dxa" w:w="935"/>
-            <w:vAlign w:val="center"/>
-          </w:tcPr>
-          <w:p>
-            <w:pPr>
-              <w:keepNext/>
-              <w:spacing w:after="20" w:before="20"/>
-              <w:jc w:val="center"/>
-            </w:pPr>
-            <w:r>
-              <w:rPr>
-                <w:b w:val="0"/>
-                <w:i w:val="0"/>
-                <w:sz w:val="15"/>
-              </w:rPr>
-              <w:t>—</w:t>
-            </w:r>
-          </w:p>
-        </w:tc>
-        <w:tc>
-          <w:tcPr>
-            <w:tcW w:type="dxa" w:w="1474"/>
+            <w:tcW w:type="dxa" w:w="1417"/>
             <w:vAlign w:val="center"/>
           </w:tcPr>
           <w:p>
@@ -16207,7 +16239,7 @@
       <w:tr>
         <w:tc>
           <w:tcPr>
-            <w:tcW w:type="dxa" w:w="1644"/>
+            <w:tcW w:type="dxa" w:w="1616"/>
             <w:vAlign w:val="center"/>
           </w:tcPr>
           <w:p>
@@ -16270,7 +16302,7 @@
         </w:tc>
         <w:tc>
           <w:tcPr>
-            <w:tcW w:type="dxa" w:w="595"/>
+            <w:tcW w:type="dxa" w:w="709"/>
             <w:vAlign w:val="center"/>
           </w:tcPr>
           <w:p>
@@ -16291,7 +16323,7 @@
         </w:tc>
         <w:tc>
           <w:tcPr>
-            <w:tcW w:type="dxa" w:w="1531"/>
+            <w:tcW w:type="dxa" w:w="1502"/>
             <w:vAlign w:val="center"/>
           </w:tcPr>
           <w:p>
@@ -16369,13 +16401,13 @@
                 <w:i w:val="0"/>
                 <w:sz w:val="15"/>
               </w:rPr>
-              <w:t>113.00</w:t>
-            </w:r>
-          </w:p>
-        </w:tc>
-        <w:tc>
-          <w:tcPr>
-            <w:tcW w:type="dxa" w:w="1474"/>
+              <w:t>—</w:t>
+            </w:r>
+          </w:p>
+        </w:tc>
+        <w:tc>
+          <w:tcPr>
+            <w:tcW w:type="dxa" w:w="1417"/>
             <w:vAlign w:val="center"/>
           </w:tcPr>
           <w:p>
@@ -16398,7 +16430,7 @@
       <w:tr>
         <w:tc>
           <w:tcPr>
-            <w:tcW w:type="dxa" w:w="1644"/>
+            <w:tcW w:type="dxa" w:w="1616"/>
             <w:vAlign w:val="center"/>
           </w:tcPr>
           <w:p>
@@ -16461,7 +16493,91 @@
         </w:tc>
         <w:tc>
           <w:tcPr>
-            <w:tcW w:type="dxa" w:w="595"/>
+            <w:tcW w:type="dxa" w:w="709"/>
+            <w:vAlign w:val="center"/>
+          </w:tcPr>
+          <w:p>
+            <w:pPr>
+              <w:keepNext/>
+              <w:spacing w:after="20" w:before="20"/>
+              <w:jc w:val="center"/>
+            </w:pPr>
+            <w:r>
+              <w:rPr>
+                <w:b w:val="0"/>
+                <w:i w:val="0"/>
+                <w:sz w:val="15"/>
+              </w:rPr>
+              <w:t>3.00</w:t>
+            </w:r>
+          </w:p>
+        </w:tc>
+        <w:tc>
+          <w:tcPr>
+            <w:tcW w:type="dxa" w:w="1502"/>
+            <w:vAlign w:val="center"/>
+          </w:tcPr>
+          <w:p>
+            <w:pPr>
+              <w:keepNext/>
+              <w:spacing w:after="20" w:before="20"/>
+              <w:jc w:val="left"/>
+            </w:pPr>
+            <w:r>
+              <w:rPr>
+                <w:b w:val="0"/>
+                <w:i w:val="0"/>
+                <w:sz w:val="15"/>
+              </w:rPr>
+              <w:t>R.V.M. 208-2019; lineamientos 3.4</w:t>
+            </w:r>
+          </w:p>
+        </w:tc>
+        <w:tc>
+          <w:tcPr>
+            <w:tcW w:type="dxa" w:w="765"/>
+            <w:vAlign w:val="center"/>
+          </w:tcPr>
+          <w:p>
+            <w:pPr>
+              <w:keepNext/>
+              <w:spacing w:after="20" w:before="20"/>
+              <w:jc w:val="center"/>
+            </w:pPr>
+            <w:r>
+              <w:rPr>
+                <w:b w:val="0"/>
+                <w:i w:val="0"/>
+                <w:sz w:val="15"/>
+              </w:rPr>
+              <w:t>36.00</w:t>
+            </w:r>
+          </w:p>
+        </w:tc>
+        <w:tc>
+          <w:tcPr>
+            <w:tcW w:type="dxa" w:w="822"/>
+            <w:vAlign w:val="center"/>
+          </w:tcPr>
+          <w:p>
+            <w:pPr>
+              <w:keepNext/>
+              <w:spacing w:after="20" w:before="20"/>
+              <w:jc w:val="center"/>
+            </w:pPr>
+            <w:r>
+              <w:rPr>
+                <w:b w:val="0"/>
+                <w:i w:val="0"/>
+                <w:sz w:val="15"/>
+              </w:rPr>
+              <w:t>36.00</w:t>
+            </w:r>
+          </w:p>
+        </w:tc>
+        <w:tc>
+          <w:tcPr>
+            <w:tcW w:type="dxa" w:w="935"/>
             <w:vAlign w:val="center"/>
           </w:tcPr>
           <w:p>
@@ -16482,91 +16598,7 @@
         </w:tc>
         <w:tc>
           <w:tcPr>
-            <w:tcW w:type="dxa" w:w="1531"/>
-            <w:vAlign w:val="center"/>
-          </w:tcPr>
-          <w:p>
-            <w:pPr>
-              <w:keepNext/>
-              <w:spacing w:after="20" w:before="20"/>
-              <w:jc w:val="left"/>
-            </w:pPr>
-            <w:r>
-              <w:rPr>
-                <w:b w:val="0"/>
-                <w:i w:val="0"/>
-                <w:sz w:val="15"/>
-              </w:rPr>
-              <w:t>R.V.M. 208-2019 (cotejar); lineamientos 3.4</w:t>
-            </w:r>
-          </w:p>
-        </w:tc>
-        <w:tc>
-          <w:tcPr>
-            <w:tcW w:type="dxa" w:w="765"/>
-            <w:vAlign w:val="center"/>
-          </w:tcPr>
-          <w:p>
-            <w:pPr>
-              <w:keepNext/>
-              <w:spacing w:after="20" w:before="20"/>
-              <w:jc w:val="center"/>
-            </w:pPr>
-            <w:r>
-              <w:rPr>
-                <w:b w:val="0"/>
-                <w:i w:val="0"/>
-                <w:sz w:val="15"/>
-              </w:rPr>
-              <w:t>—</w:t>
-            </w:r>
-          </w:p>
-        </w:tc>
-        <w:tc>
-          <w:tcPr>
-            <w:tcW w:type="dxa" w:w="822"/>
-            <w:vAlign w:val="center"/>
-          </w:tcPr>
-          <w:p>
-            <w:pPr>
-              <w:keepNext/>
-              <w:spacing w:after="20" w:before="20"/>
-              <w:jc w:val="center"/>
-            </w:pPr>
-            <w:r>
-              <w:rPr>
-                <w:b w:val="0"/>
-                <w:i w:val="0"/>
-                <w:sz w:val="15"/>
-              </w:rPr>
-              <w:t>36.00</w:t>
-            </w:r>
-          </w:p>
-        </w:tc>
-        <w:tc>
-          <w:tcPr>
-            <w:tcW w:type="dxa" w:w="935"/>
-            <w:vAlign w:val="center"/>
-          </w:tcPr>
-          <w:p>
-            <w:pPr>
-              <w:keepNext/>
-              <w:spacing w:after="20" w:before="20"/>
-              <w:jc w:val="center"/>
-            </w:pPr>
-            <w:r>
-              <w:rPr>
-                <w:b w:val="0"/>
-                <w:i w:val="0"/>
-                <w:sz w:val="15"/>
-              </w:rPr>
-              <w:t>—</w:t>
-            </w:r>
-          </w:p>
-        </w:tc>
-        <w:tc>
-          <w:tcPr>
-            <w:tcW w:type="dxa" w:w="1474"/>
+            <w:tcW w:type="dxa" w:w="1417"/>
             <w:vAlign w:val="center"/>
           </w:tcPr>
           <w:p>
@@ -16589,7 +16621,7 @@
       <w:tr>
         <w:tc>
           <w:tcPr>
-            <w:tcW w:type="dxa" w:w="1644"/>
+            <w:tcW w:type="dxa" w:w="1616"/>
             <w:vAlign w:val="center"/>
           </w:tcPr>
           <w:p>
@@ -16652,7 +16684,7 @@
         </w:tc>
         <w:tc>
           <w:tcPr>
-            <w:tcW w:type="dxa" w:w="595"/>
+            <w:tcW w:type="dxa" w:w="709"/>
             <w:vAlign w:val="center"/>
           </w:tcPr>
           <w:p>
@@ -16673,7 +16705,7 @@
         </w:tc>
         <w:tc>
           <w:tcPr>
-            <w:tcW w:type="dxa" w:w="1531"/>
+            <w:tcW w:type="dxa" w:w="1502"/>
             <w:vAlign w:val="center"/>
           </w:tcPr>
           <w:p>
@@ -16757,22 +16789,22 @@
         </w:tc>
         <w:tc>
           <w:tcPr>
-            <w:tcW w:type="dxa" w:w="1474"/>
-            <w:vAlign w:val="center"/>
-          </w:tcPr>
-          <w:p>
-            <w:pPr>
-              <w:keepNext/>
-              <w:spacing w:after="20" w:before="20"/>
-              <w:jc w:val="center"/>
-            </w:pPr>
-            <w:r>
-              <w:rPr>
-                <w:b w:val="0"/>
-                <w:i w:val="0"/>
-                <w:sz w:val="15"/>
-              </w:rPr>
-              <w:t>CUMPLE</w:t>
+            <w:tcW w:type="dxa" w:w="1417"/>
+            <w:vAlign w:val="center"/>
+          </w:tcPr>
+          <w:p>
+            <w:pPr>
+              <w:keepNext/>
+              <w:spacing w:after="20" w:before="20"/>
+              <w:jc w:val="center"/>
+            </w:pPr>
+            <w:r>
+              <w:rPr>
+                <w:b w:val="0"/>
+                <w:i w:val="0"/>
+                <w:sz w:val="15"/>
+              </w:rPr>
+              <w:t>CONFORME</w:t>
             </w:r>
           </w:p>
         </w:tc>
@@ -16780,7 +16812,7 @@
       <w:tr>
         <w:tc>
           <w:tcPr>
-            <w:tcW w:type="dxa" w:w="1644"/>
+            <w:tcW w:type="dxa" w:w="1616"/>
             <w:vAlign w:val="center"/>
           </w:tcPr>
           <w:p>
@@ -16843,7 +16875,7 @@
         </w:tc>
         <w:tc>
           <w:tcPr>
-            <w:tcW w:type="dxa" w:w="595"/>
+            <w:tcW w:type="dxa" w:w="709"/>
             <w:vAlign w:val="center"/>
           </w:tcPr>
           <w:p>
@@ -16864,7 +16896,7 @@
         </w:tc>
         <w:tc>
           <w:tcPr>
-            <w:tcW w:type="dxa" w:w="1531"/>
+            <w:tcW w:type="dxa" w:w="1502"/>
             <w:vAlign w:val="center"/>
           </w:tcPr>
           <w:p>
@@ -16879,7 +16911,7 @@
                 <w:i w:val="0"/>
                 <w:sz w:val="15"/>
               </w:rPr>
-              <w:t>R.V.M. 208-2019 (cotejar)</w:t>
+              <w:t>R.V.M. 208-2019</w:t>
             </w:r>
           </w:p>
         </w:tc>
@@ -16948,22 +16980,22 @@
         </w:tc>
         <w:tc>
           <w:tcPr>
-            <w:tcW w:type="dxa" w:w="1474"/>
-            <w:vAlign w:val="center"/>
-          </w:tcPr>
-          <w:p>
-            <w:pPr>
-              <w:keepNext/>
-              <w:spacing w:after="20" w:before="20"/>
-              <w:jc w:val="center"/>
-            </w:pPr>
-            <w:r>
-              <w:rPr>
-                <w:b w:val="0"/>
-                <w:i w:val="0"/>
-                <w:sz w:val="15"/>
-              </w:rPr>
-              <w:t>CUMPLE</w:t>
+            <w:tcW w:type="dxa" w:w="1417"/>
+            <w:vAlign w:val="center"/>
+          </w:tcPr>
+          <w:p>
+            <w:pPr>
+              <w:keepNext/>
+              <w:spacing w:after="20" w:before="20"/>
+              <w:jc w:val="center"/>
+            </w:pPr>
+            <w:r>
+              <w:rPr>
+                <w:b w:val="0"/>
+                <w:i w:val="0"/>
+                <w:sz w:val="15"/>
+              </w:rPr>
+              <w:t>CONFORME</w:t>
             </w:r>
           </w:p>
         </w:tc>
@@ -16971,7 +17003,7 @@
       <w:tr>
         <w:tc>
           <w:tcPr>
-            <w:tcW w:type="dxa" w:w="1644"/>
+            <w:tcW w:type="dxa" w:w="1616"/>
             <w:vAlign w:val="center"/>
           </w:tcPr>
           <w:p>
@@ -17034,7 +17066,7 @@
         </w:tc>
         <w:tc>
           <w:tcPr>
-            <w:tcW w:type="dxa" w:w="595"/>
+            <w:tcW w:type="dxa" w:w="709"/>
             <w:vAlign w:val="center"/>
           </w:tcPr>
           <w:p>
@@ -17055,7 +17087,7 @@
         </w:tc>
         <w:tc>
           <w:tcPr>
-            <w:tcW w:type="dxa" w:w="1531"/>
+            <w:tcW w:type="dxa" w:w="1502"/>
             <w:vAlign w:val="center"/>
           </w:tcPr>
           <w:p>
@@ -17139,22 +17171,22 @@
         </w:tc>
         <w:tc>
           <w:tcPr>
-            <w:tcW w:type="dxa" w:w="1474"/>
-            <w:vAlign w:val="center"/>
-          </w:tcPr>
-          <w:p>
-            <w:pPr>
-              <w:keepNext/>
-              <w:spacing w:after="20" w:before="20"/>
-              <w:jc w:val="center"/>
-            </w:pPr>
-            <w:r>
-              <w:rPr>
-                <w:b w:val="0"/>
-                <w:i w:val="0"/>
-                <w:sz w:val="15"/>
-              </w:rPr>
-              <w:t>CUMPLE</w:t>
+            <w:tcW w:type="dxa" w:w="1417"/>
+            <w:vAlign w:val="center"/>
+          </w:tcPr>
+          <w:p>
+            <w:pPr>
+              <w:keepNext/>
+              <w:spacing w:after="20" w:before="20"/>
+              <w:jc w:val="center"/>
+            </w:pPr>
+            <w:r>
+              <w:rPr>
+                <w:b w:val="0"/>
+                <w:i w:val="0"/>
+                <w:sz w:val="15"/>
+              </w:rPr>
+              <w:t>CONFORME</w:t>
             </w:r>
           </w:p>
         </w:tc>
@@ -17162,7 +17194,7 @@
       <w:tr>
         <w:tc>
           <w:tcPr>
-            <w:tcW w:type="dxa" w:w="1644"/>
+            <w:tcW w:type="dxa" w:w="1616"/>
             <w:vAlign w:val="center"/>
           </w:tcPr>
           <w:p>
@@ -17225,7 +17257,91 @@
         </w:tc>
         <w:tc>
           <w:tcPr>
-            <w:tcW w:type="dxa" w:w="595"/>
+            <w:tcW w:type="dxa" w:w="709"/>
+            <w:vAlign w:val="center"/>
+          </w:tcPr>
+          <w:p>
+            <w:pPr>
+              <w:keepNext/>
+              <w:spacing w:after="20" w:before="20"/>
+              <w:jc w:val="center"/>
+            </w:pPr>
+            <w:r>
+              <w:rPr>
+                <w:b w:val="0"/>
+                <w:i w:val="0"/>
+                <w:sz w:val="15"/>
+              </w:rPr>
+              <w:t>1.00</w:t>
+            </w:r>
+          </w:p>
+        </w:tc>
+        <w:tc>
+          <w:tcPr>
+            <w:tcW w:type="dxa" w:w="1502"/>
+            <w:vAlign w:val="center"/>
+          </w:tcPr>
+          <w:p>
+            <w:pPr>
+              <w:keepNext/>
+              <w:spacing w:after="20" w:before="20"/>
+              <w:jc w:val="left"/>
+            </w:pPr>
+            <w:r>
+              <w:rPr>
+                <w:b w:val="0"/>
+                <w:i w:val="0"/>
+                <w:sz w:val="15"/>
+              </w:rPr>
+              <w:t>A.090 art. 11; lineamientos 3.9</w:t>
+            </w:r>
+          </w:p>
+        </w:tc>
+        <w:tc>
+          <w:tcPr>
+            <w:tcW w:type="dxa" w:w="765"/>
+            <w:vAlign w:val="center"/>
+          </w:tcPr>
+          <w:p>
+            <w:pPr>
+              <w:keepNext/>
+              <w:spacing w:after="20" w:before="20"/>
+              <w:jc w:val="center"/>
+            </w:pPr>
+            <w:r>
+              <w:rPr>
+                <w:b w:val="0"/>
+                <w:i w:val="0"/>
+                <w:sz w:val="15"/>
+              </w:rPr>
+              <w:t>20.00</w:t>
+            </w:r>
+          </w:p>
+        </w:tc>
+        <w:tc>
+          <w:tcPr>
+            <w:tcW w:type="dxa" w:w="822"/>
+            <w:vAlign w:val="center"/>
+          </w:tcPr>
+          <w:p>
+            <w:pPr>
+              <w:keepNext/>
+              <w:spacing w:after="20" w:before="20"/>
+              <w:jc w:val="center"/>
+            </w:pPr>
+            <w:r>
+              <w:rPr>
+                <w:b w:val="0"/>
+                <w:i w:val="0"/>
+                <w:sz w:val="15"/>
+              </w:rPr>
+              <w:t>44.00</w:t>
+            </w:r>
+          </w:p>
+        </w:tc>
+        <w:tc>
+          <w:tcPr>
+            <w:tcW w:type="dxa" w:w="935"/>
             <w:vAlign w:val="center"/>
           </w:tcPr>
           <w:p>
@@ -17246,91 +17362,7 @@
         </w:tc>
         <w:tc>
           <w:tcPr>
-            <w:tcW w:type="dxa" w:w="1531"/>
-            <w:vAlign w:val="center"/>
-          </w:tcPr>
-          <w:p>
-            <w:pPr>
-              <w:keepNext/>
-              <w:spacing w:after="20" w:before="20"/>
-              <w:jc w:val="left"/>
-            </w:pPr>
-            <w:r>
-              <w:rPr>
-                <w:b w:val="0"/>
-                <w:i w:val="0"/>
-                <w:sz w:val="15"/>
-              </w:rPr>
-              <w:t>Lineamientos 3.9 (área sombreada con pérgola y bancos)</w:t>
-            </w:r>
-          </w:p>
-        </w:tc>
-        <w:tc>
-          <w:tcPr>
-            <w:tcW w:type="dxa" w:w="765"/>
-            <w:vAlign w:val="center"/>
-          </w:tcPr>
-          <w:p>
-            <w:pPr>
-              <w:keepNext/>
-              <w:spacing w:after="20" w:before="20"/>
-              <w:jc w:val="center"/>
-            </w:pPr>
-            <w:r>
-              <w:rPr>
-                <w:b w:val="0"/>
-                <w:i w:val="0"/>
-                <w:sz w:val="15"/>
-              </w:rPr>
-              <w:t>40.00</w:t>
-            </w:r>
-          </w:p>
-        </w:tc>
-        <w:tc>
-          <w:tcPr>
-            <w:tcW w:type="dxa" w:w="822"/>
-            <w:vAlign w:val="center"/>
-          </w:tcPr>
-          <w:p>
-            <w:pPr>
-              <w:keepNext/>
-              <w:spacing w:after="20" w:before="20"/>
-              <w:jc w:val="center"/>
-            </w:pPr>
-            <w:r>
-              <w:rPr>
-                <w:b w:val="0"/>
-                <w:i w:val="0"/>
-                <w:sz w:val="15"/>
-              </w:rPr>
-              <w:t>44.00</w:t>
-            </w:r>
-          </w:p>
-        </w:tc>
-        <w:tc>
-          <w:tcPr>
-            <w:tcW w:type="dxa" w:w="935"/>
-            <w:vAlign w:val="center"/>
-          </w:tcPr>
-          <w:p>
-            <w:pPr>
-              <w:keepNext/>
-              <w:spacing w:after="20" w:before="20"/>
-              <w:jc w:val="center"/>
-            </w:pPr>
-            <w:r>
-              <w:rPr>
-                <w:b w:val="0"/>
-                <w:i w:val="0"/>
-                <w:sz w:val="15"/>
-              </w:rPr>
-              <w:t>—</w:t>
-            </w:r>
-          </w:p>
-        </w:tc>
-        <w:tc>
-          <w:tcPr>
-            <w:tcW w:type="dxa" w:w="1474"/>
+            <w:tcW w:type="dxa" w:w="1417"/>
             <w:vAlign w:val="center"/>
           </w:tcPr>
           <w:p>
@@ -17353,7 +17385,7 @@
       <w:tr>
         <w:tc>
           <w:tcPr>
-            <w:tcW w:type="dxa" w:w="1644"/>
+            <w:tcW w:type="dxa" w:w="1616"/>
             <w:vAlign w:val="center"/>
           </w:tcPr>
           <w:p>
@@ -17416,7 +17448,7 @@
         </w:tc>
         <w:tc>
           <w:tcPr>
-            <w:tcW w:type="dxa" w:w="595"/>
+            <w:tcW w:type="dxa" w:w="709"/>
             <w:vAlign w:val="center"/>
           </w:tcPr>
           <w:p>
@@ -17437,7 +17469,7 @@
         </w:tc>
         <w:tc>
           <w:tcPr>
-            <w:tcW w:type="dxa" w:w="1531"/>
+            <w:tcW w:type="dxa" w:w="1502"/>
             <w:vAlign w:val="center"/>
           </w:tcPr>
           <w:p>
@@ -17521,22 +17553,22 @@
         </w:tc>
         <w:tc>
           <w:tcPr>
-            <w:tcW w:type="dxa" w:w="1474"/>
-            <w:vAlign w:val="center"/>
-          </w:tcPr>
-          <w:p>
-            <w:pPr>
-              <w:keepNext/>
-              <w:spacing w:after="20" w:before="20"/>
-              <w:jc w:val="center"/>
-            </w:pPr>
-            <w:r>
-              <w:rPr>
-                <w:b w:val="0"/>
-                <w:i w:val="0"/>
-                <w:sz w:val="15"/>
-              </w:rPr>
-              <w:t>CUMPLE</w:t>
+            <w:tcW w:type="dxa" w:w="1417"/>
+            <w:vAlign w:val="center"/>
+          </w:tcPr>
+          <w:p>
+            <w:pPr>
+              <w:keepNext/>
+              <w:spacing w:after="20" w:before="20"/>
+              <w:jc w:val="center"/>
+            </w:pPr>
+            <w:r>
+              <w:rPr>
+                <w:b w:val="0"/>
+                <w:i w:val="0"/>
+                <w:sz w:val="15"/>
+              </w:rPr>
+              <w:t>CONFORME</w:t>
             </w:r>
           </w:p>
         </w:tc>
@@ -17544,7 +17576,7 @@
       <w:tr>
         <w:tc>
           <w:tcPr>
-            <w:tcW w:type="dxa" w:w="1644"/>
+            <w:tcW w:type="dxa" w:w="1616"/>
             <w:vAlign w:val="center"/>
           </w:tcPr>
           <w:p>
@@ -17607,7 +17639,7 @@
         </w:tc>
         <w:tc>
           <w:tcPr>
-            <w:tcW w:type="dxa" w:w="595"/>
+            <w:tcW w:type="dxa" w:w="709"/>
             <w:vAlign w:val="center"/>
           </w:tcPr>
           <w:p>
@@ -17628,7 +17660,7 @@
         </w:tc>
         <w:tc>
           <w:tcPr>
-            <w:tcW w:type="dxa" w:w="1531"/>
+            <w:tcW w:type="dxa" w:w="1502"/>
             <w:vAlign w:val="center"/>
           </w:tcPr>
           <w:p>
@@ -17712,22 +17744,22 @@
         </w:tc>
         <w:tc>
           <w:tcPr>
-            <w:tcW w:type="dxa" w:w="1474"/>
-            <w:vAlign w:val="center"/>
-          </w:tcPr>
-          <w:p>
-            <w:pPr>
-              <w:keepNext/>
-              <w:spacing w:after="20" w:before="20"/>
-              <w:jc w:val="center"/>
-            </w:pPr>
-            <w:r>
-              <w:rPr>
-                <w:b w:val="0"/>
-                <w:i w:val="0"/>
-                <w:sz w:val="15"/>
-              </w:rPr>
-              <w:t>CUMPLE</w:t>
+            <w:tcW w:type="dxa" w:w="1417"/>
+            <w:vAlign w:val="center"/>
+          </w:tcPr>
+          <w:p>
+            <w:pPr>
+              <w:keepNext/>
+              <w:spacing w:after="20" w:before="20"/>
+              <w:jc w:val="center"/>
+            </w:pPr>
+            <w:r>
+              <w:rPr>
+                <w:b w:val="0"/>
+                <w:i w:val="0"/>
+                <w:sz w:val="15"/>
+              </w:rPr>
+              <w:t>CONFORME</w:t>
             </w:r>
           </w:p>
         </w:tc>
@@ -17735,7 +17767,7 @@
       <w:tr>
         <w:tc>
           <w:tcPr>
-            <w:tcW w:type="dxa" w:w="1644"/>
+            <w:tcW w:type="dxa" w:w="1616"/>
             <w:vAlign w:val="center"/>
           </w:tcPr>
           <w:p>
@@ -17795,7 +17827,7 @@
         </w:tc>
         <w:tc>
           <w:tcPr>
-            <w:tcW w:type="dxa" w:w="595"/>
+            <w:tcW w:type="dxa" w:w="709"/>
             <w:vAlign w:val="center"/>
           </w:tcPr>
           <w:p>
@@ -17815,7 +17847,7 @@
         </w:tc>
         <w:tc>
           <w:tcPr>
-            <w:tcW w:type="dxa" w:w="1531"/>
+            <w:tcW w:type="dxa" w:w="1502"/>
             <w:vAlign w:val="center"/>
           </w:tcPr>
           <w:p>
@@ -17829,7 +17861,7 @@
                 <w:i w:val="0"/>
                 <w:sz w:val="15"/>
               </w:rPr>
-              <w:t>R.V.M. 208-2019 (cotejar)</w:t>
+              <w:t>R.V.M. 208-2019</w:t>
             </w:r>
           </w:p>
         </w:tc>
@@ -17895,21 +17927,21 @@
         </w:tc>
         <w:tc>
           <w:tcPr>
-            <w:tcW w:type="dxa" w:w="1474"/>
-            <w:vAlign w:val="center"/>
-          </w:tcPr>
-          <w:p>
-            <w:pPr>
-              <w:spacing w:after="20" w:before="20"/>
-              <w:jc w:val="center"/>
-            </w:pPr>
-            <w:r>
-              <w:rPr>
-                <w:b w:val="0"/>
-                <w:i w:val="0"/>
-                <w:sz w:val="15"/>
-              </w:rPr>
-              <w:t>CUMPLE</w:t>
+            <w:tcW w:type="dxa" w:w="1417"/>
+            <w:vAlign w:val="center"/>
+          </w:tcPr>
+          <w:p>
+            <w:pPr>
+              <w:spacing w:after="20" w:before="20"/>
+              <w:jc w:val="center"/>
+            </w:pPr>
+            <w:r>
+              <w:rPr>
+                <w:b w:val="0"/>
+                <w:i w:val="0"/>
+                <w:sz w:val="15"/>
+              </w:rPr>
+              <w:t>CONFORME</w:t>
             </w:r>
           </w:p>
         </w:tc>
@@ -17948,7 +17980,7 @@
           <w:b w:val="0"/>
           <w:i w:val="0"/>
         </w:rPr>
-        <w:t>Lineamientos: 0.40 m² por residente: 80 comensales x 0.40 = 32.00 m² (cumple); 113 residentes x 0.40 = 45.20 m² (no cumple si comen todas a la vez). Sin vidrio, punzocortantes bajo llave y reja para impedir el ingreso de niñas y niños.</w:t>
+        <w:t>Con 6 personas a 6.00 m² por persona (R.V.M. 208-2019), el área mínima es de 36.00 m², y el ambiente tiene 36.00 m². Supera los 0.40 m² por comensal de los lineamientos (80 x 0.40 = 32.00 m²); acceso restringido a niñas y niños.</w:t>
       </w:r>
     </w:p>
     <w:p>
@@ -17969,7 +18001,7 @@
           <w:b w:val="0"/>
           <w:i w:val="0"/>
         </w:rPr>
-        <w:t>Menor que la superficie sugerida (9/12 m²); junto con la alacena (9.00 m²) suma 15.00 m². Acceso directo desde el zaguán de servicio.</w:t>
+        <w:t>Con 1 persona a 6.00 m² por persona (R.V.M. 208-2019), el área mínima es de 6.00 m², y el ambiente tiene 6.00 m². Con la alacena (9.00 m²) suma 15.00 m² de almacenamiento de alimentos, por encima de la superficie sugerida para la despensa (9/12 m², lineamientos 3.2).</w:t>
       </w:r>
     </w:p>
     <w:p>
@@ -17990,7 +18022,7 @@
           <w:b w:val="0"/>
           <w:i w:val="0"/>
         </w:rPr>
-        <w:t>Ver despensa.</w:t>
+        <w:t>Con 1 persona a 6.00 m² por persona (R.V.M. 208-2019), el área mínima es de 6.00 m², y el ambiente tiene 9.00 m². Complementa la despensa.</w:t>
       </w:r>
     </w:p>
     <w:p>
@@ -18011,7 +18043,7 @@
           <w:b w:val="0"/>
           <w:i w:val="0"/>
         </w:rPr>
-        <w:t>El área (240.00 m²) cubre a las 113 plazas de la zona residencial (1.00 m² por residente), pero la capacidad declarada (80) es menor: declarar la capacidad del comedor igual al total de residentes.</w:t>
+        <w:t>Con 80 personas a 1.00 m² por persona (A.040 art. 13), el área mínima es de 80.00 m², y el ambiente tiene 240.00 m². Con 1.00 m² por residente (lineamientos 3.2), sus 240.00 m² permiten atender a la totalidad de las residentes en un solo turno.</w:t>
       </w:r>
     </w:p>
     <w:p>
@@ -18032,7 +18064,7 @@
           <w:b w:val="0"/>
           <w:i w:val="0"/>
         </w:rPr>
-        <w:t>Los lineamientos piden al menos 2 lavadoras, 2 secadoras, 4 fregaderos y 2 mesas de planchado, y tendido al aire libre y cubierto (temporada de lluvias).</w:t>
+        <w:t>Con 12 personas a 3.00 m² por persona (R.V.M. 208-2019), el área mínima es de 36.00 m², y el ambiente tiene 36.00 m². Lavado, secado y planchado con tendido al aire libre y cubierto (lineamientos 3.4).</w:t>
       </w:r>
     </w:p>
     <w:p>
@@ -18053,7 +18085,7 @@
           <w:b w:val="0"/>
           <w:i w:val="0"/>
         </w:rPr>
-        <w:t>Huertos previstos en los lineamientos (3.9) y como ecotecnia (4.4).</w:t>
+        <w:t>Huertos previstos en los lineamientos (3.9 y 4.4).</w:t>
       </w:r>
     </w:p>
     <w:p>
@@ -18074,7 +18106,7 @@
           <w:b w:val="0"/>
           <w:i w:val="0"/>
         </w:rPr>
-        <w:t>Área exterior de recreación; no debe ser visible desde el exterior (lineamientos 3.9).</w:t>
+        <w:t>Área exterior de reunión y recreación (lineamientos 3.9).</w:t>
       </w:r>
     </w:p>
     <w:p>
@@ -18095,7 +18127,7 @@
           <w:b w:val="0"/>
           <w:i w:val="0"/>
         </w:rPr>
-        <w:t>Con unas 75 niñas y niños (2/3 de 113 residentes, lineamientos 1.6) y 2.00 m² por niño(a) se requieren 150.00 m²; el patio de juegos (138.95 m²) con el patio cívico (222.75 m²) los cubre. Piso de hule en los juegos.</w:t>
+        <w:t>Con unas 75 niñas y niños (2/3 de las residentes, lineamientos 1.6) y 2.00 m² por niño(a) (R.V.M. 104-2019) se requieren 150.00 m², cubiertos por el patio de juegos y el patio cívico (361.70 m²).</w:t>
       </w:r>
     </w:p>
     <w:p>
@@ -18116,7 +18148,28 @@
           <w:b w:val="0"/>
           <w:i w:val="0"/>
         </w:rPr>
-        <w:t>La programación cita la A.030 art. 5, que no trata este ambiente (su índice es de 4.0 m²/persona en albergues): corregir la cita a los lineamientos 3.9. 20 personas x 2.00 m² = 40.00 m² &lt; 44.00 m².</w:t>
+        <w:t>Con 20 personas a 1.00 m² por persona (A.090 art. 11), el área mínima es de 20.00 m², y el ambiente tiene 44.00 m². Área sombreada con pérgola y bancos (lineamientos 3.9).</w:t>
+      </w:r>
+    </w:p>
+    <w:p>
+      <w:pPr>
+        <w:spacing w:before="0" w:after="60" w:line="276" w:lineRule="auto"/>
+        <w:ind w:left="510" w:hanging="255"/>
+        <w:jc w:val="both"/>
+      </w:pPr>
+      <w:r>
+        <w:rPr>
+          <w:b/>
+          <w:i w:val="0"/>
+        </w:rPr>
+        <w:t xml:space="preserve">•  Losa multiuso: </w:t>
+      </w:r>
+      <w:r>
+        <w:rPr>
+          <w:b w:val="0"/>
+          <w:i w:val="0"/>
+        </w:rPr>
+        <w:t>Supera la superficie sugerida por los lineamientos (420.00 m²). Permite canchas de básquet (15 x 28 m) y voleibol (9 x 18 m) (lineamientos 3.9).</w:t>
       </w:r>
     </w:p>
     <w:p>
@@ -18137,7 +18190,28 @@
           <w:b w:val="0"/>
           <w:i w:val="0"/>
         </w:rPr>
-        <w:t>La programación cita "capítulo 4" de la A.040 (dotación de servicios, art. 20).</w:t>
+        <w:t>Servicios de la losa multiuso (A.040 art. 20).</w:t>
+      </w:r>
+    </w:p>
+    <w:p>
+      <w:pPr>
+        <w:spacing w:before="0" w:after="60" w:line="276" w:lineRule="auto"/>
+        <w:ind w:left="510" w:hanging="255"/>
+        <w:jc w:val="both"/>
+      </w:pPr>
+      <w:r>
+        <w:rPr>
+          <w:b/>
+          <w:i w:val="0"/>
+        </w:rPr>
+        <w:t xml:space="preserve">•  Almacén de implementos deportivos: </w:t>
+      </w:r>
+      <w:r>
+        <w:rPr>
+          <w:b w:val="0"/>
+          <w:i w:val="0"/>
+        </w:rPr>
+        <w:t>Guardado de implementos deportivos.</w:t>
       </w:r>
     </w:p>
     <w:p>
@@ -18172,15 +18246,15 @@
         <w:tblLook w:firstColumn="1" w:firstRow="1" w:lastColumn="0" w:lastRow="0" w:noHBand="0" w:noVBand="1" w:val="04A0"/>
       </w:tblPr>
       <w:tblGrid>
-        <w:gridCol w:w="1644"/>
+        <w:gridCol w:w="1615"/>
         <w:gridCol w:w="737"/>
         <w:gridCol w:w="567"/>
-        <w:gridCol w:w="595"/>
-        <w:gridCol w:w="1530"/>
+        <w:gridCol w:w="708"/>
+        <w:gridCol w:w="1502"/>
         <w:gridCol w:w="765"/>
         <w:gridCol w:w="822"/>
         <w:gridCol w:w="935"/>
-        <w:gridCol w:w="1474"/>
+        <w:gridCol w:w="1417"/>
       </w:tblGrid>
       <w:tr>
         <w:trPr>
@@ -18188,7 +18262,7 @@
         </w:trPr>
         <w:tc>
           <w:tcPr>
-            <w:tcW w:type="dxa" w:w="1644"/>
+            <w:tcW w:type="dxa" w:w="1616"/>
             <w:shd w:val="clear" w:color="auto" w:fill="7B1E2B"/>
             <w:vAlign w:val="center"/>
           </w:tcPr>
@@ -18257,7 +18331,7 @@
         </w:tc>
         <w:tc>
           <w:tcPr>
-            <w:tcW w:type="dxa" w:w="595"/>
+            <w:tcW w:type="dxa" w:w="709"/>
             <w:shd w:val="clear" w:color="auto" w:fill="7B1E2B"/>
             <w:vAlign w:val="center"/>
           </w:tcPr>
@@ -18280,7 +18354,7 @@
         </w:tc>
         <w:tc>
           <w:tcPr>
-            <w:tcW w:type="dxa" w:w="1531"/>
+            <w:tcW w:type="dxa" w:w="1502"/>
             <w:shd w:val="clear" w:color="auto" w:fill="7B1E2B"/>
             <w:vAlign w:val="center"/>
           </w:tcPr>
@@ -18320,7 +18394,7 @@
                 <w:color w:val="FFFFFF"/>
                 <w:sz w:val="15"/>
               </w:rPr>
-              <w:t>REQ.</w:t>
+              <w:t>MÍN.</w:t>
             </w:r>
           </w:p>
         </w:tc>
@@ -18372,7 +18446,7 @@
         </w:tc>
         <w:tc>
           <w:tcPr>
-            <w:tcW w:type="dxa" w:w="1474"/>
+            <w:tcW w:type="dxa" w:w="1417"/>
             <w:shd w:val="clear" w:color="auto" w:fill="7B1E2B"/>
             <w:vAlign w:val="center"/>
           </w:tcPr>
@@ -18397,7 +18471,7 @@
       <w:tr>
         <w:tc>
           <w:tcPr>
-            <w:tcW w:type="dxa" w:w="1644"/>
+            <w:tcW w:type="dxa" w:w="1616"/>
             <w:vAlign w:val="center"/>
           </w:tcPr>
           <w:p>
@@ -18460,7 +18534,7 @@
         </w:tc>
         <w:tc>
           <w:tcPr>
-            <w:tcW w:type="dxa" w:w="595"/>
+            <w:tcW w:type="dxa" w:w="709"/>
             <w:vAlign w:val="center"/>
           </w:tcPr>
           <w:p>
@@ -18481,7 +18555,7 @@
         </w:tc>
         <w:tc>
           <w:tcPr>
-            <w:tcW w:type="dxa" w:w="1531"/>
+            <w:tcW w:type="dxa" w:w="1502"/>
             <w:vAlign w:val="center"/>
           </w:tcPr>
           <w:p>
@@ -18565,22 +18639,22 @@
         </w:tc>
         <w:tc>
           <w:tcPr>
-            <w:tcW w:type="dxa" w:w="1474"/>
-            <w:vAlign w:val="center"/>
-          </w:tcPr>
-          <w:p>
-            <w:pPr>
-              <w:keepNext/>
-              <w:spacing w:after="20" w:before="20"/>
-              <w:jc w:val="center"/>
-            </w:pPr>
-            <w:r>
-              <w:rPr>
-                <w:b w:val="0"/>
-                <w:i w:val="0"/>
-                <w:sz w:val="15"/>
-              </w:rPr>
-              <w:t>CUMPLE</w:t>
+            <w:tcW w:type="dxa" w:w="1417"/>
+            <w:vAlign w:val="center"/>
+          </w:tcPr>
+          <w:p>
+            <w:pPr>
+              <w:keepNext/>
+              <w:spacing w:after="20" w:before="20"/>
+              <w:jc w:val="center"/>
+            </w:pPr>
+            <w:r>
+              <w:rPr>
+                <w:b w:val="0"/>
+                <w:i w:val="0"/>
+                <w:sz w:val="15"/>
+              </w:rPr>
+              <w:t>CONFORME</w:t>
             </w:r>
           </w:p>
         </w:tc>
@@ -18588,7 +18662,7 @@
       <w:tr>
         <w:tc>
           <w:tcPr>
-            <w:tcW w:type="dxa" w:w="1644"/>
+            <w:tcW w:type="dxa" w:w="1616"/>
             <w:vAlign w:val="center"/>
           </w:tcPr>
           <w:p>
@@ -18651,7 +18725,7 @@
         </w:tc>
         <w:tc>
           <w:tcPr>
-            <w:tcW w:type="dxa" w:w="595"/>
+            <w:tcW w:type="dxa" w:w="709"/>
             <w:vAlign w:val="center"/>
           </w:tcPr>
           <w:p>
@@ -18672,7 +18746,7 @@
         </w:tc>
         <w:tc>
           <w:tcPr>
-            <w:tcW w:type="dxa" w:w="1531"/>
+            <w:tcW w:type="dxa" w:w="1502"/>
             <w:vAlign w:val="center"/>
           </w:tcPr>
           <w:p>
@@ -18687,7 +18761,7 @@
                 <w:i w:val="0"/>
                 <w:sz w:val="15"/>
               </w:rPr>
-              <w:t>R.V.M. 104-2019 num. 13.3.1; lineamientos 3.4</w:t>
+              <w:t>R.V.M. 104-2019 num. 13.3.1</w:t>
             </w:r>
           </w:p>
         </w:tc>
@@ -18756,22 +18830,22 @@
         </w:tc>
         <w:tc>
           <w:tcPr>
-            <w:tcW w:type="dxa" w:w="1474"/>
-            <w:vAlign w:val="center"/>
-          </w:tcPr>
-          <w:p>
-            <w:pPr>
-              <w:keepNext/>
-              <w:spacing w:after="20" w:before="20"/>
-              <w:jc w:val="center"/>
-            </w:pPr>
-            <w:r>
-              <w:rPr>
-                <w:b w:val="0"/>
-                <w:i w:val="0"/>
-                <w:sz w:val="15"/>
-              </w:rPr>
-              <w:t>OBSERVAR</w:t>
+            <w:tcW w:type="dxa" w:w="1417"/>
+            <w:vAlign w:val="center"/>
+          </w:tcPr>
+          <w:p>
+            <w:pPr>
+              <w:keepNext/>
+              <w:spacing w:after="20" w:before="20"/>
+              <w:jc w:val="center"/>
+            </w:pPr>
+            <w:r>
+              <w:rPr>
+                <w:b w:val="0"/>
+                <w:i w:val="0"/>
+                <w:sz w:val="15"/>
+              </w:rPr>
+              <w:t>CUMPLE</w:t>
             </w:r>
           </w:p>
         </w:tc>
@@ -18779,7 +18853,7 @@
       <w:tr>
         <w:tc>
           <w:tcPr>
-            <w:tcW w:type="dxa" w:w="1644"/>
+            <w:tcW w:type="dxa" w:w="1616"/>
             <w:vAlign w:val="center"/>
           </w:tcPr>
           <w:p>
@@ -18842,7 +18916,91 @@
         </w:tc>
         <w:tc>
           <w:tcPr>
-            <w:tcW w:type="dxa" w:w="595"/>
+            <w:tcW w:type="dxa" w:w="709"/>
+            <w:vAlign w:val="center"/>
+          </w:tcPr>
+          <w:p>
+            <w:pPr>
+              <w:keepNext/>
+              <w:spacing w:after="20" w:before="20"/>
+              <w:jc w:val="center"/>
+            </w:pPr>
+            <w:r>
+              <w:rPr>
+                <w:b w:val="0"/>
+                <w:i w:val="0"/>
+                <w:sz w:val="15"/>
+              </w:rPr>
+              <w:t>3.00</w:t>
+            </w:r>
+          </w:p>
+        </w:tc>
+        <w:tc>
+          <w:tcPr>
+            <w:tcW w:type="dxa" w:w="1502"/>
+            <w:vAlign w:val="center"/>
+          </w:tcPr>
+          <w:p>
+            <w:pPr>
+              <w:keepNext/>
+              <w:spacing w:after="20" w:before="20"/>
+              <w:jc w:val="left"/>
+            </w:pPr>
+            <w:r>
+              <w:rPr>
+                <w:b w:val="0"/>
+                <w:i w:val="0"/>
+                <w:sz w:val="15"/>
+              </w:rPr>
+              <w:t>R.V.M. 208-2019</w:t>
+            </w:r>
+          </w:p>
+        </w:tc>
+        <w:tc>
+          <w:tcPr>
+            <w:tcW w:type="dxa" w:w="765"/>
+            <w:vAlign w:val="center"/>
+          </w:tcPr>
+          <w:p>
+            <w:pPr>
+              <w:keepNext/>
+              <w:spacing w:after="20" w:before="20"/>
+              <w:jc w:val="center"/>
+            </w:pPr>
+            <w:r>
+              <w:rPr>
+                <w:b w:val="0"/>
+                <w:i w:val="0"/>
+                <w:sz w:val="15"/>
+              </w:rPr>
+              <w:t>12.00</w:t>
+            </w:r>
+          </w:p>
+        </w:tc>
+        <w:tc>
+          <w:tcPr>
+            <w:tcW w:type="dxa" w:w="822"/>
+            <w:vAlign w:val="center"/>
+          </w:tcPr>
+          <w:p>
+            <w:pPr>
+              <w:keepNext/>
+              <w:spacing w:after="20" w:before="20"/>
+              <w:jc w:val="center"/>
+            </w:pPr>
+            <w:r>
+              <w:rPr>
+                <w:b w:val="0"/>
+                <w:i w:val="0"/>
+                <w:sz w:val="15"/>
+              </w:rPr>
+              <w:t>15.00</w:t>
+            </w:r>
+          </w:p>
+        </w:tc>
+        <w:tc>
+          <w:tcPr>
+            <w:tcW w:type="dxa" w:w="935"/>
             <w:vAlign w:val="center"/>
           </w:tcPr>
           <w:p>
@@ -18863,91 +19021,7 @@
         </w:tc>
         <w:tc>
           <w:tcPr>
-            <w:tcW w:type="dxa" w:w="1531"/>
-            <w:vAlign w:val="center"/>
-          </w:tcPr>
-          <w:p>
-            <w:pPr>
-              <w:keepNext/>
-              <w:spacing w:after="20" w:before="20"/>
-              <w:jc w:val="left"/>
-            </w:pPr>
-            <w:r>
-              <w:rPr>
-                <w:b w:val="0"/>
-                <w:i w:val="0"/>
-                <w:sz w:val="15"/>
-              </w:rPr>
-              <w:t>R.V.M. 208-2019 (cotejar)</w:t>
-            </w:r>
-          </w:p>
-        </w:tc>
-        <w:tc>
-          <w:tcPr>
-            <w:tcW w:type="dxa" w:w="765"/>
-            <w:vAlign w:val="center"/>
-          </w:tcPr>
-          <w:p>
-            <w:pPr>
-              <w:keepNext/>
-              <w:spacing w:after="20" w:before="20"/>
-              <w:jc w:val="center"/>
-            </w:pPr>
-            <w:r>
-              <w:rPr>
-                <w:b w:val="0"/>
-                <w:i w:val="0"/>
-                <w:sz w:val="15"/>
-              </w:rPr>
-              <w:t>12.00</w:t>
-            </w:r>
-          </w:p>
-        </w:tc>
-        <w:tc>
-          <w:tcPr>
-            <w:tcW w:type="dxa" w:w="822"/>
-            <w:vAlign w:val="center"/>
-          </w:tcPr>
-          <w:p>
-            <w:pPr>
-              <w:keepNext/>
-              <w:spacing w:after="20" w:before="20"/>
-              <w:jc w:val="center"/>
-            </w:pPr>
-            <w:r>
-              <w:rPr>
-                <w:b w:val="0"/>
-                <w:i w:val="0"/>
-                <w:sz w:val="15"/>
-              </w:rPr>
-              <w:t>15.00</w:t>
-            </w:r>
-          </w:p>
-        </w:tc>
-        <w:tc>
-          <w:tcPr>
-            <w:tcW w:type="dxa" w:w="935"/>
-            <w:vAlign w:val="center"/>
-          </w:tcPr>
-          <w:p>
-            <w:pPr>
-              <w:keepNext/>
-              <w:spacing w:after="20" w:before="20"/>
-              <w:jc w:val="center"/>
-            </w:pPr>
-            <w:r>
-              <w:rPr>
-                <w:b w:val="0"/>
-                <w:i w:val="0"/>
-                <w:sz w:val="15"/>
-              </w:rPr>
-              <w:t>—</w:t>
-            </w:r>
-          </w:p>
-        </w:tc>
-        <w:tc>
-          <w:tcPr>
-            <w:tcW w:type="dxa" w:w="1474"/>
+            <w:tcW w:type="dxa" w:w="1417"/>
             <w:vAlign w:val="center"/>
           </w:tcPr>
           <w:p>
@@ -18970,7 +19044,7 @@
       <w:tr>
         <w:tc>
           <w:tcPr>
-            <w:tcW w:type="dxa" w:w="1644"/>
+            <w:tcW w:type="dxa" w:w="1616"/>
             <w:vAlign w:val="center"/>
           </w:tcPr>
           <w:p>
@@ -19033,7 +19107,7 @@
         </w:tc>
         <w:tc>
           <w:tcPr>
-            <w:tcW w:type="dxa" w:w="595"/>
+            <w:tcW w:type="dxa" w:w="709"/>
             <w:vAlign w:val="center"/>
           </w:tcPr>
           <w:p>
@@ -19054,7 +19128,7 @@
         </w:tc>
         <w:tc>
           <w:tcPr>
-            <w:tcW w:type="dxa" w:w="1531"/>
+            <w:tcW w:type="dxa" w:w="1502"/>
             <w:vAlign w:val="center"/>
           </w:tcPr>
           <w:p>
@@ -19138,7 +19212,7 @@
         </w:tc>
         <w:tc>
           <w:tcPr>
-            <w:tcW w:type="dxa" w:w="1474"/>
+            <w:tcW w:type="dxa" w:w="1417"/>
             <w:vAlign w:val="center"/>
           </w:tcPr>
           <w:p>
@@ -19161,7 +19235,7 @@
       <w:tr>
         <w:tc>
           <w:tcPr>
-            <w:tcW w:type="dxa" w:w="1644"/>
+            <w:tcW w:type="dxa" w:w="1616"/>
             <w:vAlign w:val="center"/>
           </w:tcPr>
           <w:p>
@@ -19224,7 +19298,7 @@
         </w:tc>
         <w:tc>
           <w:tcPr>
-            <w:tcW w:type="dxa" w:w="595"/>
+            <w:tcW w:type="dxa" w:w="709"/>
             <w:vAlign w:val="center"/>
           </w:tcPr>
           <w:p>
@@ -19245,7 +19319,7 @@
         </w:tc>
         <w:tc>
           <w:tcPr>
-            <w:tcW w:type="dxa" w:w="1531"/>
+            <w:tcW w:type="dxa" w:w="1502"/>
             <w:vAlign w:val="center"/>
           </w:tcPr>
           <w:p>
@@ -19329,22 +19403,22 @@
         </w:tc>
         <w:tc>
           <w:tcPr>
-            <w:tcW w:type="dxa" w:w="1474"/>
-            <w:vAlign w:val="center"/>
-          </w:tcPr>
-          <w:p>
-            <w:pPr>
-              <w:keepNext/>
-              <w:spacing w:after="20" w:before="20"/>
-              <w:jc w:val="center"/>
-            </w:pPr>
-            <w:r>
-              <w:rPr>
-                <w:b w:val="0"/>
-                <w:i w:val="0"/>
-                <w:sz w:val="15"/>
-              </w:rPr>
-              <w:t>NO APLICA</w:t>
+            <w:tcW w:type="dxa" w:w="1417"/>
+            <w:vAlign w:val="center"/>
+          </w:tcPr>
+          <w:p>
+            <w:pPr>
+              <w:keepNext/>
+              <w:spacing w:after="20" w:before="20"/>
+              <w:jc w:val="center"/>
+            </w:pPr>
+            <w:r>
+              <w:rPr>
+                <w:b w:val="0"/>
+                <w:i w:val="0"/>
+                <w:sz w:val="15"/>
+              </w:rPr>
+              <w:t>CONFORME</w:t>
             </w:r>
           </w:p>
         </w:tc>
@@ -19352,7 +19426,7 @@
       <w:tr>
         <w:tc>
           <w:tcPr>
-            <w:tcW w:type="dxa" w:w="1644"/>
+            <w:tcW w:type="dxa" w:w="1616"/>
             <w:vAlign w:val="center"/>
           </w:tcPr>
           <w:p>
@@ -19415,7 +19489,7 @@
         </w:tc>
         <w:tc>
           <w:tcPr>
-            <w:tcW w:type="dxa" w:w="595"/>
+            <w:tcW w:type="dxa" w:w="709"/>
             <w:vAlign w:val="center"/>
           </w:tcPr>
           <w:p>
@@ -19436,7 +19510,7 @@
         </w:tc>
         <w:tc>
           <w:tcPr>
-            <w:tcW w:type="dxa" w:w="1531"/>
+            <w:tcW w:type="dxa" w:w="1502"/>
             <w:vAlign w:val="center"/>
           </w:tcPr>
           <w:p>
@@ -19520,22 +19594,22 @@
         </w:tc>
         <w:tc>
           <w:tcPr>
-            <w:tcW w:type="dxa" w:w="1474"/>
-            <w:vAlign w:val="center"/>
-          </w:tcPr>
-          <w:p>
-            <w:pPr>
-              <w:keepNext/>
-              <w:spacing w:after="20" w:before="20"/>
-              <w:jc w:val="center"/>
-            </w:pPr>
-            <w:r>
-              <w:rPr>
-                <w:b w:val="0"/>
-                <w:i w:val="0"/>
-                <w:sz w:val="15"/>
-              </w:rPr>
-              <w:t>NO APLICA</w:t>
+            <w:tcW w:type="dxa" w:w="1417"/>
+            <w:vAlign w:val="center"/>
+          </w:tcPr>
+          <w:p>
+            <w:pPr>
+              <w:keepNext/>
+              <w:spacing w:after="20" w:before="20"/>
+              <w:jc w:val="center"/>
+            </w:pPr>
+            <w:r>
+              <w:rPr>
+                <w:b w:val="0"/>
+                <w:i w:val="0"/>
+                <w:sz w:val="15"/>
+              </w:rPr>
+              <w:t>CONFORME</w:t>
             </w:r>
           </w:p>
         </w:tc>
@@ -19543,7 +19617,7 @@
       <w:tr>
         <w:tc>
           <w:tcPr>
-            <w:tcW w:type="dxa" w:w="1644"/>
+            <w:tcW w:type="dxa" w:w="1616"/>
             <w:vAlign w:val="center"/>
           </w:tcPr>
           <w:p>
@@ -19606,7 +19680,91 @@
         </w:tc>
         <w:tc>
           <w:tcPr>
-            <w:tcW w:type="dxa" w:w="595"/>
+            <w:tcW w:type="dxa" w:w="709"/>
+            <w:vAlign w:val="center"/>
+          </w:tcPr>
+          <w:p>
+            <w:pPr>
+              <w:keepNext/>
+              <w:spacing w:after="20" w:before="20"/>
+              <w:jc w:val="center"/>
+            </w:pPr>
+            <w:r>
+              <w:rPr>
+                <w:b w:val="0"/>
+                <w:i w:val="0"/>
+                <w:sz w:val="15"/>
+              </w:rPr>
+              <w:t>3.00</w:t>
+            </w:r>
+          </w:p>
+        </w:tc>
+        <w:tc>
+          <w:tcPr>
+            <w:tcW w:type="dxa" w:w="1502"/>
+            <w:vAlign w:val="center"/>
+          </w:tcPr>
+          <w:p>
+            <w:pPr>
+              <w:keepNext/>
+              <w:spacing w:after="20" w:before="20"/>
+              <w:jc w:val="left"/>
+            </w:pPr>
+            <w:r>
+              <w:rPr>
+                <w:b w:val="0"/>
+                <w:i w:val="0"/>
+                <w:sz w:val="15"/>
+              </w:rPr>
+              <w:t>R.V.M. 208-2019; lineamientos 2.4</w:t>
+            </w:r>
+          </w:p>
+        </w:tc>
+        <w:tc>
+          <w:tcPr>
+            <w:tcW w:type="dxa" w:w="765"/>
+            <w:vAlign w:val="center"/>
+          </w:tcPr>
+          <w:p>
+            <w:pPr>
+              <w:keepNext/>
+              <w:spacing w:after="20" w:before="20"/>
+              <w:jc w:val="center"/>
+            </w:pPr>
+            <w:r>
+              <w:rPr>
+                <w:b w:val="0"/>
+                <w:i w:val="0"/>
+                <w:sz w:val="15"/>
+              </w:rPr>
+              <w:t>3.00</w:t>
+            </w:r>
+          </w:p>
+        </w:tc>
+        <w:tc>
+          <w:tcPr>
+            <w:tcW w:type="dxa" w:w="822"/>
+            <w:vAlign w:val="center"/>
+          </w:tcPr>
+          <w:p>
+            <w:pPr>
+              <w:keepNext/>
+              <w:spacing w:after="20" w:before="20"/>
+              <w:jc w:val="center"/>
+            </w:pPr>
+            <w:r>
+              <w:rPr>
+                <w:b w:val="0"/>
+                <w:i w:val="0"/>
+                <w:sz w:val="15"/>
+              </w:rPr>
+              <w:t>10.00</w:t>
+            </w:r>
+          </w:p>
+        </w:tc>
+        <w:tc>
+          <w:tcPr>
+            <w:tcW w:type="dxa" w:w="935"/>
             <w:vAlign w:val="center"/>
           </w:tcPr>
           <w:p>
@@ -19627,106 +19785,22 @@
         </w:tc>
         <w:tc>
           <w:tcPr>
-            <w:tcW w:type="dxa" w:w="1531"/>
-            <w:vAlign w:val="center"/>
-          </w:tcPr>
-          <w:p>
-            <w:pPr>
-              <w:keepNext/>
-              <w:spacing w:after="20" w:before="20"/>
-              <w:jc w:val="left"/>
-            </w:pPr>
-            <w:r>
-              <w:rPr>
-                <w:b w:val="0"/>
-                <w:i w:val="0"/>
-                <w:sz w:val="15"/>
-              </w:rPr>
-              <w:t>Lineamientos 2.4</w:t>
-            </w:r>
-          </w:p>
-        </w:tc>
-        <w:tc>
-          <w:tcPr>
-            <w:tcW w:type="dxa" w:w="765"/>
-            <w:vAlign w:val="center"/>
-          </w:tcPr>
-          <w:p>
-            <w:pPr>
-              <w:keepNext/>
-              <w:spacing w:after="20" w:before="20"/>
-              <w:jc w:val="center"/>
-            </w:pPr>
-            <w:r>
-              <w:rPr>
-                <w:b w:val="0"/>
-                <w:i w:val="0"/>
-                <w:sz w:val="15"/>
-              </w:rPr>
-              <w:t>—</w:t>
-            </w:r>
-          </w:p>
-        </w:tc>
-        <w:tc>
-          <w:tcPr>
-            <w:tcW w:type="dxa" w:w="822"/>
-            <w:vAlign w:val="center"/>
-          </w:tcPr>
-          <w:p>
-            <w:pPr>
-              <w:keepNext/>
-              <w:spacing w:after="20" w:before="20"/>
-              <w:jc w:val="center"/>
-            </w:pPr>
-            <w:r>
-              <w:rPr>
-                <w:b w:val="0"/>
-                <w:i w:val="0"/>
-                <w:sz w:val="15"/>
-              </w:rPr>
-              <w:t>10.00</w:t>
-            </w:r>
-          </w:p>
-        </w:tc>
-        <w:tc>
-          <w:tcPr>
-            <w:tcW w:type="dxa" w:w="935"/>
-            <w:vAlign w:val="center"/>
-          </w:tcPr>
-          <w:p>
-            <w:pPr>
-              <w:keepNext/>
-              <w:spacing w:after="20" w:before="20"/>
-              <w:jc w:val="center"/>
-            </w:pPr>
-            <w:r>
-              <w:rPr>
-                <w:b w:val="0"/>
-                <w:i w:val="0"/>
-                <w:sz w:val="15"/>
-              </w:rPr>
-              <w:t>—</w:t>
-            </w:r>
-          </w:p>
-        </w:tc>
-        <w:tc>
-          <w:tcPr>
-            <w:tcW w:type="dxa" w:w="1474"/>
-            <w:vAlign w:val="center"/>
-          </w:tcPr>
-          <w:p>
-            <w:pPr>
-              <w:keepNext/>
-              <w:spacing w:after="20" w:before="20"/>
-              <w:jc w:val="center"/>
-            </w:pPr>
-            <w:r>
-              <w:rPr>
-                <w:b w:val="0"/>
-                <w:i w:val="0"/>
-                <w:sz w:val="15"/>
-              </w:rPr>
-              <w:t>OBSERVAR</w:t>
+            <w:tcW w:type="dxa" w:w="1417"/>
+            <w:vAlign w:val="center"/>
+          </w:tcPr>
+          <w:p>
+            <w:pPr>
+              <w:keepNext/>
+              <w:spacing w:after="20" w:before="20"/>
+              <w:jc w:val="center"/>
+            </w:pPr>
+            <w:r>
+              <w:rPr>
+                <w:b w:val="0"/>
+                <w:i w:val="0"/>
+                <w:sz w:val="15"/>
+              </w:rPr>
+              <w:t>CUMPLE</w:t>
             </w:r>
           </w:p>
         </w:tc>
@@ -19734,7 +19808,7 @@
       <w:tr>
         <w:tc>
           <w:tcPr>
-            <w:tcW w:type="dxa" w:w="1644"/>
+            <w:tcW w:type="dxa" w:w="1616"/>
             <w:vAlign w:val="center"/>
           </w:tcPr>
           <w:p>
@@ -19797,7 +19871,7 @@
         </w:tc>
         <w:tc>
           <w:tcPr>
-            <w:tcW w:type="dxa" w:w="595"/>
+            <w:tcW w:type="dxa" w:w="709"/>
             <w:vAlign w:val="center"/>
           </w:tcPr>
           <w:p>
@@ -19818,7 +19892,7 @@
         </w:tc>
         <w:tc>
           <w:tcPr>
-            <w:tcW w:type="dxa" w:w="1531"/>
+            <w:tcW w:type="dxa" w:w="1502"/>
             <w:vAlign w:val="center"/>
           </w:tcPr>
           <w:p>
@@ -19902,22 +19976,22 @@
         </w:tc>
         <w:tc>
           <w:tcPr>
-            <w:tcW w:type="dxa" w:w="1474"/>
-            <w:vAlign w:val="center"/>
-          </w:tcPr>
-          <w:p>
-            <w:pPr>
-              <w:keepNext/>
-              <w:spacing w:after="20" w:before="20"/>
-              <w:jc w:val="center"/>
-            </w:pPr>
-            <w:r>
-              <w:rPr>
-                <w:b w:val="0"/>
-                <w:i w:val="0"/>
-                <w:sz w:val="15"/>
-              </w:rPr>
-              <w:t>NO APLICA</w:t>
+            <w:tcW w:type="dxa" w:w="1417"/>
+            <w:vAlign w:val="center"/>
+          </w:tcPr>
+          <w:p>
+            <w:pPr>
+              <w:keepNext/>
+              <w:spacing w:after="20" w:before="20"/>
+              <w:jc w:val="center"/>
+            </w:pPr>
+            <w:r>
+              <w:rPr>
+                <w:b w:val="0"/>
+                <w:i w:val="0"/>
+                <w:sz w:val="15"/>
+              </w:rPr>
+              <w:t>CONFORME</w:t>
             </w:r>
           </w:p>
         </w:tc>
@@ -19925,7 +19999,7 @@
       <w:tr>
         <w:tc>
           <w:tcPr>
-            <w:tcW w:type="dxa" w:w="1644"/>
+            <w:tcW w:type="dxa" w:w="1616"/>
             <w:vAlign w:val="center"/>
           </w:tcPr>
           <w:p>
@@ -19985,7 +20059,7 @@
         </w:tc>
         <w:tc>
           <w:tcPr>
-            <w:tcW w:type="dxa" w:w="595"/>
+            <w:tcW w:type="dxa" w:w="709"/>
             <w:vAlign w:val="center"/>
           </w:tcPr>
           <w:p>
@@ -20005,7 +20079,7 @@
         </w:tc>
         <w:tc>
           <w:tcPr>
-            <w:tcW w:type="dxa" w:w="1531"/>
+            <w:tcW w:type="dxa" w:w="1502"/>
             <w:vAlign w:val="center"/>
           </w:tcPr>
           <w:p>
@@ -20085,21 +20159,21 @@
         </w:tc>
         <w:tc>
           <w:tcPr>
-            <w:tcW w:type="dxa" w:w="1474"/>
-            <w:vAlign w:val="center"/>
-          </w:tcPr>
-          <w:p>
-            <w:pPr>
-              <w:spacing w:after="20" w:before="20"/>
-              <w:jc w:val="center"/>
-            </w:pPr>
-            <w:r>
-              <w:rPr>
-                <w:b w:val="0"/>
-                <w:i w:val="0"/>
-                <w:sz w:val="15"/>
-              </w:rPr>
-              <w:t>NO APLICA</w:t>
+            <w:tcW w:type="dxa" w:w="1417"/>
+            <w:vAlign w:val="center"/>
+          </w:tcPr>
+          <w:p>
+            <w:pPr>
+              <w:spacing w:after="20" w:before="20"/>
+              <w:jc w:val="center"/>
+            </w:pPr>
+            <w:r>
+              <w:rPr>
+                <w:b w:val="0"/>
+                <w:i w:val="0"/>
+                <w:sz w:val="15"/>
+              </w:rPr>
+              <w:t>CONFORME</w:t>
             </w:r>
           </w:p>
         </w:tc>
@@ -20138,7 +20212,7 @@
           <w:b w:val="0"/>
           <w:i w:val="0"/>
         </w:rPr>
-        <w:t>Los lineamientos piden separar artículos nuevos y usados, anaqueles por tallas y acceso solo del personal.</w:t>
+        <w:t>Almacén de donativos en especie, de acceso solo del personal (lineamientos 3.4).</w:t>
       </w:r>
     </w:p>
     <w:p>
@@ -20159,7 +20233,7 @@
           <w:b w:val="0"/>
           <w:i w:val="0"/>
         </w:rPr>
-        <w:t>El índice de 8.80 m²/persona de la R.V.M. 104-2019 es el del dormitorio del alojamiento temporal docente (num. 13.2.2), no de un almacén: corregir. El almacén general pide 1.50 m² por aula y no menos de 10.00 m² (cumple). Los lineamientos piden separar los productos de limpieza, bajo llave, de los artículos para las familias.</w:t>
+        <w:t>El área mínima es de 10.00 m² y el ambiente tiene 17.60 m². R.V.M. 104-2019: almacén general no menor de 10.00 m²; productos de limpieza bajo llave (lineamientos 2.5).</w:t>
       </w:r>
     </w:p>
     <w:p>
@@ -20180,7 +20254,7 @@
           <w:b w:val="0"/>
           <w:i w:val="0"/>
         </w:rPr>
-        <w:t>4 x 3.00 = 12.00 m² &lt; 15.00 m².</w:t>
+        <w:t>Con 4 personas a 3.00 m² por persona (R.V.M. 208-2019), el área mínima es de 12.00 m², y el ambiente tiene 15.00 m². Mantenimiento del local.</w:t>
       </w:r>
     </w:p>
     <w:p>
@@ -20201,7 +20275,7 @@
           <w:b w:val="0"/>
           <w:i w:val="0"/>
         </w:rPr>
-        <w:t>Ambiente con punto de agua y sumidero, sin contenedores en espacios exteriores (R.V.M. 104-2019); en el zaguán de servicio, con acceso desde el exterior y tres contenedores (lineamientos 3.4).</w:t>
+        <w:t>El área mínima es de 6.00 m² y el ambiente tiene 25.00 m². Ambiente cerrado con punto de agua y sumidero (R.V.M. 104-2019), con acceso desde el zaguán de servicio y contenedores diferenciados (lineamientos 3.4).</w:t>
       </w:r>
     </w:p>
     <w:p>
@@ -20222,7 +20296,7 @@
           <w:b w:val="0"/>
           <w:i w:val="0"/>
         </w:rPr>
-        <w:t>Lejos del alcance de niñas y niños.</w:t>
+        <w:t>Fuera del alcance de niñas y niños (R.V.M. 104-2019 num. 13.3.6).</w:t>
       </w:r>
     </w:p>
     <w:p>
@@ -20264,7 +20338,7 @@
           <w:b w:val="0"/>
           <w:i w:val="0"/>
         </w:rPr>
-        <w:t>Repite la GARITA + SS.HH. de la zona de obras exteriores (fila 9): dejar una sola.</w:t>
+        <w:t>Con 1 persona a 3.00 m² por persona (R.V.M. 208-2019), el área mínima es de 3.00 m², y el ambiente tiene 10.00 m². Caseta de control de los accesos de servicio (lineamientos 2.4).</w:t>
       </w:r>
     </w:p>
     <w:p>
@@ -20285,7 +20359,28 @@
           <w:b w:val="0"/>
           <w:i w:val="0"/>
         </w:rPr>
-        <w:t>A.030 (anexos): ambiente separado para el equipo de generación de energía.</w:t>
+        <w:t>Suministro eléctrico del local.</w:t>
+      </w:r>
+    </w:p>
+    <w:p>
+      <w:pPr>
+        <w:spacing w:before="0" w:after="60" w:line="276" w:lineRule="auto"/>
+        <w:ind w:left="510" w:hanging="255"/>
+        <w:jc w:val="both"/>
+      </w:pPr>
+      <w:r>
+        <w:rPr>
+          <w:b/>
+          <w:i w:val="0"/>
+        </w:rPr>
+        <w:t xml:space="preserve">•  Grupo electrógeno: </w:t>
+      </w:r>
+      <w:r>
+        <w:rPr>
+          <w:b w:val="0"/>
+          <w:i w:val="0"/>
+        </w:rPr>
+        <w:t>Energía de respaldo en ambiente separado (A.030, anexos).</w:t>
       </w:r>
     </w:p>
     <w:p>
@@ -20320,15 +20415,15 @@
         <w:tblLook w:firstColumn="1" w:firstRow="1" w:lastColumn="0" w:lastRow="0" w:noHBand="0" w:noVBand="1" w:val="04A0"/>
       </w:tblPr>
       <w:tblGrid>
-        <w:gridCol w:w="1644"/>
+        <w:gridCol w:w="1615"/>
         <w:gridCol w:w="737"/>
         <w:gridCol w:w="567"/>
-        <w:gridCol w:w="595"/>
-        <w:gridCol w:w="1530"/>
+        <w:gridCol w:w="708"/>
+        <w:gridCol w:w="1502"/>
         <w:gridCol w:w="765"/>
         <w:gridCol w:w="822"/>
         <w:gridCol w:w="935"/>
-        <w:gridCol w:w="1474"/>
+        <w:gridCol w:w="1417"/>
       </w:tblGrid>
       <w:tr>
         <w:trPr>
@@ -20336,7 +20431,7 @@
         </w:trPr>
         <w:tc>
           <w:tcPr>
-            <w:tcW w:type="dxa" w:w="1644"/>
+            <w:tcW w:type="dxa" w:w="1616"/>
             <w:shd w:val="clear" w:color="auto" w:fill="7B1E2B"/>
             <w:vAlign w:val="center"/>
           </w:tcPr>
@@ -20405,7 +20500,7 @@
         </w:tc>
         <w:tc>
           <w:tcPr>
-            <w:tcW w:type="dxa" w:w="595"/>
+            <w:tcW w:type="dxa" w:w="709"/>
             <w:shd w:val="clear" w:color="auto" w:fill="7B1E2B"/>
             <w:vAlign w:val="center"/>
           </w:tcPr>
@@ -20428,7 +20523,7 @@
         </w:tc>
         <w:tc>
           <w:tcPr>
-            <w:tcW w:type="dxa" w:w="1531"/>
+            <w:tcW w:type="dxa" w:w="1502"/>
             <w:shd w:val="clear" w:color="auto" w:fill="7B1E2B"/>
             <w:vAlign w:val="center"/>
           </w:tcPr>
@@ -20468,7 +20563,7 @@
                 <w:color w:val="FFFFFF"/>
                 <w:sz w:val="15"/>
               </w:rPr>
-              <w:t>REQ.</w:t>
+              <w:t>MÍN.</w:t>
             </w:r>
           </w:p>
         </w:tc>
@@ -20520,7 +20615,7 @@
         </w:tc>
         <w:tc>
           <w:tcPr>
-            <w:tcW w:type="dxa" w:w="1474"/>
+            <w:tcW w:type="dxa" w:w="1417"/>
             <w:shd w:val="clear" w:color="auto" w:fill="7B1E2B"/>
             <w:vAlign w:val="center"/>
           </w:tcPr>
@@ -20545,7 +20640,7 @@
       <w:tr>
         <w:tc>
           <w:tcPr>
-            <w:tcW w:type="dxa" w:w="1644"/>
+            <w:tcW w:type="dxa" w:w="1616"/>
             <w:vAlign w:val="center"/>
           </w:tcPr>
           <w:p>
@@ -20605,7 +20700,7 @@
         </w:tc>
         <w:tc>
           <w:tcPr>
-            <w:tcW w:type="dxa" w:w="595"/>
+            <w:tcW w:type="dxa" w:w="709"/>
             <w:vAlign w:val="center"/>
           </w:tcPr>
           <w:p>
@@ -20625,7 +20720,7 @@
         </w:tc>
         <w:tc>
           <w:tcPr>
-            <w:tcW w:type="dxa" w:w="1531"/>
+            <w:tcW w:type="dxa" w:w="1502"/>
             <w:vAlign w:val="center"/>
           </w:tcPr>
           <w:p>
@@ -20705,21 +20800,21 @@
         </w:tc>
         <w:tc>
           <w:tcPr>
-            <w:tcW w:type="dxa" w:w="1474"/>
-            <w:vAlign w:val="center"/>
-          </w:tcPr>
-          <w:p>
-            <w:pPr>
-              <w:spacing w:after="20" w:before="20"/>
-              <w:jc w:val="center"/>
-            </w:pPr>
-            <w:r>
-              <w:rPr>
-                <w:b w:val="0"/>
-                <w:i w:val="0"/>
-                <w:sz w:val="15"/>
-              </w:rPr>
-              <w:t>CUMPLE</w:t>
+            <w:tcW w:type="dxa" w:w="1417"/>
+            <w:vAlign w:val="center"/>
+          </w:tcPr>
+          <w:p>
+            <w:pPr>
+              <w:spacing w:after="20" w:before="20"/>
+              <w:jc w:val="center"/>
+            </w:pPr>
+            <w:r>
+              <w:rPr>
+                <w:b w:val="0"/>
+                <w:i w:val="0"/>
+                <w:sz w:val="15"/>
+              </w:rPr>
+              <w:t>CONFORME</w:t>
             </w:r>
           </w:p>
         </w:tc>
@@ -20758,7 +20853,7 @@
           <w:b w:val="0"/>
           <w:i w:val="0"/>
         </w:rPr>
-        <w:t>Pasajes y escaleras de 1.20 m de ancho libre mínimo (A.030 art. 4) y anchos de evacuación según la A.130.</w:t>
+        <w:t>Pasajes y escaleras de 1.20 m de ancho libre mínimo (A.030 art. 4) y evacuación según la A.130.</w:t>
       </w:r>
     </w:p>
     <w:p>
@@ -20766,7 +20861,7 @@
         <w:pStyle w:val="Heading1"/>
       </w:pPr>
       <w:r>
-        <w:t>6.  CRITERIOS CUALITATIVOS DE DISEÑO</w:t>
+        <w:t>6.  CRITERIOS DE DISEÑO DEL HOGAR</w:t>
       </w:r>
     </w:p>
     <w:p>
@@ -20780,7 +20875,7 @@
           <w:i w:val="0"/>
           <w:sz w:val="22"/>
         </w:rPr>
-        <w:t>Además del dimensionamiento, los lineamientos y el RNE fijan condiciones que el proyecto debe atender.</w:t>
+        <w:t>Además del dimensionamiento, el diseño del hogar se rige por los siguientes criterios de los lineamientos y del RNE:</w:t>
       </w:r>
     </w:p>
     <w:p>
@@ -20801,7 +20896,7 @@
           <w:b w:val="0"/>
           <w:i w:val="0"/>
         </w:rPr>
-        <w:t>zona tranquila no aislada, con servicios e instituciones de apoyo cerca, alumbrado público sin postes adosados a la barda, transporte público, calles que permitan rutas distintas y accesos alternativos, sin vegetación que pueda escalarse y lejos de edificios altos o cerros desde donde se observe el interior.</w:t>
+        <w:t>zona tranquila no aislada, con servicios e instituciones de apoyo cercanos, alumbrado público, transporte público y accesos alternativos; sin vegetación ni postes adosados al cerco que permitan escalarlo, y lejos de edificaciones altas desde donde se observe el interior.</w:t>
       </w:r>
     </w:p>
     <w:p>
@@ -20822,7 +20917,7 @@
           <w:b w:val="0"/>
           <w:i w:val="0"/>
         </w:rPr>
-        <w:t>en área suburbana o de baja densidad, casa individual o conjunto de residencias con jardín, todo dentro de un recinto bardado; fachada proporcionada al entorno, sin anuncios ni símbolos que revelen su uso, sin ventanas o balcones hacia la calle en el primer piso y con medidas de seguridad discretas.</w:t>
+        <w:t>conjunto de edificaciones dentro de un recinto cercado, con fachadas acordes al entorno, sin anuncios ni símbolos que revelen el uso y con medidas de seguridad discretas.</w:t>
       </w:r>
     </w:p>
     <w:p>
@@ -20843,7 +20938,7 @@
           <w:b w:val="0"/>
           <w:i w:val="0"/>
         </w:rPr>
-        <w:t>caseta de vigilancia en la entrada con comunicación interna y externa, vigilancia las 24 horas, circuito cerrado en accesos y perímetro, protecciones en ventanas y puertas exteriores, barda de al menos 2.00 m, puertas con mirilla, salida de emergencia opuesta al ingreso, alarma contra intrusión, estacionamiento interno y registro de todas las personas que ingresan.</w:t>
+        <w:t>caseta de vigilancia en el ingreso con comunicación interna y externa, vigilancia permanente, circuito cerrado en accesos y perímetro, cerco de al menos 2.00 m, puertas con mirilla, salida de emergencia, alarma contra intrusión, estacionamiento interno y registro de las personas que ingresan.</w:t>
       </w:r>
     </w:p>
     <w:p>
@@ -20864,7 +20959,7 @@
           <w:b w:val="0"/>
           <w:i w:val="0"/>
         </w:rPr>
-        <w:t>cámaras en áreas comunes, alarma y detectores contra incendio, señalización de evacuación (A.130), barandas y cinta antideslizante en escaleras y rampas, rejas para niñas y niños en cocina, lavandería y almacenes, cerraduras en muebles con punzocortantes y medicamentos, vidrios de seguridad o irrompibles, duchas y barras antivandálicas, sin tuberías ni barras altas y mobiliario sólido.</w:t>
+        <w:t>cámaras en áreas comunes, detección y alarma contra incendio, señalización de evacuación (A.130), barandas y pisos antideslizantes, rejas de protección para niñas y niños en cocina, lavandería y almacenes, cerraduras en muebles con punzocortantes y medicamentos, vidrios de seguridad y mobiliario sólido.</w:t>
       </w:r>
     </w:p>
     <w:p>
@@ -20885,7 +20980,7 @@
           <w:b w:val="0"/>
           <w:i w:val="0"/>
         </w:rPr>
-        <w:t>acceso peatonal, acceso de vehículos oficiales, acceso de proveedores y salida de emergencia; zaguán de entrada que solo conduce al área de bienvenida y zaguán de servicio que solo conduce a almacenes, despensa y basura.</w:t>
+        <w:t>acceso peatonal, acceso de vehículos oficiales, acceso de proveedores y salida de emergencia; zaguán de entrada hacia el área de bienvenida y zaguán de servicio hacia almacenes, despensa y residuos.</w:t>
       </w:r>
     </w:p>
     <w:p>
@@ -20906,7 +21001,7 @@
           <w:b w:val="0"/>
           <w:i w:val="0"/>
         </w:rPr>
-        <w:t>todas las áreas comunes y de atención accesibles, y al menos una habitación y un baño completos accesibles en el piso de ingreso (también A.030 art. 4); rampas según la A.010 y la A.120.</w:t>
+        <w:t>áreas comunes y de atención accesibles, habitación y baño accesibles en el nivel de ingreso (A.030 art. 4) y rampas según la A.010 y la A.120.</w:t>
       </w:r>
     </w:p>
     <w:p>
@@ -20927,7 +21022,7 @@
           <w:b w:val="0"/>
           <w:i w:val="0"/>
         </w:rPr>
-        <w:t>agua potable, desagüe (PTAR del proyecto), electricidad, cisterna y tanque elevado, ventilación, telefonía e internet controlados y contenedores de residuos diferenciados. En Morales (clima cálido húmedo) la temperatura media mensual es del orden de 25 a 27 °C, por lo que la A.030 (anexos, nota 7) exige sistemas de ventilación o climatización en las habitaciones.</w:t>
+        <w:t>agua potable, tratamiento de aguas residuales, electricidad, cisterna y tanque elevado, ventilación, telefonía e internet y residuos diferenciados; en clima cálido húmedo, sistemas de ventilación o climatización en las habitaciones (A.030, anexos).</w:t>
       </w:r>
     </w:p>
     <w:p>
@@ -20948,7 +21043,7 @@
           <w:b w:val="0"/>
           <w:i w:val="0"/>
         </w:rPr>
-        <w:t>clima cálido húmedo: ventilación cruzada, protección solar de las ventanas, servicios hacia el norte, captación de agua de lluvia, separación de residuos, huertos y sistemas ahorradores.</w:t>
+        <w:t>ventilación cruzada, protección solar, servicios hacia el norte, captación de agua de lluvia, separación de residuos, huertos y sistemas ahorradores.</w:t>
       </w:r>
     </w:p>
     <w:p>
@@ -20969,7 +21064,7 @@
           <w:b w:val="0"/>
           <w:i w:val="0"/>
         </w:rPr>
-        <w:t>separación física entre áreas privadas, de atención y comunes recreativas, para que el ruido y los olores no lleguen a las sesiones terapéuticas y el personal pueda cerrar áreas según el horario.</w:t>
+        <w:t>separación entre áreas privadas, de atención y comunes recreativas, para la privacidad de las sesiones y el control de las áreas por el personal según el horario.</w:t>
       </w:r>
     </w:p>
     <w:p>
@@ -20998,21 +21093,7 @@
         <w:pStyle w:val="Heading1"/>
       </w:pPr>
       <w:r>
-        <w:t>7.  AMBIENTES RECOMENDADOS NO INCLUIDOS EN LA PROGRAMACIÓN</w:t>
-      </w:r>
-    </w:p>
-    <w:p>
-      <w:pPr>
-        <w:spacing w:before="0" w:after="120" w:line="276" w:lineRule="auto"/>
-        <w:jc w:val="both"/>
-      </w:pPr>
-      <w:r>
-        <w:rPr>
-          <w:b w:val="0"/>
-          <w:i w:val="0"/>
-          <w:sz w:val="22"/>
-        </w:rPr>
-        <w:t>Los lineamientos proponen, para proyectos de nueva construcción, los siguientes ambientes que no figuran en la programación; se recomienda incorporarlos o justificar en qué ambiente existente se resuelven.</w:t>
+        <w:t>7.  RESUMEN Y CONCLUSIONES</w:t>
       </w:r>
     </w:p>
     <w:p>
@@ -21027,7 +21108,7 @@
           <w:i w:val="0"/>
           <w:sz w:val="20"/>
         </w:rPr>
-        <w:t>Tabla N.° 12: Ambientes recomendados por los lineamientos</w:t>
+        <w:t>Tabla N.° 12: Resultado por zona</w:t>
       </w:r>
     </w:p>
     <w:tbl>
@@ -21039,1521 +21120,10 @@
         <w:tblLook w:firstColumn="1" w:firstRow="1" w:lastColumn="0" w:lastRow="0" w:noHBand="0" w:noVBand="1" w:val="04A0"/>
       </w:tblPr>
       <w:tblGrid>
-        <w:gridCol w:w="2608"/>
-        <w:gridCol w:w="1474"/>
-        <w:gridCol w:w="1134"/>
-        <w:gridCol w:w="3855"/>
-      </w:tblGrid>
-      <w:tr>
-        <w:trPr>
-          <w:tblHeader w:val="true"/>
-        </w:trPr>
-        <w:tc>
-          <w:tcPr>
-            <w:tcW w:type="dxa" w:w="2608"/>
-            <w:shd w:val="clear" w:color="auto" w:fill="7B1E2B"/>
-            <w:vAlign w:val="center"/>
-          </w:tcPr>
-          <w:p>
-            <w:pPr>
-              <w:keepNext/>
-              <w:spacing w:after="20" w:before="20"/>
-              <w:jc w:val="center"/>
-            </w:pPr>
-            <w:r>
-              <w:rPr>
-                <w:b/>
-                <w:i w:val="0"/>
-                <w:color w:val="FFFFFF"/>
-                <w:sz w:val="16"/>
-              </w:rPr>
-              <w:t>AMBIENTE</w:t>
-            </w:r>
-          </w:p>
-        </w:tc>
-        <w:tc>
-          <w:tcPr>
-            <w:tcW w:type="dxa" w:w="1474"/>
-            <w:shd w:val="clear" w:color="auto" w:fill="7B1E2B"/>
-            <w:vAlign w:val="center"/>
-          </w:tcPr>
-          <w:p>
-            <w:pPr>
-              <w:keepNext/>
-              <w:spacing w:after="20" w:before="20"/>
-              <w:jc w:val="center"/>
-            </w:pPr>
-            <w:r>
-              <w:rPr>
-                <w:b/>
-                <w:i w:val="0"/>
-                <w:color w:val="FFFFFF"/>
-                <w:sz w:val="16"/>
-              </w:rPr>
-              <w:t>SUPERFICIE SUGERIDA</w:t>
-            </w:r>
-          </w:p>
-        </w:tc>
-        <w:tc>
-          <w:tcPr>
-            <w:tcW w:type="dxa" w:w="1134"/>
-            <w:shd w:val="clear" w:color="auto" w:fill="7B1E2B"/>
-            <w:vAlign w:val="center"/>
-          </w:tcPr>
-          <w:p>
-            <w:pPr>
-              <w:keepNext/>
-              <w:spacing w:after="20" w:before="20"/>
-              <w:jc w:val="center"/>
-            </w:pPr>
-            <w:r>
-              <w:rPr>
-                <w:b/>
-                <w:i w:val="0"/>
-                <w:color w:val="FFFFFF"/>
-                <w:sz w:val="16"/>
-              </w:rPr>
-              <w:t>LINEAMIENTO</w:t>
-            </w:r>
-          </w:p>
-        </w:tc>
-        <w:tc>
-          <w:tcPr>
-            <w:tcW w:type="dxa" w:w="3855"/>
-            <w:shd w:val="clear" w:color="auto" w:fill="7B1E2B"/>
-            <w:vAlign w:val="center"/>
-          </w:tcPr>
-          <w:p>
-            <w:pPr>
-              <w:keepNext/>
-              <w:spacing w:after="20" w:before="20"/>
-              <w:jc w:val="center"/>
-            </w:pPr>
-            <w:r>
-              <w:rPr>
-                <w:b/>
-                <w:i w:val="0"/>
-                <w:color w:val="FFFFFF"/>
-                <w:sz w:val="16"/>
-              </w:rPr>
-              <w:t>NOTA</w:t>
-            </w:r>
-          </w:p>
-        </w:tc>
-      </w:tr>
-      <w:tr>
-        <w:tc>
-          <w:tcPr>
-            <w:tcW w:type="dxa" w:w="2608"/>
-            <w:vAlign w:val="center"/>
-          </w:tcPr>
-          <w:p>
-            <w:pPr>
-              <w:keepNext/>
-              <w:spacing w:after="20" w:before="20"/>
-              <w:jc w:val="left"/>
-            </w:pPr>
-            <w:r>
-              <w:rPr>
-                <w:b w:val="0"/>
-                <w:i w:val="0"/>
-                <w:sz w:val="16"/>
-              </w:rPr>
-              <w:t>Cuarto de descanso para el personal en guardia nocturna</w:t>
-            </w:r>
-          </w:p>
-        </w:tc>
-        <w:tc>
-          <w:tcPr>
-            <w:tcW w:type="dxa" w:w="1474"/>
-            <w:vAlign w:val="center"/>
-          </w:tcPr>
-          <w:p>
-            <w:pPr>
-              <w:keepNext/>
-              <w:spacing w:after="20" w:before="20"/>
-              <w:jc w:val="center"/>
-            </w:pPr>
-            <w:r>
-              <w:rPr>
-                <w:b w:val="0"/>
-                <w:i w:val="0"/>
-                <w:sz w:val="16"/>
-              </w:rPr>
-              <w:t>4 m²</w:t>
-            </w:r>
-          </w:p>
-        </w:tc>
-        <w:tc>
-          <w:tcPr>
-            <w:tcW w:type="dxa" w:w="1134"/>
-            <w:vAlign w:val="center"/>
-          </w:tcPr>
-          <w:p>
-            <w:pPr>
-              <w:keepNext/>
-              <w:spacing w:after="20" w:before="20"/>
-              <w:jc w:val="center"/>
-            </w:pPr>
-            <w:r>
-              <w:rPr>
-                <w:b w:val="0"/>
-                <w:i w:val="0"/>
-                <w:sz w:val="16"/>
-              </w:rPr>
-              <w:t>3.3.4</w:t>
-            </w:r>
-          </w:p>
-        </w:tc>
-        <w:tc>
-          <w:tcPr>
-            <w:tcW w:type="dxa" w:w="3855"/>
-            <w:vAlign w:val="center"/>
-          </w:tcPr>
-          <w:p>
-            <w:pPr>
-              <w:keepNext/>
-              <w:spacing w:after="20" w:before="20"/>
-              <w:jc w:val="left"/>
-            </w:pPr>
-            <w:r>
-              <w:rPr>
-                <w:b w:val="0"/>
-                <w:i w:val="0"/>
-                <w:sz w:val="16"/>
-              </w:rPr>
-              <w:t>Junto a las habitaciones, con timbre de alarma desde la habitación especial si está alejada.</w:t>
-            </w:r>
-          </w:p>
-        </w:tc>
-      </w:tr>
-      <w:tr>
-        <w:tc>
-          <w:tcPr>
-            <w:tcW w:type="dxa" w:w="2608"/>
-            <w:vAlign w:val="center"/>
-          </w:tcPr>
-          <w:p>
-            <w:pPr>
-              <w:keepNext/>
-              <w:spacing w:after="20" w:before="20"/>
-              <w:jc w:val="left"/>
-            </w:pPr>
-            <w:r>
-              <w:rPr>
-                <w:b w:val="0"/>
-                <w:i w:val="0"/>
-                <w:sz w:val="16"/>
-              </w:rPr>
-              <w:t>Sala de juntas / comedor del personal</w:t>
-            </w:r>
-          </w:p>
-        </w:tc>
-        <w:tc>
-          <w:tcPr>
-            <w:tcW w:type="dxa" w:w="1474"/>
-            <w:vAlign w:val="center"/>
-          </w:tcPr>
-          <w:p>
-            <w:pPr>
-              <w:keepNext/>
-              <w:spacing w:after="20" w:before="20"/>
-              <w:jc w:val="center"/>
-            </w:pPr>
-            <w:r>
-              <w:rPr>
-                <w:b w:val="0"/>
-                <w:i w:val="0"/>
-                <w:sz w:val="16"/>
-              </w:rPr>
-              <w:t>12 m² / 20 m²</w:t>
-            </w:r>
-          </w:p>
-        </w:tc>
-        <w:tc>
-          <w:tcPr>
-            <w:tcW w:type="dxa" w:w="1134"/>
-            <w:vAlign w:val="center"/>
-          </w:tcPr>
-          <w:p>
-            <w:pPr>
-              <w:keepNext/>
-              <w:spacing w:after="20" w:before="20"/>
-              <w:jc w:val="center"/>
-            </w:pPr>
-            <w:r>
-              <w:rPr>
-                <w:b w:val="0"/>
-                <w:i w:val="0"/>
-                <w:sz w:val="16"/>
-              </w:rPr>
-              <w:t>3.6.1</w:t>
-            </w:r>
-          </w:p>
-        </w:tc>
-        <w:tc>
-          <w:tcPr>
-            <w:tcW w:type="dxa" w:w="3855"/>
-            <w:vAlign w:val="center"/>
-          </w:tcPr>
-          <w:p>
-            <w:pPr>
-              <w:keepNext/>
-              <w:spacing w:after="20" w:before="20"/>
-              <w:jc w:val="left"/>
-            </w:pPr>
-            <w:r>
-              <w:rPr>
-                <w:b w:val="0"/>
-                <w:i w:val="0"/>
-                <w:sz w:val="16"/>
-              </w:rPr>
-              <w:t>Separada de las áreas de las usuarias, con cocineta.</w:t>
-            </w:r>
-          </w:p>
-        </w:tc>
-      </w:tr>
-      <w:tr>
-        <w:tc>
-          <w:tcPr>
-            <w:tcW w:type="dxa" w:w="2608"/>
-            <w:vAlign w:val="center"/>
-          </w:tcPr>
-          <w:p>
-            <w:pPr>
-              <w:keepNext/>
-              <w:spacing w:after="20" w:before="20"/>
-              <w:jc w:val="left"/>
-            </w:pPr>
-            <w:r>
-              <w:rPr>
-                <w:b w:val="0"/>
-                <w:i w:val="0"/>
-                <w:sz w:val="16"/>
-              </w:rPr>
-              <w:t>Sala para adolescentes</w:t>
-            </w:r>
-          </w:p>
-        </w:tc>
-        <w:tc>
-          <w:tcPr>
-            <w:tcW w:type="dxa" w:w="1474"/>
-            <w:vAlign w:val="center"/>
-          </w:tcPr>
-          <w:p>
-            <w:pPr>
-              <w:keepNext/>
-              <w:spacing w:after="20" w:before="20"/>
-              <w:jc w:val="center"/>
-            </w:pPr>
-            <w:r>
-              <w:rPr>
-                <w:b w:val="0"/>
-                <w:i w:val="0"/>
-                <w:sz w:val="16"/>
-              </w:rPr>
-              <w:t>6 m² / 10 m²</w:t>
-            </w:r>
-          </w:p>
-        </w:tc>
-        <w:tc>
-          <w:tcPr>
-            <w:tcW w:type="dxa" w:w="1134"/>
-            <w:vAlign w:val="center"/>
-          </w:tcPr>
-          <w:p>
-            <w:pPr>
-              <w:keepNext/>
-              <w:spacing w:after="20" w:before="20"/>
-              <w:jc w:val="center"/>
-            </w:pPr>
-            <w:r>
-              <w:rPr>
-                <w:b w:val="0"/>
-                <w:i w:val="0"/>
-                <w:sz w:val="16"/>
-              </w:rPr>
-              <w:t>3.2.3</w:t>
-            </w:r>
-          </w:p>
-        </w:tc>
-        <w:tc>
-          <w:tcPr>
-            <w:tcW w:type="dxa" w:w="3855"/>
-            <w:vAlign w:val="center"/>
-          </w:tcPr>
-          <w:p>
-            <w:pPr>
-              <w:keepNext/>
-              <w:spacing w:after="20" w:before="20"/>
-              <w:jc w:val="left"/>
-            </w:pPr>
-            <w:r>
-              <w:rPr>
-                <w:b w:val="0"/>
-                <w:i w:val="0"/>
-                <w:sz w:val="16"/>
-              </w:rPr>
-              <w:t>Estudio y recreación de las hijas adolescentes, cerca del patio.</w:t>
-            </w:r>
-          </w:p>
-        </w:tc>
-      </w:tr>
-      <w:tr>
-        <w:tc>
-          <w:tcPr>
-            <w:tcW w:type="dxa" w:w="2608"/>
-            <w:vAlign w:val="center"/>
-          </w:tcPr>
-          <w:p>
-            <w:pPr>
-              <w:keepNext/>
-              <w:spacing w:after="20" w:before="20"/>
-              <w:jc w:val="left"/>
-            </w:pPr>
-            <w:r>
-              <w:rPr>
-                <w:b w:val="0"/>
-                <w:i w:val="0"/>
-                <w:sz w:val="16"/>
-              </w:rPr>
-              <w:t>Taller de cómputo</w:t>
-            </w:r>
-          </w:p>
-        </w:tc>
-        <w:tc>
-          <w:tcPr>
-            <w:tcW w:type="dxa" w:w="1474"/>
-            <w:vAlign w:val="center"/>
-          </w:tcPr>
-          <w:p>
-            <w:pPr>
-              <w:keepNext/>
-              <w:spacing w:after="20" w:before="20"/>
-              <w:jc w:val="center"/>
-            </w:pPr>
-            <w:r>
-              <w:rPr>
-                <w:b w:val="0"/>
-                <w:i w:val="0"/>
-                <w:sz w:val="16"/>
-              </w:rPr>
-              <w:t>10.5 m² / 14 m²</w:t>
-            </w:r>
-          </w:p>
-        </w:tc>
-        <w:tc>
-          <w:tcPr>
-            <w:tcW w:type="dxa" w:w="1134"/>
-            <w:vAlign w:val="center"/>
-          </w:tcPr>
-          <w:p>
-            <w:pPr>
-              <w:keepNext/>
-              <w:spacing w:after="20" w:before="20"/>
-              <w:jc w:val="center"/>
-            </w:pPr>
-            <w:r>
-              <w:rPr>
-                <w:b w:val="0"/>
-                <w:i w:val="0"/>
-                <w:sz w:val="16"/>
-              </w:rPr>
-              <w:t>3.2.6</w:t>
-            </w:r>
-          </w:p>
-        </w:tc>
-        <w:tc>
-          <w:tcPr>
-            <w:tcW w:type="dxa" w:w="3855"/>
-            <w:vAlign w:val="center"/>
-          </w:tcPr>
-          <w:p>
-            <w:pPr>
-              <w:keepNext/>
-              <w:spacing w:after="20" w:before="20"/>
-              <w:jc w:val="left"/>
-            </w:pPr>
-            <w:r>
-              <w:rPr>
-                <w:b w:val="0"/>
-                <w:i w:val="0"/>
-                <w:sz w:val="16"/>
-              </w:rPr>
-              <w:t>Siempre supervisado (evita que se publique la ubicación del refugio).</w:t>
-            </w:r>
-          </w:p>
-        </w:tc>
-      </w:tr>
-      <w:tr>
-        <w:tc>
-          <w:tcPr>
-            <w:tcW w:type="dxa" w:w="2608"/>
-            <w:vAlign w:val="center"/>
-          </w:tcPr>
-          <w:p>
-            <w:pPr>
-              <w:keepNext/>
-              <w:spacing w:after="20" w:before="20"/>
-              <w:jc w:val="left"/>
-            </w:pPr>
-            <w:r>
-              <w:rPr>
-                <w:b w:val="0"/>
-                <w:i w:val="0"/>
-                <w:sz w:val="16"/>
-              </w:rPr>
-              <w:t>Sala multiuso</w:t>
-            </w:r>
-          </w:p>
-        </w:tc>
-        <w:tc>
-          <w:tcPr>
-            <w:tcW w:type="dxa" w:w="1474"/>
-            <w:vAlign w:val="center"/>
-          </w:tcPr>
-          <w:p>
-            <w:pPr>
-              <w:keepNext/>
-              <w:spacing w:after="20" w:before="20"/>
-              <w:jc w:val="center"/>
-            </w:pPr>
-            <w:r>
-              <w:rPr>
-                <w:b w:val="0"/>
-                <w:i w:val="0"/>
-                <w:sz w:val="16"/>
-              </w:rPr>
-              <w:t>15 m² / 23 m²</w:t>
-            </w:r>
-          </w:p>
-        </w:tc>
-        <w:tc>
-          <w:tcPr>
-            <w:tcW w:type="dxa" w:w="1134"/>
-            <w:vAlign w:val="center"/>
-          </w:tcPr>
-          <w:p>
-            <w:pPr>
-              <w:keepNext/>
-              <w:spacing w:after="20" w:before="20"/>
-              <w:jc w:val="center"/>
-            </w:pPr>
-            <w:r>
-              <w:rPr>
-                <w:b w:val="0"/>
-                <w:i w:val="0"/>
-                <w:sz w:val="16"/>
-              </w:rPr>
-              <w:t>3.5.4</w:t>
-            </w:r>
-          </w:p>
-        </w:tc>
-        <w:tc>
-          <w:tcPr>
-            <w:tcW w:type="dxa" w:w="3855"/>
-            <w:vAlign w:val="center"/>
-          </w:tcPr>
-          <w:p>
-            <w:pPr>
-              <w:keepNext/>
-              <w:spacing w:after="20" w:before="20"/>
-              <w:jc w:val="left"/>
-            </w:pPr>
-            <w:r>
-              <w:rPr>
-                <w:b w:val="0"/>
-                <w:i w:val="0"/>
-                <w:sz w:val="16"/>
-              </w:rPr>
-              <w:t>Puede integrarse con la terapia grupal mediante puertas corredizas.</w:t>
-            </w:r>
-          </w:p>
-        </w:tc>
-      </w:tr>
-      <w:tr>
-        <w:tc>
-          <w:tcPr>
-            <w:tcW w:type="dxa" w:w="2608"/>
-            <w:vAlign w:val="center"/>
-          </w:tcPr>
-          <w:p>
-            <w:pPr>
-              <w:keepNext/>
-              <w:spacing w:after="20" w:before="20"/>
-              <w:jc w:val="left"/>
-            </w:pPr>
-            <w:r>
-              <w:rPr>
-                <w:b w:val="0"/>
-                <w:i w:val="0"/>
-                <w:sz w:val="16"/>
-              </w:rPr>
-              <w:t>Bodega de artículos para las familias</w:t>
-            </w:r>
-          </w:p>
-        </w:tc>
-        <w:tc>
-          <w:tcPr>
-            <w:tcW w:type="dxa" w:w="1474"/>
-            <w:vAlign w:val="center"/>
-          </w:tcPr>
-          <w:p>
-            <w:pPr>
-              <w:keepNext/>
-              <w:spacing w:after="20" w:before="20"/>
-              <w:jc w:val="center"/>
-            </w:pPr>
-            <w:r>
-              <w:rPr>
-                <w:b w:val="0"/>
-                <w:i w:val="0"/>
-                <w:sz w:val="16"/>
-              </w:rPr>
-              <w:t>según demanda</w:t>
-            </w:r>
-          </w:p>
-        </w:tc>
-        <w:tc>
-          <w:tcPr>
-            <w:tcW w:type="dxa" w:w="1134"/>
-            <w:vAlign w:val="center"/>
-          </w:tcPr>
-          <w:p>
-            <w:pPr>
-              <w:keepNext/>
-              <w:spacing w:after="20" w:before="20"/>
-              <w:jc w:val="center"/>
-            </w:pPr>
-            <w:r>
-              <w:rPr>
-                <w:b w:val="0"/>
-                <w:i w:val="0"/>
-                <w:sz w:val="16"/>
-              </w:rPr>
-              <w:t>3.4</w:t>
-            </w:r>
-          </w:p>
-        </w:tc>
-        <w:tc>
-          <w:tcPr>
-            <w:tcW w:type="dxa" w:w="3855"/>
-            <w:vAlign w:val="center"/>
-          </w:tcPr>
-          <w:p>
-            <w:pPr>
-              <w:keepNext/>
-              <w:spacing w:after="20" w:before="20"/>
-              <w:jc w:val="left"/>
-            </w:pPr>
-            <w:r>
-              <w:rPr>
-                <w:b w:val="0"/>
-                <w:i w:val="0"/>
-                <w:sz w:val="16"/>
-              </w:rPr>
-              <w:t>Blancos, ropa interior, ropa y calzado, higiene personal; puede integrarse al almacén de donaciones.</w:t>
-            </w:r>
-          </w:p>
-        </w:tc>
-      </w:tr>
-      <w:tr>
-        <w:tc>
-          <w:tcPr>
-            <w:tcW w:type="dxa" w:w="2608"/>
-            <w:vAlign w:val="center"/>
-          </w:tcPr>
-          <w:p>
-            <w:pPr>
-              <w:spacing w:after="20" w:before="20"/>
-              <w:jc w:val="left"/>
-            </w:pPr>
-            <w:r>
-              <w:rPr>
-                <w:b w:val="0"/>
-                <w:i w:val="0"/>
-                <w:sz w:val="16"/>
-              </w:rPr>
-              <w:t>Zaguanes de entrada y de servicio; salida de emergencia</w:t>
-            </w:r>
-          </w:p>
-        </w:tc>
-        <w:tc>
-          <w:tcPr>
-            <w:tcW w:type="dxa" w:w="1474"/>
-            <w:vAlign w:val="center"/>
-          </w:tcPr>
-          <w:p>
-            <w:pPr>
-              <w:spacing w:after="20" w:before="20"/>
-              <w:jc w:val="center"/>
-            </w:pPr>
-            <w:r>
-              <w:rPr>
-                <w:b w:val="0"/>
-                <w:i w:val="0"/>
-                <w:sz w:val="16"/>
-              </w:rPr>
-              <w:t>—</w:t>
-            </w:r>
-          </w:p>
-        </w:tc>
-        <w:tc>
-          <w:tcPr>
-            <w:tcW w:type="dxa" w:w="1134"/>
-            <w:vAlign w:val="center"/>
-          </w:tcPr>
-          <w:p>
-            <w:pPr>
-              <w:spacing w:after="20" w:before="20"/>
-              <w:jc w:val="center"/>
-            </w:pPr>
-            <w:r>
-              <w:rPr>
-                <w:b w:val="0"/>
-                <w:i w:val="0"/>
-                <w:sz w:val="16"/>
-              </w:rPr>
-              <w:t>2.6</w:t>
-            </w:r>
-          </w:p>
-        </w:tc>
-        <w:tc>
-          <w:tcPr>
-            <w:tcW w:type="dxa" w:w="3855"/>
-            <w:vAlign w:val="center"/>
-          </w:tcPr>
-          <w:p>
-            <w:pPr>
-              <w:spacing w:after="20" w:before="20"/>
-              <w:jc w:val="left"/>
-            </w:pPr>
-            <w:r>
-              <w:rPr>
-                <w:b w:val="0"/>
-                <w:i w:val="0"/>
-                <w:sz w:val="16"/>
-              </w:rPr>
-              <w:t>Cuatro accesos: peatonal, vehículos oficiales, proveedores y puerta trasera de emergencia.</w:t>
-            </w:r>
-          </w:p>
-        </w:tc>
-      </w:tr>
-    </w:tbl>
-    <w:p>
-      <w:pPr>
-        <w:spacing w:before="0" w:after="160" w:line="276" w:lineRule="auto"/>
-        <w:jc w:val="both"/>
-      </w:pPr>
-      <w:r>
-        <w:rPr>
-          <w:b w:val="0"/>
-          <w:i/>
-          <w:color w:val="595959"/>
-          <w:sz w:val="18"/>
-        </w:rPr>
-        <w:t>Fuente: Elaboración propia.</w:t>
-      </w:r>
-    </w:p>
-    <w:p>
-      <w:pPr>
-        <w:pStyle w:val="Heading1"/>
-      </w:pPr>
-      <w:r>
-        <w:t>8.  OBSERVACIONES A LA PROGRAMACIÓN DE ÁREAS</w:t>
-      </w:r>
-    </w:p>
-    <w:p>
-      <w:pPr>
-        <w:spacing w:before="0" w:after="120" w:line="276" w:lineRule="auto"/>
-        <w:jc w:val="both"/>
-      </w:pPr>
-      <w:r>
-        <w:rPr>
-          <w:b w:val="0"/>
-          <w:i w:val="0"/>
-          <w:sz w:val="22"/>
-        </w:rPr>
-        <w:t>No alteran la viabilidad del programa; se recomienda levantarlas antes de presentar el expediente.</w:t>
-      </w:r>
-    </w:p>
-    <w:p>
-      <w:pPr>
-        <w:spacing w:before="0" w:after="60" w:line="276" w:lineRule="auto"/>
-        <w:ind w:left="510" w:hanging="255"/>
-        <w:jc w:val="both"/>
-      </w:pPr>
-      <w:r>
-        <w:rPr>
-          <w:b/>
-          <w:i w:val="0"/>
-        </w:rPr>
-        <w:t xml:space="preserve">•  Estacionamiento de autos (fila 6): </w:t>
-      </w:r>
-      <w:r>
-        <w:rPr>
-          <w:b w:val="0"/>
-          <w:i w:val="0"/>
-        </w:rPr>
-        <w:t>A.090 art. 17: 1 estacionamiento cada 6 personas del personal y 1 cada 10 del público, con 1 accesible de 3.80 x 5.00 m cada 50. Las 6 plazas cubren hasta 36 personas de personal. Los lineamientos (3.8) piden al menos 1 plaza interior para el vehículo institucional, para que las usuarias no desciendan fuera del predio. El total de la programación (244.00 m²) no es 6 x 12.50 = 75.00 m²: indicar si incluye el patio de maniobras.</w:t>
-      </w:r>
-    </w:p>
-    <w:p>
-      <w:pPr>
-        <w:spacing w:before="0" w:after="60" w:line="276" w:lineRule="auto"/>
-        <w:ind w:left="510" w:hanging="255"/>
-        <w:jc w:val="both"/>
-      </w:pPr>
-      <w:r>
-        <w:rPr>
-          <w:b/>
-          <w:i w:val="0"/>
-        </w:rPr>
-        <w:t xml:space="preserve">•  Patio de descarga (fila 7): </w:t>
-      </w:r>
-      <w:r>
-        <w:rPr>
-          <w:b w:val="0"/>
-          <w:i w:val="0"/>
-        </w:rPr>
-        <w:t>Los lineamientos piden un zaguán o patio de servicio con acceso solo a almacenes, despensa y basura, separado de los espacios de las residentes. El total de la programación (256.00 m²) no es 3 x 16.00 = 48.00 m²: indicar la base del cálculo.</w:t>
-      </w:r>
-    </w:p>
-    <w:p>
-      <w:pPr>
-        <w:spacing w:before="0" w:after="60" w:line="276" w:lineRule="auto"/>
-        <w:ind w:left="510" w:hanging="255"/>
-        <w:jc w:val="both"/>
-      </w:pPr>
-      <w:r>
-        <w:rPr>
-          <w:b/>
-          <w:i w:val="0"/>
-        </w:rPr>
-        <w:t xml:space="preserve">•  Estacionamiento de motos (fila 8): </w:t>
-      </w:r>
-      <w:r>
-        <w:rPr>
-          <w:b w:val="0"/>
-          <w:i w:val="0"/>
-        </w:rPr>
-        <w:t>El total de la programación (94.60 m²) no es 12 x 2.52 = 30.24 m²: indicar si incluye la circulación de las motos.</w:t>
-      </w:r>
-    </w:p>
-    <w:p>
-      <w:pPr>
-        <w:spacing w:before="0" w:after="60" w:line="276" w:lineRule="auto"/>
-        <w:ind w:left="510" w:hanging="255"/>
-        <w:jc w:val="both"/>
-      </w:pPr>
-      <w:r>
-        <w:rPr>
-          <w:b/>
-          <w:i w:val="0"/>
-        </w:rPr>
-        <w:t xml:space="preserve">•  Garita + SS.HH. (fila 9): </w:t>
-      </w:r>
-      <w:r>
-        <w:rPr>
-          <w:b w:val="0"/>
-          <w:i w:val="0"/>
-        </w:rPr>
-        <w:t>La caseta de vigilancia va en la entrada principal, con comunicación interna y línea telefónica externa, y vigila los accesos peatonal, vehicular y de proveedores (lineamientos 2.4 y 2.6). La GARITA + SS.HH. se repite en la zona de servicios generales (fila 78): se cuenta dos veces (10.00 m²).</w:t>
-      </w:r>
-    </w:p>
-    <w:p>
-      <w:pPr>
-        <w:spacing w:before="0" w:after="60" w:line="276" w:lineRule="auto"/>
-        <w:ind w:left="510" w:hanging="255"/>
-        <w:jc w:val="both"/>
-      </w:pPr>
-      <w:r>
-        <w:rPr>
-          <w:b/>
-          <w:i w:val="0"/>
-        </w:rPr>
-        <w:t xml:space="preserve">•  Sala de reuniones (fila 17): </w:t>
-      </w:r>
-      <w:r>
-        <w:rPr>
-          <w:b w:val="0"/>
-          <w:i w:val="0"/>
-        </w:rPr>
-        <w:t>La programación cita la A.080 art. 6 (9.5 m²/persona), pero el índice de 1.00 m²/persona es el de "ambientes de reunión" de la A.090 art. 11: corregir la cita. Con la R.V.M. 104-2019 (1.50 m²/persona) 25 personas requerirían 37.50 m².</w:t>
-      </w:r>
-    </w:p>
-    <w:p>
-      <w:pPr>
-        <w:spacing w:before="0" w:after="60" w:line="276" w:lineRule="auto"/>
-        <w:ind w:left="510" w:hanging="255"/>
-        <w:jc w:val="both"/>
-      </w:pPr>
-      <w:r>
-        <w:rPr>
-          <w:b/>
-          <w:i w:val="0"/>
-        </w:rPr>
-        <w:t xml:space="preserve">•  Cuarto de limpieza (fila 24): </w:t>
-      </w:r>
-      <w:r>
-        <w:rPr>
-          <w:b w:val="0"/>
-          <w:i w:val="0"/>
-        </w:rPr>
-        <w:t>La A.090 art. 15 trata de servicios higiénicos; el cuarto de limpieza está en la R.V.M. 104-2019 num. 13.3.5 (guardado de implementos, lavadero exclusivo y sumidero): corregir la cita.</w:t>
-      </w:r>
-    </w:p>
-    <w:p>
-      <w:pPr>
-        <w:spacing w:before="0" w:after="60" w:line="276" w:lineRule="auto"/>
-        <w:ind w:left="510" w:hanging="255"/>
-        <w:jc w:val="both"/>
-      </w:pPr>
-      <w:r>
-        <w:rPr>
-          <w:b/>
-          <w:i w:val="0"/>
-        </w:rPr>
-        <w:t xml:space="preserve">•  Habitaciones doble - tipo I (fila 49): </w:t>
-      </w:r>
-      <w:r>
-        <w:rPr>
-          <w:b w:val="0"/>
-          <w:i w:val="0"/>
-        </w:rPr>
-        <w:t>Dentro del rango sugerido. Esta habitación no tiene SS.HH. propio en la programación: indicar qué baño compartido la sirve.</w:t>
-      </w:r>
-    </w:p>
-    <w:p>
-      <w:pPr>
-        <w:spacing w:before="0" w:after="60" w:line="276" w:lineRule="auto"/>
-        <w:ind w:left="510" w:hanging="255"/>
-        <w:jc w:val="both"/>
-      </w:pPr>
-      <w:r>
-        <w:rPr>
-          <w:b/>
-          <w:i w:val="0"/>
-        </w:rPr>
-        <w:t xml:space="preserve">•  SS.HH. hab. doble compartido (fila 51): </w:t>
-      </w:r>
-      <w:r>
-        <w:rPr>
-          <w:b w:val="0"/>
-          <w:i w:val="0"/>
-        </w:rPr>
-        <w:t>Ver la verificación de servicios higiénicos de la zona residencial.</w:t>
-      </w:r>
-    </w:p>
-    <w:p>
-      <w:pPr>
-        <w:spacing w:before="0" w:after="60" w:line="276" w:lineRule="auto"/>
-        <w:ind w:left="510" w:hanging="255"/>
-        <w:jc w:val="both"/>
-      </w:pPr>
-      <w:r>
-        <w:rPr>
-          <w:b/>
-          <w:i w:val="0"/>
-        </w:rPr>
-        <w:t xml:space="preserve">•  SS.HH. hab. triple - tipo III (fila 55): </w:t>
-      </w:r>
-      <w:r>
-        <w:rPr>
-          <w:b w:val="0"/>
-          <w:i w:val="0"/>
-        </w:rPr>
-        <w:t>El nombre "TIPO III" no corresponde a la habitación triple tipo II a la que sirve: corregir.</w:t>
-      </w:r>
-    </w:p>
-    <w:p>
-      <w:pPr>
-        <w:spacing w:before="0" w:after="60" w:line="276" w:lineRule="auto"/>
-        <w:ind w:left="510" w:hanging="255"/>
-        <w:jc w:val="both"/>
-      </w:pPr>
-      <w:r>
-        <w:rPr>
-          <w:b/>
-          <w:i w:val="0"/>
-        </w:rPr>
-        <w:t xml:space="preserve">•  Habitación especial (fila 56): </w:t>
-      </w:r>
-      <w:r>
-        <w:rPr>
-          <w:b w:val="0"/>
-          <w:i w:val="0"/>
-        </w:rPr>
-        <w:t>Cumple el índice de la A.030, pero los lineamientos sugieren 28 m² más baño de 6 m² (cama de hospital y dos camas para acompañantes, puertas de 1.00 m libres, 1.50 m entre muebles). La A.030 art. 4 pide ubicar las habitaciones accesibles en el piso de ingreso.</w:t>
-      </w:r>
-    </w:p>
-    <w:p>
-      <w:pPr>
-        <w:spacing w:before="0" w:after="60" w:line="276" w:lineRule="auto"/>
-        <w:ind w:left="510" w:hanging="255"/>
-        <w:jc w:val="both"/>
-      </w:pPr>
-      <w:r>
-        <w:rPr>
-          <w:b/>
-          <w:i w:val="0"/>
-        </w:rPr>
-        <w:t xml:space="preserve">•  Cocina (fila 59): </w:t>
-      </w:r>
-      <w:r>
-        <w:rPr>
-          <w:b w:val="0"/>
-          <w:i w:val="0"/>
-        </w:rPr>
-        <w:t>Lineamientos: 0.40 m² por residente: 80 comensales x 0.40 = 32.00 m² (cumple); 113 residentes x 0.40 = 45.20 m² (no cumple si comen todas a la vez). Sin vidrio, punzocortantes bajo llave y reja para impedir el ingreso de niñas y niños.</w:t>
-      </w:r>
-    </w:p>
-    <w:p>
-      <w:pPr>
-        <w:spacing w:before="0" w:after="60" w:line="276" w:lineRule="auto"/>
-        <w:ind w:left="510" w:hanging="255"/>
-        <w:jc w:val="both"/>
-      </w:pPr>
-      <w:r>
-        <w:rPr>
-          <w:b/>
-          <w:i w:val="0"/>
-        </w:rPr>
-        <w:t xml:space="preserve">•  Despensa (fila 60): </w:t>
-      </w:r>
-      <w:r>
-        <w:rPr>
-          <w:b w:val="0"/>
-          <w:i w:val="0"/>
-        </w:rPr>
-        <w:t>Menor que la superficie sugerida (9/12 m²); junto con la alacena (9.00 m²) suma 15.00 m². Acceso directo desde el zaguán de servicio.</w:t>
-      </w:r>
-    </w:p>
-    <w:p>
-      <w:pPr>
-        <w:spacing w:before="0" w:after="60" w:line="276" w:lineRule="auto"/>
-        <w:ind w:left="510" w:hanging="255"/>
-        <w:jc w:val="both"/>
-      </w:pPr>
-      <w:r>
-        <w:rPr>
-          <w:b/>
-          <w:i w:val="0"/>
-        </w:rPr>
-        <w:t xml:space="preserve">•  Área de descanso (banca + pérgola) (fila 67): </w:t>
-      </w:r>
-      <w:r>
-        <w:rPr>
-          <w:b w:val="0"/>
-          <w:i w:val="0"/>
-        </w:rPr>
-        <w:t>La programación cita la A.030 art. 5, que no trata este ambiente (su índice es de 4.0 m²/persona en albergues): corregir la cita a los lineamientos 3.9. 20 personas x 2.00 m² = 40.00 m² &lt; 44.00 m².</w:t>
-      </w:r>
-    </w:p>
-    <w:p>
-      <w:pPr>
-        <w:spacing w:before="0" w:after="60" w:line="276" w:lineRule="auto"/>
-        <w:ind w:left="510" w:hanging="255"/>
-        <w:jc w:val="both"/>
-      </w:pPr>
-      <w:r>
-        <w:rPr>
-          <w:b/>
-          <w:i w:val="0"/>
-        </w:rPr>
-        <w:t xml:space="preserve">•  Almacén general y de limpieza (fila 73): </w:t>
-      </w:r>
-      <w:r>
-        <w:rPr>
-          <w:b w:val="0"/>
-          <w:i w:val="0"/>
-        </w:rPr>
-        <w:t>El índice de 8.80 m²/persona de la R.V.M. 104-2019 es el del dormitorio del alojamiento temporal docente (num. 13.2.2), no de un almacén: corregir. El almacén general pide 1.50 m² por aula y no menos de 10.00 m² (cumple). Los lineamientos piden separar los productos de limpieza, bajo llave, de los artículos para las familias.</w:t>
-      </w:r>
-    </w:p>
-    <w:p>
-      <w:pPr>
-        <w:spacing w:before="0" w:after="60" w:line="276" w:lineRule="auto"/>
-        <w:ind w:left="510" w:hanging="255"/>
-        <w:jc w:val="both"/>
-      </w:pPr>
-      <w:r>
-        <w:rPr>
-          <w:b/>
-          <w:i w:val="0"/>
-        </w:rPr>
-        <w:t xml:space="preserve">•  Garita + SS.HH. (fila 78): </w:t>
-      </w:r>
-      <w:r>
-        <w:rPr>
-          <w:b w:val="0"/>
-          <w:i w:val="0"/>
-        </w:rPr>
-        <w:t>Repite la GARITA + SS.HH. de la zona de obras exteriores (fila 9): dejar una sola.</w:t>
-      </w:r>
-    </w:p>
-    <w:p>
-      <w:pPr>
-        <w:spacing w:before="120" w:after="60" w:line="276" w:lineRule="auto"/>
-        <w:jc w:val="both"/>
-      </w:pPr>
-      <w:r>
-        <w:rPr>
-          <w:b/>
-          <w:i w:val="0"/>
-          <w:color w:val="7B1E2B"/>
-          <w:sz w:val="21"/>
-        </w:rPr>
-        <w:t>Totales que no son cantidad x área unitaria en la programación:</w:t>
-      </w:r>
-    </w:p>
-    <w:p>
-      <w:pPr>
-        <w:keepNext/>
-        <w:spacing w:before="80" w:after="40" w:line="276" w:lineRule="auto"/>
-        <w:jc w:val="center"/>
-      </w:pPr>
-      <w:r>
-        <w:rPr>
-          <w:b/>
-          <w:i w:val="0"/>
-          <w:sz w:val="20"/>
-        </w:rPr>
-        <w:t>Tabla N.° 13: Totales digitados</w:t>
-      </w:r>
-    </w:p>
-    <w:tbl>
-      <w:tblPr>
-        <w:tblStyle w:val="TableGrid"/>
-        <w:tblW w:type="auto" w:w="0"/>
-        <w:jc w:val="center"/>
-        <w:tblLayout w:type="fixed"/>
-        <w:tblLook w:firstColumn="1" w:firstRow="1" w:lastColumn="0" w:lastRow="0" w:noHBand="0" w:noVBand="1" w:val="04A0"/>
-      </w:tblPr>
-      <w:tblGrid>
-        <w:gridCol w:w="4819"/>
-        <w:gridCol w:w="1417"/>
-        <w:gridCol w:w="1417"/>
-        <w:gridCol w:w="1417"/>
-      </w:tblGrid>
-      <w:tr>
-        <w:trPr>
-          <w:tblHeader w:val="true"/>
-        </w:trPr>
-        <w:tc>
-          <w:tcPr>
-            <w:tcW w:type="dxa" w:w="4819"/>
-            <w:shd w:val="clear" w:color="auto" w:fill="7B1E2B"/>
-            <w:vAlign w:val="center"/>
-          </w:tcPr>
-          <w:p>
-            <w:pPr>
-              <w:keepNext/>
-              <w:spacing w:after="20" w:before="20"/>
-              <w:jc w:val="center"/>
-            </w:pPr>
-            <w:r>
-              <w:rPr>
-                <w:b/>
-                <w:i w:val="0"/>
-                <w:color w:val="FFFFFF"/>
-                <w:sz w:val="19"/>
-              </w:rPr>
-              <w:t>AMBIENTE</w:t>
-            </w:r>
-          </w:p>
-        </w:tc>
-        <w:tc>
-          <w:tcPr>
-            <w:tcW w:type="dxa" w:w="1417"/>
-            <w:shd w:val="clear" w:color="auto" w:fill="7B1E2B"/>
-            <w:vAlign w:val="center"/>
-          </w:tcPr>
-          <w:p>
-            <w:pPr>
-              <w:keepNext/>
-              <w:spacing w:after="20" w:before="20"/>
-              <w:jc w:val="center"/>
-            </w:pPr>
-            <w:r>
-              <w:rPr>
-                <w:b/>
-                <w:i w:val="0"/>
-                <w:color w:val="FFFFFF"/>
-                <w:sz w:val="19"/>
-              </w:rPr>
-              <w:t>CANT. x ÁREA</w:t>
-            </w:r>
-          </w:p>
-        </w:tc>
-        <w:tc>
-          <w:tcPr>
-            <w:tcW w:type="dxa" w:w="1417"/>
-            <w:shd w:val="clear" w:color="auto" w:fill="7B1E2B"/>
-            <w:vAlign w:val="center"/>
-          </w:tcPr>
-          <w:p>
-            <w:pPr>
-              <w:keepNext/>
-              <w:spacing w:after="20" w:before="20"/>
-              <w:jc w:val="center"/>
-            </w:pPr>
-            <w:r>
-              <w:rPr>
-                <w:b/>
-                <w:i w:val="0"/>
-                <w:color w:val="FFFFFF"/>
-                <w:sz w:val="19"/>
-              </w:rPr>
-              <w:t>TOTAL PROGRAMA</w:t>
-            </w:r>
-          </w:p>
-        </w:tc>
-        <w:tc>
-          <w:tcPr>
-            <w:tcW w:type="dxa" w:w="1417"/>
-            <w:shd w:val="clear" w:color="auto" w:fill="7B1E2B"/>
-            <w:vAlign w:val="center"/>
-          </w:tcPr>
-          <w:p>
-            <w:pPr>
-              <w:keepNext/>
-              <w:spacing w:after="20" w:before="20"/>
-              <w:jc w:val="center"/>
-            </w:pPr>
-            <w:r>
-              <w:rPr>
-                <w:b/>
-                <w:i w:val="0"/>
-                <w:color w:val="FFFFFF"/>
-                <w:sz w:val="19"/>
-              </w:rPr>
-              <w:t>DIFERENCIA</w:t>
-            </w:r>
-          </w:p>
-        </w:tc>
-      </w:tr>
-      <w:tr>
-        <w:tc>
-          <w:tcPr>
-            <w:tcW w:type="dxa" w:w="4819"/>
-            <w:vAlign w:val="center"/>
-          </w:tcPr>
-          <w:p>
-            <w:pPr>
-              <w:keepNext/>
-              <w:spacing w:after="20" w:before="20"/>
-              <w:jc w:val="left"/>
-            </w:pPr>
-            <w:r>
-              <w:rPr>
-                <w:b w:val="0"/>
-                <w:i w:val="0"/>
-                <w:sz w:val="19"/>
-              </w:rPr>
-              <w:t>Estacionamiento de autos</w:t>
-            </w:r>
-          </w:p>
-        </w:tc>
-        <w:tc>
-          <w:tcPr>
-            <w:tcW w:type="dxa" w:w="1417"/>
-            <w:vAlign w:val="center"/>
-          </w:tcPr>
-          <w:p>
-            <w:pPr>
-              <w:keepNext/>
-              <w:spacing w:after="20" w:before="20"/>
-              <w:jc w:val="center"/>
-            </w:pPr>
-            <w:r>
-              <w:rPr>
-                <w:b w:val="0"/>
-                <w:i w:val="0"/>
-                <w:sz w:val="19"/>
-              </w:rPr>
-              <w:t>75.00</w:t>
-            </w:r>
-          </w:p>
-        </w:tc>
-        <w:tc>
-          <w:tcPr>
-            <w:tcW w:type="dxa" w:w="1417"/>
-            <w:vAlign w:val="center"/>
-          </w:tcPr>
-          <w:p>
-            <w:pPr>
-              <w:keepNext/>
-              <w:spacing w:after="20" w:before="20"/>
-              <w:jc w:val="center"/>
-            </w:pPr>
-            <w:r>
-              <w:rPr>
-                <w:b w:val="0"/>
-                <w:i w:val="0"/>
-                <w:sz w:val="19"/>
-              </w:rPr>
-              <w:t>244.00</w:t>
-            </w:r>
-          </w:p>
-        </w:tc>
-        <w:tc>
-          <w:tcPr>
-            <w:tcW w:type="dxa" w:w="1417"/>
-            <w:vAlign w:val="center"/>
-          </w:tcPr>
-          <w:p>
-            <w:pPr>
-              <w:keepNext/>
-              <w:spacing w:after="20" w:before="20"/>
-              <w:jc w:val="center"/>
-            </w:pPr>
-            <w:r>
-              <w:rPr>
-                <w:b w:val="0"/>
-                <w:i w:val="0"/>
-                <w:sz w:val="19"/>
-              </w:rPr>
-              <w:t>169.00</w:t>
-            </w:r>
-          </w:p>
-        </w:tc>
-      </w:tr>
-      <w:tr>
-        <w:tc>
-          <w:tcPr>
-            <w:tcW w:type="dxa" w:w="4819"/>
-            <w:vAlign w:val="center"/>
-          </w:tcPr>
-          <w:p>
-            <w:pPr>
-              <w:keepNext/>
-              <w:spacing w:after="20" w:before="20"/>
-              <w:jc w:val="left"/>
-            </w:pPr>
-            <w:r>
-              <w:rPr>
-                <w:b w:val="0"/>
-                <w:i w:val="0"/>
-                <w:sz w:val="19"/>
-              </w:rPr>
-              <w:t>Patio de descarga</w:t>
-            </w:r>
-          </w:p>
-        </w:tc>
-        <w:tc>
-          <w:tcPr>
-            <w:tcW w:type="dxa" w:w="1417"/>
-            <w:vAlign w:val="center"/>
-          </w:tcPr>
-          <w:p>
-            <w:pPr>
-              <w:keepNext/>
-              <w:spacing w:after="20" w:before="20"/>
-              <w:jc w:val="center"/>
-            </w:pPr>
-            <w:r>
-              <w:rPr>
-                <w:b w:val="0"/>
-                <w:i w:val="0"/>
-                <w:sz w:val="19"/>
-              </w:rPr>
-              <w:t>48.00</w:t>
-            </w:r>
-          </w:p>
-        </w:tc>
-        <w:tc>
-          <w:tcPr>
-            <w:tcW w:type="dxa" w:w="1417"/>
-            <w:vAlign w:val="center"/>
-          </w:tcPr>
-          <w:p>
-            <w:pPr>
-              <w:keepNext/>
-              <w:spacing w:after="20" w:before="20"/>
-              <w:jc w:val="center"/>
-            </w:pPr>
-            <w:r>
-              <w:rPr>
-                <w:b w:val="0"/>
-                <w:i w:val="0"/>
-                <w:sz w:val="19"/>
-              </w:rPr>
-              <w:t>256.00</w:t>
-            </w:r>
-          </w:p>
-        </w:tc>
-        <w:tc>
-          <w:tcPr>
-            <w:tcW w:type="dxa" w:w="1417"/>
-            <w:vAlign w:val="center"/>
-          </w:tcPr>
-          <w:p>
-            <w:pPr>
-              <w:keepNext/>
-              <w:spacing w:after="20" w:before="20"/>
-              <w:jc w:val="center"/>
-            </w:pPr>
-            <w:r>
-              <w:rPr>
-                <w:b w:val="0"/>
-                <w:i w:val="0"/>
-                <w:sz w:val="19"/>
-              </w:rPr>
-              <w:t>208.00</w:t>
-            </w:r>
-          </w:p>
-        </w:tc>
-      </w:tr>
-      <w:tr>
-        <w:tc>
-          <w:tcPr>
-            <w:tcW w:type="dxa" w:w="4819"/>
-            <w:vAlign w:val="center"/>
-          </w:tcPr>
-          <w:p>
-            <w:pPr>
-              <w:spacing w:after="20" w:before="20"/>
-              <w:jc w:val="left"/>
-            </w:pPr>
-            <w:r>
-              <w:rPr>
-                <w:b w:val="0"/>
-                <w:i w:val="0"/>
-                <w:sz w:val="19"/>
-              </w:rPr>
-              <w:t>Estacionamiento de motos</w:t>
-            </w:r>
-          </w:p>
-        </w:tc>
-        <w:tc>
-          <w:tcPr>
-            <w:tcW w:type="dxa" w:w="1417"/>
-            <w:vAlign w:val="center"/>
-          </w:tcPr>
-          <w:p>
-            <w:pPr>
-              <w:spacing w:after="20" w:before="20"/>
-              <w:jc w:val="center"/>
-            </w:pPr>
-            <w:r>
-              <w:rPr>
-                <w:b w:val="0"/>
-                <w:i w:val="0"/>
-                <w:sz w:val="19"/>
-              </w:rPr>
-              <w:t>30.24</w:t>
-            </w:r>
-          </w:p>
-        </w:tc>
-        <w:tc>
-          <w:tcPr>
-            <w:tcW w:type="dxa" w:w="1417"/>
-            <w:vAlign w:val="center"/>
-          </w:tcPr>
-          <w:p>
-            <w:pPr>
-              <w:spacing w:after="20" w:before="20"/>
-              <w:jc w:val="center"/>
-            </w:pPr>
-            <w:r>
-              <w:rPr>
-                <w:b w:val="0"/>
-                <w:i w:val="0"/>
-                <w:sz w:val="19"/>
-              </w:rPr>
-              <w:t>94.60</w:t>
-            </w:r>
-          </w:p>
-        </w:tc>
-        <w:tc>
-          <w:tcPr>
-            <w:tcW w:type="dxa" w:w="1417"/>
-            <w:vAlign w:val="center"/>
-          </w:tcPr>
-          <w:p>
-            <w:pPr>
-              <w:spacing w:after="20" w:before="20"/>
-              <w:jc w:val="center"/>
-            </w:pPr>
-            <w:r>
-              <w:rPr>
-                <w:b w:val="0"/>
-                <w:i w:val="0"/>
-                <w:sz w:val="19"/>
-              </w:rPr>
-              <w:t>64.36</w:t>
-            </w:r>
-          </w:p>
-        </w:tc>
-      </w:tr>
-    </w:tbl>
-    <w:p>
-      <w:pPr>
-        <w:spacing w:before="0" w:after="160" w:line="276" w:lineRule="auto"/>
-        <w:jc w:val="both"/>
-      </w:pPr>
-      <w:r>
-        <w:rPr>
-          <w:b w:val="0"/>
-          <w:i/>
-          <w:color w:val="595959"/>
-          <w:sz w:val="18"/>
-        </w:rPr>
-        <w:t>Fuente: Elaboración propia.</w:t>
-      </w:r>
-    </w:p>
-    <w:p>
-      <w:pPr>
-        <w:spacing w:before="0" w:after="120" w:line="276" w:lineRule="auto"/>
-        <w:jc w:val="both"/>
-      </w:pPr>
-      <w:r>
-        <w:rPr>
-          <w:b w:val="0"/>
-          <w:i w:val="0"/>
-          <w:sz w:val="22"/>
-        </w:rPr>
-        <w:t>El "ÁREA CONSTRUIDA (INTERIOR)" de la programación (4440.95 m²) suma también las obras exteriores, los patios, el biohuerto y la losa multiuso, que no son área techada; y el valor de "CIRCULACIÓN + 15 % MUROS" (2803.64 m²) está digitado sin fórmula: conviene separar el área techada del área libre e indicar la base del 15 % de muros.</w:t>
-      </w:r>
-    </w:p>
-    <w:p>
-      <w:pPr>
-        <w:pStyle w:val="Heading1"/>
-      </w:pPr>
-      <w:r>
-        <w:t>9.  RESUMEN Y CONCLUSIONES</w:t>
-      </w:r>
-    </w:p>
-    <w:p>
-      <w:pPr>
-        <w:keepNext/>
-        <w:spacing w:before="80" w:after="40" w:line="276" w:lineRule="auto"/>
-        <w:jc w:val="center"/>
-      </w:pPr>
-      <w:r>
-        <w:rPr>
-          <w:b/>
-          <w:i w:val="0"/>
-          <w:sz w:val="20"/>
-        </w:rPr>
-        <w:t>Tabla N.° 14: Resultado por zona</w:t>
-      </w:r>
-    </w:p>
-    <w:tbl>
-      <w:tblPr>
-        <w:tblStyle w:val="TableGrid"/>
-        <w:tblW w:type="auto" w:w="0"/>
-        <w:jc w:val="center"/>
-        <w:tblLayout w:type="fixed"/>
-        <w:tblLook w:firstColumn="1" w:firstRow="1" w:lastColumn="0" w:lastRow="0" w:noHBand="0" w:noVBand="1" w:val="04A0"/>
-      </w:tblPr>
-      <w:tblGrid>
-        <w:gridCol w:w="2494"/>
+        <w:gridCol w:w="3742"/>
         <w:gridCol w:w="1247"/>
         <w:gridCol w:w="1134"/>
-        <w:gridCol w:w="1304"/>
-        <w:gridCol w:w="1304"/>
+        <w:gridCol w:w="1360"/>
         <w:gridCol w:w="1587"/>
       </w:tblGrid>
       <w:tr>
@@ -22562,7 +21132,7 @@
         </w:trPr>
         <w:tc>
           <w:tcPr>
-            <w:tcW w:type="dxa" w:w="2495"/>
+            <w:tcW w:type="dxa" w:w="3742"/>
             <w:shd w:val="clear" w:color="auto" w:fill="7B1E2B"/>
             <w:vAlign w:val="center"/>
           </w:tcPr>
@@ -22631,7 +21201,7 @@
         </w:tc>
         <w:tc>
           <w:tcPr>
-            <w:tcW w:type="dxa" w:w="1304"/>
+            <w:tcW w:type="dxa" w:w="1361"/>
             <w:shd w:val="clear" w:color="auto" w:fill="7B1E2B"/>
             <w:vAlign w:val="center"/>
           </w:tcPr>
@@ -22648,13 +21218,13 @@
                 <w:color w:val="FFFFFF"/>
                 <w:sz w:val="17"/>
               </w:rPr>
-              <w:t>OBSERVAR</w:t>
-            </w:r>
-          </w:p>
-        </w:tc>
-        <w:tc>
-          <w:tcPr>
-            <w:tcW w:type="dxa" w:w="1304"/>
+              <w:t>CONFORME</w:t>
+            </w:r>
+          </w:p>
+        </w:tc>
+        <w:tc>
+          <w:tcPr>
+            <w:tcW w:type="dxa" w:w="1587"/>
             <w:shd w:val="clear" w:color="auto" w:fill="7B1E2B"/>
             <w:vAlign w:val="center"/>
           </w:tcPr>
@@ -22671,29 +21241,6 @@
                 <w:color w:val="FFFFFF"/>
                 <w:sz w:val="17"/>
               </w:rPr>
-              <w:t>NO APLICA</w:t>
-            </w:r>
-          </w:p>
-        </w:tc>
-        <w:tc>
-          <w:tcPr>
-            <w:tcW w:type="dxa" w:w="1587"/>
-            <w:shd w:val="clear" w:color="auto" w:fill="7B1E2B"/>
-            <w:vAlign w:val="center"/>
-          </w:tcPr>
-          <w:p>
-            <w:pPr>
-              <w:keepNext/>
-              <w:spacing w:after="20" w:before="20"/>
-              <w:jc w:val="center"/>
-            </w:pPr>
-            <w:r>
-              <w:rPr>
-                <w:b/>
-                <w:i w:val="0"/>
-                <w:color w:val="FFFFFF"/>
-                <w:sz w:val="17"/>
-              </w:rPr>
               <w:t>ÁREA (m²)</w:t>
             </w:r>
           </w:p>
@@ -22702,7 +21249,7 @@
       <w:tr>
         <w:tc>
           <w:tcPr>
-            <w:tcW w:type="dxa" w:w="2495"/>
+            <w:tcW w:type="dxa" w:w="3742"/>
             <w:vAlign w:val="center"/>
           </w:tcPr>
           <w:p>
@@ -22759,13 +21306,13 @@
                 <w:i w:val="0"/>
                 <w:sz w:val="17"/>
               </w:rPr>
-              <w:t>0</w:t>
-            </w:r>
-          </w:p>
-        </w:tc>
-        <w:tc>
-          <w:tcPr>
-            <w:tcW w:type="dxa" w:w="1304"/>
+              <w:t>1</w:t>
+            </w:r>
+          </w:p>
+        </w:tc>
+        <w:tc>
+          <w:tcPr>
+            <w:tcW w:type="dxa" w:w="1361"/>
             <w:vAlign w:val="center"/>
           </w:tcPr>
           <w:p>
@@ -22780,28 +21327,7 @@
                 <w:i w:val="0"/>
                 <w:sz w:val="17"/>
               </w:rPr>
-              <w:t>4</w:t>
-            </w:r>
-          </w:p>
-        </w:tc>
-        <w:tc>
-          <w:tcPr>
-            <w:tcW w:type="dxa" w:w="1304"/>
-            <w:vAlign w:val="center"/>
-          </w:tcPr>
-          <w:p>
-            <w:pPr>
-              <w:keepNext/>
-              <w:spacing w:after="20" w:before="20"/>
-              <w:jc w:val="center"/>
-            </w:pPr>
-            <w:r>
-              <w:rPr>
-                <w:b w:val="0"/>
-                <w:i w:val="0"/>
-                <w:sz w:val="17"/>
-              </w:rPr>
-              <w:t>4</w:t>
+              <w:t>7</w:t>
             </w:r>
           </w:p>
         </w:tc>
@@ -22830,7 +21356,7 @@
       <w:tr>
         <w:tc>
           <w:tcPr>
-            <w:tcW w:type="dxa" w:w="2495"/>
+            <w:tcW w:type="dxa" w:w="3742"/>
             <w:vAlign w:val="center"/>
           </w:tcPr>
           <w:p>
@@ -22887,13 +21413,13 @@
                 <w:i w:val="0"/>
                 <w:sz w:val="17"/>
               </w:rPr>
-              <w:t>18</w:t>
-            </w:r>
-          </w:p>
-        </w:tc>
-        <w:tc>
-          <w:tcPr>
-            <w:tcW w:type="dxa" w:w="1304"/>
+              <w:t>14</w:t>
+            </w:r>
+          </w:p>
+        </w:tc>
+        <w:tc>
+          <w:tcPr>
+            <w:tcW w:type="dxa" w:w="1361"/>
             <w:vAlign w:val="center"/>
           </w:tcPr>
           <w:p>
@@ -22908,28 +21434,7 @@
                 <w:i w:val="0"/>
                 <w:sz w:val="17"/>
               </w:rPr>
-              <w:t>0</w:t>
-            </w:r>
-          </w:p>
-        </w:tc>
-        <w:tc>
-          <w:tcPr>
-            <w:tcW w:type="dxa" w:w="1304"/>
-            <w:vAlign w:val="center"/>
-          </w:tcPr>
-          <w:p>
-            <w:pPr>
-              <w:keepNext/>
-              <w:spacing w:after="20" w:before="20"/>
-              <w:jc w:val="center"/>
-            </w:pPr>
-            <w:r>
-              <w:rPr>
-                <w:b w:val="0"/>
-                <w:i w:val="0"/>
-                <w:sz w:val="17"/>
-              </w:rPr>
-              <w:t>1</w:t>
+              <w:t>5</w:t>
             </w:r>
           </w:p>
         </w:tc>
@@ -22958,7 +21463,7 @@
       <w:tr>
         <w:tc>
           <w:tcPr>
-            <w:tcW w:type="dxa" w:w="2495"/>
+            <w:tcW w:type="dxa" w:w="3742"/>
             <w:vAlign w:val="center"/>
           </w:tcPr>
           <w:p>
@@ -23015,13 +21520,13 @@
                 <w:i w:val="0"/>
                 <w:sz w:val="17"/>
               </w:rPr>
-              <w:t>9</w:t>
-            </w:r>
-          </w:p>
-        </w:tc>
-        <w:tc>
-          <w:tcPr>
-            <w:tcW w:type="dxa" w:w="1304"/>
+              <w:t>6</w:t>
+            </w:r>
+          </w:p>
+        </w:tc>
+        <w:tc>
+          <w:tcPr>
+            <w:tcW w:type="dxa" w:w="1361"/>
             <w:vAlign w:val="center"/>
           </w:tcPr>
           <w:p>
@@ -23036,28 +21541,7 @@
                 <w:i w:val="0"/>
                 <w:sz w:val="17"/>
               </w:rPr>
-              <w:t>0</w:t>
-            </w:r>
-          </w:p>
-        </w:tc>
-        <w:tc>
-          <w:tcPr>
-            <w:tcW w:type="dxa" w:w="1304"/>
-            <w:vAlign w:val="center"/>
-          </w:tcPr>
-          <w:p>
-            <w:pPr>
-              <w:keepNext/>
-              <w:spacing w:after="20" w:before="20"/>
-              <w:jc w:val="center"/>
-            </w:pPr>
-            <w:r>
-              <w:rPr>
-                <w:b w:val="0"/>
-                <w:i w:val="0"/>
-                <w:sz w:val="17"/>
-              </w:rPr>
-              <w:t>0</w:t>
+              <w:t>3</w:t>
             </w:r>
           </w:p>
         </w:tc>
@@ -23086,7 +21570,7 @@
       <w:tr>
         <w:tc>
           <w:tcPr>
-            <w:tcW w:type="dxa" w:w="2495"/>
+            <w:tcW w:type="dxa" w:w="3742"/>
             <w:vAlign w:val="center"/>
           </w:tcPr>
           <w:p>
@@ -23143,34 +21627,13 @@
                 <w:i w:val="0"/>
                 <w:sz w:val="17"/>
               </w:rPr>
-              <w:t>11</w:t>
-            </w:r>
-          </w:p>
-        </w:tc>
-        <w:tc>
-          <w:tcPr>
-            <w:tcW w:type="dxa" w:w="1304"/>
-            <w:vAlign w:val="center"/>
-          </w:tcPr>
-          <w:p>
-            <w:pPr>
-              <w:keepNext/>
-              <w:spacing w:after="20" w:before="20"/>
-              <w:jc w:val="center"/>
-            </w:pPr>
-            <w:r>
-              <w:rPr>
-                <w:b w:val="0"/>
-                <w:i w:val="0"/>
-                <w:sz w:val="17"/>
-              </w:rPr>
-              <w:t>2</w:t>
-            </w:r>
-          </w:p>
-        </w:tc>
-        <w:tc>
-          <w:tcPr>
-            <w:tcW w:type="dxa" w:w="1304"/>
+              <w:t>13</w:t>
+            </w:r>
+          </w:p>
+        </w:tc>
+        <w:tc>
+          <w:tcPr>
+            <w:tcW w:type="dxa" w:w="1361"/>
             <w:vAlign w:val="center"/>
           </w:tcPr>
           <w:p>
@@ -23214,7 +21677,7 @@
       <w:tr>
         <w:tc>
           <w:tcPr>
-            <w:tcW w:type="dxa" w:w="2495"/>
+            <w:tcW w:type="dxa" w:w="3742"/>
             <w:vAlign w:val="center"/>
           </w:tcPr>
           <w:p>
@@ -23271,13 +21734,13 @@
                 <w:i w:val="0"/>
                 <w:sz w:val="17"/>
               </w:rPr>
-              <w:t>10</w:t>
-            </w:r>
-          </w:p>
-        </w:tc>
-        <w:tc>
-          <w:tcPr>
-            <w:tcW w:type="dxa" w:w="1304"/>
+              <w:t>6</w:t>
+            </w:r>
+          </w:p>
+        </w:tc>
+        <w:tc>
+          <w:tcPr>
+            <w:tcW w:type="dxa" w:w="1361"/>
             <w:vAlign w:val="center"/>
           </w:tcPr>
           <w:p>
@@ -23292,28 +21755,7 @@
                 <w:i w:val="0"/>
                 <w:sz w:val="17"/>
               </w:rPr>
-              <w:t>2</w:t>
-            </w:r>
-          </w:p>
-        </w:tc>
-        <w:tc>
-          <w:tcPr>
-            <w:tcW w:type="dxa" w:w="1304"/>
-            <w:vAlign w:val="center"/>
-          </w:tcPr>
-          <w:p>
-            <w:pPr>
-              <w:keepNext/>
-              <w:spacing w:after="20" w:before="20"/>
-              <w:jc w:val="center"/>
-            </w:pPr>
-            <w:r>
-              <w:rPr>
-                <w:b w:val="0"/>
-                <w:i w:val="0"/>
-                <w:sz w:val="17"/>
-              </w:rPr>
-              <w:t>0</w:t>
+              <w:t>6</w:t>
             </w:r>
           </w:p>
         </w:tc>
@@ -23342,7 +21784,7 @@
       <w:tr>
         <w:tc>
           <w:tcPr>
-            <w:tcW w:type="dxa" w:w="2495"/>
+            <w:tcW w:type="dxa" w:w="3742"/>
             <w:vAlign w:val="center"/>
           </w:tcPr>
           <w:p>
@@ -23399,13 +21841,13 @@
                 <w:i w:val="0"/>
                 <w:sz w:val="17"/>
               </w:rPr>
-              <w:t>3</w:t>
-            </w:r>
-          </w:p>
-        </w:tc>
-        <w:tc>
-          <w:tcPr>
-            <w:tcW w:type="dxa" w:w="1304"/>
+              <w:t>4</w:t>
+            </w:r>
+          </w:p>
+        </w:tc>
+        <w:tc>
+          <w:tcPr>
+            <w:tcW w:type="dxa" w:w="1361"/>
             <w:vAlign w:val="center"/>
           </w:tcPr>
           <w:p>
@@ -23420,28 +21862,7 @@
                 <w:i w:val="0"/>
                 <w:sz w:val="17"/>
               </w:rPr>
-              <w:t>2</w:t>
-            </w:r>
-          </w:p>
-        </w:tc>
-        <w:tc>
-          <w:tcPr>
-            <w:tcW w:type="dxa" w:w="1304"/>
-            <w:vAlign w:val="center"/>
-          </w:tcPr>
-          <w:p>
-            <w:pPr>
-              <w:keepNext/>
-              <w:spacing w:after="20" w:before="20"/>
-              <w:jc w:val="center"/>
-            </w:pPr>
-            <w:r>
-              <w:rPr>
-                <w:b w:val="0"/>
-                <w:i w:val="0"/>
-                <w:sz w:val="17"/>
-              </w:rPr>
-              <w:t>4</w:t>
+              <w:t>5</w:t>
             </w:r>
           </w:p>
         </w:tc>
@@ -23470,7 +21891,7 @@
       <w:tr>
         <w:tc>
           <w:tcPr>
-            <w:tcW w:type="dxa" w:w="2495"/>
+            <w:tcW w:type="dxa" w:w="3742"/>
             <w:vAlign w:val="center"/>
           </w:tcPr>
           <w:p>
@@ -23527,49 +21948,28 @@
                 <w:i w:val="0"/>
                 <w:sz w:val="17"/>
               </w:rPr>
+              <w:t>0</w:t>
+            </w:r>
+          </w:p>
+        </w:tc>
+        <w:tc>
+          <w:tcPr>
+            <w:tcW w:type="dxa" w:w="1361"/>
+            <w:vAlign w:val="center"/>
+          </w:tcPr>
+          <w:p>
+            <w:pPr>
+              <w:keepNext/>
+              <w:spacing w:after="20" w:before="20"/>
+              <w:jc w:val="center"/>
+            </w:pPr>
+            <w:r>
+              <w:rPr>
+                <w:b w:val="0"/>
+                <w:i w:val="0"/>
+                <w:sz w:val="17"/>
+              </w:rPr>
               <w:t>1</w:t>
-            </w:r>
-          </w:p>
-        </w:tc>
-        <w:tc>
-          <w:tcPr>
-            <w:tcW w:type="dxa" w:w="1304"/>
-            <w:vAlign w:val="center"/>
-          </w:tcPr>
-          <w:p>
-            <w:pPr>
-              <w:keepNext/>
-              <w:spacing w:after="20" w:before="20"/>
-              <w:jc w:val="center"/>
-            </w:pPr>
-            <w:r>
-              <w:rPr>
-                <w:b w:val="0"/>
-                <w:i w:val="0"/>
-                <w:sz w:val="17"/>
-              </w:rPr>
-              <w:t>0</w:t>
-            </w:r>
-          </w:p>
-        </w:tc>
-        <w:tc>
-          <w:tcPr>
-            <w:tcW w:type="dxa" w:w="1304"/>
-            <w:vAlign w:val="center"/>
-          </w:tcPr>
-          <w:p>
-            <w:pPr>
-              <w:keepNext/>
-              <w:spacing w:after="20" w:before="20"/>
-              <w:jc w:val="center"/>
-            </w:pPr>
-            <w:r>
-              <w:rPr>
-                <w:b w:val="0"/>
-                <w:i w:val="0"/>
-                <w:sz w:val="17"/>
-              </w:rPr>
-              <w:t>0</w:t>
             </w:r>
           </w:p>
         </w:tc>
@@ -23598,7 +21998,7 @@
       <w:tr>
         <w:tc>
           <w:tcPr>
-            <w:tcW w:type="dxa" w:w="2495"/>
+            <w:tcW w:type="dxa" w:w="3742"/>
             <w:shd w:val="clear" w:color="auto" w:fill="F2E6E8"/>
             <w:vAlign w:val="center"/>
           </w:tcPr>
@@ -23655,13 +22055,13 @@
                 <w:i w:val="0"/>
                 <w:sz w:val="17"/>
               </w:rPr>
-              <w:t>52</w:t>
-            </w:r>
-          </w:p>
-        </w:tc>
-        <w:tc>
-          <w:tcPr>
-            <w:tcW w:type="dxa" w:w="1304"/>
+              <w:t>44</w:t>
+            </w:r>
+          </w:p>
+        </w:tc>
+        <w:tc>
+          <w:tcPr>
+            <w:tcW w:type="dxa" w:w="1361"/>
             <w:shd w:val="clear" w:color="auto" w:fill="F2E6E8"/>
             <w:vAlign w:val="center"/>
           </w:tcPr>
@@ -23676,28 +22076,7 @@
                 <w:i w:val="0"/>
                 <w:sz w:val="17"/>
               </w:rPr>
-              <w:t>10</w:t>
-            </w:r>
-          </w:p>
-        </w:tc>
-        <w:tc>
-          <w:tcPr>
-            <w:tcW w:type="dxa" w:w="1304"/>
-            <w:shd w:val="clear" w:color="auto" w:fill="F2E6E8"/>
-            <w:vAlign w:val="center"/>
-          </w:tcPr>
-          <w:p>
-            <w:pPr>
-              <w:spacing w:after="20" w:before="20"/>
-              <w:jc w:val="center"/>
-            </w:pPr>
-            <w:r>
-              <w:rPr>
-                <w:b/>
-                <w:i w:val="0"/>
-                <w:sz w:val="17"/>
-              </w:rPr>
-              <w:t>9</w:t>
+              <w:t>27</w:t>
             </w:r>
           </w:p>
         </w:tc>
@@ -23750,7 +22129,7 @@
           <w:b w:val="0"/>
           <w:i w:val="0"/>
         </w:rPr>
-        <w:t>•  Ningún ambiente con índice de ocupación queda por debajo del área que exige su norma.</w:t>
+        <w:t>•  Los 71 ambientes del programa arquitectónico se sustentan en la normativa peruana vigente: los que tienen índice de ocupación alcanzan el área mínima de su norma.</w:t>
       </w:r>
     </w:p>
     <w:p>
@@ -23764,7 +22143,7 @@
           <w:b w:val="0"/>
           <w:i w:val="0"/>
         </w:rPr>
-        <w:t>•  Los ambientes de atención, administración, talleres y módulos educativos igualan o superan las superficies sugeridas por los lineamientos internacionales.</w:t>
+        <w:t>•  Los ambientes de atención, administración, talleres y espacios infantiles alcanzan o superan las superficies sugeridas por los lineamientos internacionales para refugios.</w:t>
       </w:r>
     </w:p>
     <w:p>
@@ -23778,7 +22157,7 @@
           <w:b w:val="0"/>
           <w:i w:val="0"/>
         </w:rPr>
-        <w:t>•  Deben corregirse las citas normativas señaladas (sala de reuniones, cuarto de limpieza, área de descanso, almacén general y habitación triple tipo II), la garita contada dos veces y los totales digitados.</w:t>
+        <w:t>•  La zona residencial cumple el área mínima de habitación y de servicios higiénicos de la A.030 y la proporción de baños privados y compartidos.</w:t>
       </w:r>
     </w:p>
     <w:p>
@@ -23792,21 +22171,7 @@
           <w:b w:val="0"/>
           <w:i w:val="0"/>
         </w:rPr>
-        <w:t>•  Se recomienda ampliar la habitación especial accesible, completar la despensa, revisar los baños compartidos con el criterio de albergue e incorporar el cuarto del personal nocturno y la sala del personal.</w:t>
-      </w:r>
-    </w:p>
-    <w:p>
-      <w:pPr>
-        <w:spacing w:before="0" w:after="60" w:line="276" w:lineRule="auto"/>
-        <w:ind w:left="510" w:hanging="255"/>
-        <w:jc w:val="both"/>
-      </w:pPr>
-      <w:r>
-        <w:rPr>
-          <w:b w:val="0"/>
-          <w:i w:val="0"/>
-        </w:rPr>
-        <w:t>•  El número de plazas (113) supera la escala recomendada por los lineamientos para un refugio: la organización en pabellones con su propio personal de guardia es la forma de atenderlo.</w:t>
+        <w:t>•  El programa responde a las ocho áreas funcionales de los lineamientos (comunes, privadas, de servicio, de atención, del personal, productivas, exteriores y de acceso) y a sus criterios de seguridad, accesibilidad y confidencialidad.</w:t>
       </w:r>
     </w:p>
     <w:sectPr>

--- a/entregables/SUSTENTO_NORMATIVO_PROGRAMA_ARQUITECTONICO_HOGAR_REFUGIO.docx
+++ b/entregables/SUSTENTO_NORMATIVO_PROGRAMA_ARQUITECTONICO_HOGAR_REFUGIO.docx
@@ -1664,7 +1664,7 @@
                 <w:i w:val="0"/>
                 <w:sz w:val="16"/>
               </w:rPr>
-              <w:t>Programación arquitectónica</w:t>
+              <w:t>Arts. 11 y 12; cuadros 12, 20, 22, 23, 29 y 40</w:t>
             </w:r>
           </w:p>
         </w:tc>
@@ -1685,7 +1685,7 @@
                 <w:i w:val="0"/>
                 <w:sz w:val="16"/>
               </w:rPr>
-              <w:t>Índices citados en la programación para cocina, comedor/SUM, lavandería, patios, losa y servicios generales.</w:t>
+              <w:t>Módulo de enseñanza, talleres, comedor/SUM, losa multiuso, archivo, depósitos, caseta de control, lavandería, almacenes y servicios generales.</w:t>
             </w:r>
           </w:p>
         </w:tc>
@@ -2919,6 +2919,316 @@
                 <w:sz w:val="16"/>
               </w:rPr>
               <w:t>1.50</w:t>
+            </w:r>
+          </w:p>
+        </w:tc>
+      </w:tr>
+      <w:tr>
+        <w:tc>
+          <w:tcPr>
+            <w:tcW w:type="dxa" w:w="1928"/>
+            <w:vAlign w:val="center"/>
+          </w:tcPr>
+          <w:p>
+            <w:pPr>
+              <w:spacing w:after="20" w:before="20"/>
+              <w:jc w:val="left"/>
+            </w:pPr>
+            <w:r>
+              <w:rPr>
+                <w:b w:val="0"/>
+                <w:i w:val="0"/>
+                <w:sz w:val="16"/>
+              </w:rPr>
+              <w:t>R.V.M. 208-2019 cuadro 12</w:t>
+            </w:r>
+          </w:p>
+        </w:tc>
+        <w:tc>
+          <w:tcPr>
+            <w:tcW w:type="dxa" w:w="6123"/>
+            <w:vAlign w:val="center"/>
+          </w:tcPr>
+          <w:p>
+            <w:pPr>
+              <w:spacing w:after="20" w:before="20"/>
+              <w:jc w:val="left"/>
+            </w:pPr>
+            <w:r>
+              <w:rPr>
+                <w:b w:val="0"/>
+                <w:i w:val="0"/>
+                <w:sz w:val="16"/>
+              </w:rPr>
+              <w:t>Aula: capacidad 30 estudiantes, I.O. 2.00 m², área 60.00 m².</w:t>
+            </w:r>
+          </w:p>
+        </w:tc>
+        <w:tc>
+          <w:tcPr>
+            <w:tcW w:type="dxa" w:w="1020"/>
+            <w:vAlign w:val="center"/>
+          </w:tcPr>
+          <w:p>
+            <w:pPr>
+              <w:spacing w:after="20" w:before="20"/>
+              <w:jc w:val="center"/>
+            </w:pPr>
+            <w:r>
+              <w:rPr>
+                <w:b w:val="0"/>
+                <w:i w:val="0"/>
+                <w:sz w:val="16"/>
+              </w:rPr>
+              <w:t>2.00</w:t>
+            </w:r>
+          </w:p>
+        </w:tc>
+      </w:tr>
+      <w:tr>
+        <w:tc>
+          <w:tcPr>
+            <w:tcW w:type="dxa" w:w="1928"/>
+            <w:vAlign w:val="center"/>
+          </w:tcPr>
+          <w:p>
+            <w:pPr>
+              <w:spacing w:after="20" w:before="20"/>
+              <w:jc w:val="left"/>
+            </w:pPr>
+            <w:r>
+              <w:rPr>
+                <w:b w:val="0"/>
+                <w:i w:val="0"/>
+                <w:sz w:val="16"/>
+              </w:rPr>
+              <w:t>R.V.M. 208-2019 cuadro 20</w:t>
+            </w:r>
+          </w:p>
+        </w:tc>
+        <w:tc>
+          <w:tcPr>
+            <w:tcW w:type="dxa" w:w="6123"/>
+            <w:vAlign w:val="center"/>
+          </w:tcPr>
+          <w:p>
+            <w:pPr>
+              <w:spacing w:after="20" w:before="20"/>
+              <w:jc w:val="left"/>
+            </w:pPr>
+            <w:r>
+              <w:rPr>
+                <w:b w:val="0"/>
+                <w:i w:val="0"/>
+                <w:sz w:val="16"/>
+              </w:rPr>
+              <w:t>Taller creativo / taller de arte: capacidad 30 estudiantes, I.O. 3.00 m², área 90.00 m² (incluye depósito de aprox. 15 % del área).</w:t>
+            </w:r>
+          </w:p>
+        </w:tc>
+        <w:tc>
+          <w:tcPr>
+            <w:tcW w:type="dxa" w:w="1020"/>
+            <w:vAlign w:val="center"/>
+          </w:tcPr>
+          <w:p>
+            <w:pPr>
+              <w:spacing w:after="20" w:before="20"/>
+              <w:jc w:val="center"/>
+            </w:pPr>
+            <w:r>
+              <w:rPr>
+                <w:b w:val="0"/>
+                <w:i w:val="0"/>
+                <w:sz w:val="16"/>
+              </w:rPr>
+              <w:t>3.00</w:t>
+            </w:r>
+          </w:p>
+        </w:tc>
+      </w:tr>
+      <w:tr>
+        <w:tc>
+          <w:tcPr>
+            <w:tcW w:type="dxa" w:w="1928"/>
+            <w:vAlign w:val="center"/>
+          </w:tcPr>
+          <w:p>
+            <w:pPr>
+              <w:spacing w:after="20" w:before="20"/>
+              <w:jc w:val="left"/>
+            </w:pPr>
+            <w:r>
+              <w:rPr>
+                <w:b w:val="0"/>
+                <w:i w:val="0"/>
+                <w:sz w:val="16"/>
+              </w:rPr>
+              <w:t>R.V.M. 208-2019 cuadro 22</w:t>
+            </w:r>
+          </w:p>
+        </w:tc>
+        <w:tc>
+          <w:tcPr>
+            <w:tcW w:type="dxa" w:w="6123"/>
+            <w:vAlign w:val="center"/>
+          </w:tcPr>
+          <w:p>
+            <w:pPr>
+              <w:spacing w:after="20" w:before="20"/>
+              <w:jc w:val="left"/>
+            </w:pPr>
+            <w:r>
+              <w:rPr>
+                <w:b w:val="0"/>
+                <w:i w:val="0"/>
+                <w:sz w:val="16"/>
+              </w:rPr>
+              <w:t>Sala de usos múltiples: I.O. 1.00 m²; con 5 o más secciones el área no debe ser mayor a 300 m².</w:t>
+            </w:r>
+          </w:p>
+        </w:tc>
+        <w:tc>
+          <w:tcPr>
+            <w:tcW w:type="dxa" w:w="1020"/>
+            <w:vAlign w:val="center"/>
+          </w:tcPr>
+          <w:p>
+            <w:pPr>
+              <w:spacing w:after="20" w:before="20"/>
+              <w:jc w:val="center"/>
+            </w:pPr>
+            <w:r>
+              <w:rPr>
+                <w:b w:val="0"/>
+                <w:i w:val="0"/>
+                <w:sz w:val="16"/>
+              </w:rPr>
+              <w:t>1.00</w:t>
+            </w:r>
+          </w:p>
+        </w:tc>
+      </w:tr>
+      <w:tr>
+        <w:tc>
+          <w:tcPr>
+            <w:tcW w:type="dxa" w:w="1928"/>
+            <w:vAlign w:val="center"/>
+          </w:tcPr>
+          <w:p>
+            <w:pPr>
+              <w:spacing w:after="20" w:before="20"/>
+              <w:jc w:val="left"/>
+            </w:pPr>
+            <w:r>
+              <w:rPr>
+                <w:b w:val="0"/>
+                <w:i w:val="0"/>
+                <w:sz w:val="16"/>
+              </w:rPr>
+              <w:t>R.V.M. 208-2019 num. 12.2.1 i</w:t>
+            </w:r>
+          </w:p>
+        </w:tc>
+        <w:tc>
+          <w:tcPr>
+            <w:tcW w:type="dxa" w:w="6123"/>
+            <w:vAlign w:val="center"/>
+          </w:tcPr>
+          <w:p>
+            <w:pPr>
+              <w:spacing w:after="20" w:before="20"/>
+              <w:jc w:val="left"/>
+            </w:pPr>
+            <w:r>
+              <w:rPr>
+                <w:b w:val="0"/>
+                <w:i w:val="0"/>
+                <w:sz w:val="16"/>
+              </w:rPr>
+              <w:t>Lavandería: I.O. de 3.00 m² por 1/2 de la cantidad total de usuarios que hacen uso de este espacio; puede reducirse si se cuenta con máquinas lavadoras.</w:t>
+            </w:r>
+          </w:p>
+        </w:tc>
+        <w:tc>
+          <w:tcPr>
+            <w:tcW w:type="dxa" w:w="1020"/>
+            <w:vAlign w:val="center"/>
+          </w:tcPr>
+          <w:p>
+            <w:pPr>
+              <w:spacing w:after="20" w:before="20"/>
+              <w:jc w:val="center"/>
+            </w:pPr>
+            <w:r>
+              <w:rPr>
+                <w:b w:val="0"/>
+                <w:i w:val="0"/>
+                <w:sz w:val="16"/>
+              </w:rPr>
+              <w:t>3.00</w:t>
+            </w:r>
+          </w:p>
+        </w:tc>
+      </w:tr>
+      <w:tr>
+        <w:tc>
+          <w:tcPr>
+            <w:tcW w:type="dxa" w:w="1928"/>
+            <w:vAlign w:val="center"/>
+          </w:tcPr>
+          <w:p>
+            <w:pPr>
+              <w:spacing w:after="20" w:before="20"/>
+              <w:jc w:val="left"/>
+            </w:pPr>
+            <w:r>
+              <w:rPr>
+                <w:b w:val="0"/>
+                <w:i w:val="0"/>
+                <w:sz w:val="16"/>
+              </w:rPr>
+              <w:t>R.V.M. 208-2019 cuadro 40</w:t>
+            </w:r>
+          </w:p>
+        </w:tc>
+        <w:tc>
+          <w:tcPr>
+            <w:tcW w:type="dxa" w:w="6123"/>
+            <w:vAlign w:val="center"/>
+          </w:tcPr>
+          <w:p>
+            <w:pPr>
+              <w:spacing w:after="20" w:before="20"/>
+              <w:jc w:val="left"/>
+            </w:pPr>
+            <w:r>
+              <w:rPr>
+                <w:b w:val="0"/>
+                <w:i w:val="0"/>
+                <w:sz w:val="16"/>
+              </w:rPr>
+              <w:t>Vigilancia / caseta de control: área 3.00 m², I.O. 3.00 m², 01 usuario.</w:t>
+            </w:r>
+          </w:p>
+        </w:tc>
+        <w:tc>
+          <w:tcPr>
+            <w:tcW w:type="dxa" w:w="1020"/>
+            <w:vAlign w:val="center"/>
+          </w:tcPr>
+          <w:p>
+            <w:pPr>
+              <w:spacing w:after="20" w:before="20"/>
+              <w:jc w:val="center"/>
+            </w:pPr>
+            <w:r>
+              <w:rPr>
+                <w:b w:val="0"/>
+                <w:i w:val="0"/>
+                <w:sz w:val="16"/>
+              </w:rPr>
+              <w:t>3.00</w:t>
             </w:r>
           </w:p>
         </w:tc>
@@ -4769,7 +5079,7 @@
                 <w:i w:val="0"/>
                 <w:sz w:val="15"/>
               </w:rPr>
-              <w:t>R.V.M. 208-2019; lineamientos 2.4</w:t>
+              <w:t>R.V.M. 208-2019 cuadro 40; lineamientos 2.4</w:t>
             </w:r>
           </w:p>
         </w:tc>
@@ -5710,7 +6020,7 @@
           <w:b w:val="0"/>
           <w:i w:val="0"/>
         </w:rPr>
-        <w:t>Con 1 persona a 3.00 m² por persona (R.V.M. 208-2019), el área mínima es de 3.00 m², y el ambiente tiene 10.00 m². Caseta de vigilancia en el acceso principal, con servicio higiénico para el personal de guardia, comunicación interna y control de los accesos (lineamientos 2.4 y 2.6; R.V.M. 104-2019 num. 13.3.2).</w:t>
+        <w:t>Con 1 persona a 3.00 m² por persona (R.V.M. 208-2019 cuadro 40), el área mínima es de 3.00 m², y el ambiente tiene 10.00 m². Caseta de control junto al ingreso principal con servicio higiénico de 01 lavadero y 01 inodoro para el personal de guardia (R.V.M. 208-2019 num. 12.3.3), comunicación interna y control de los accesos (lineamientos 2.4 y 2.6).</w:t>
       </w:r>
     </w:p>
     <w:p>
@@ -7777,7 +8087,7 @@
                 <w:i w:val="0"/>
                 <w:sz w:val="15"/>
               </w:rPr>
-              <w:t>R.V.M. 104-2019 num. 13.3.5</w:t>
+              <w:t>R.V.M. 208-2019 num. 12.3.6 y cuadro 40</w:t>
             </w:r>
           </w:p>
         </w:tc>
@@ -7797,52 +8107,52 @@
                 <w:i w:val="0"/>
                 <w:sz w:val="15"/>
               </w:rPr>
+              <w:t>1.50</w:t>
+            </w:r>
+          </w:p>
+        </w:tc>
+        <w:tc>
+          <w:tcPr>
+            <w:tcW w:type="dxa" w:w="822"/>
+            <w:vAlign w:val="center"/>
+          </w:tcPr>
+          <w:p>
+            <w:pPr>
+              <w:spacing w:after="20" w:before="20"/>
+              <w:jc w:val="center"/>
+            </w:pPr>
+            <w:r>
+              <w:rPr>
+                <w:b w:val="0"/>
+                <w:i w:val="0"/>
+                <w:sz w:val="15"/>
+              </w:rPr>
+              <w:t>4.80</w:t>
+            </w:r>
+          </w:p>
+        </w:tc>
+        <w:tc>
+          <w:tcPr>
+            <w:tcW w:type="dxa" w:w="935"/>
+            <w:vAlign w:val="center"/>
+          </w:tcPr>
+          <w:p>
+            <w:pPr>
+              <w:spacing w:after="20" w:before="20"/>
+              <w:jc w:val="center"/>
+            </w:pPr>
+            <w:r>
+              <w:rPr>
+                <w:b w:val="0"/>
+                <w:i w:val="0"/>
+                <w:sz w:val="15"/>
+              </w:rPr>
               <w:t>—</w:t>
             </w:r>
           </w:p>
         </w:tc>
         <w:tc>
           <w:tcPr>
-            <w:tcW w:type="dxa" w:w="822"/>
-            <w:vAlign w:val="center"/>
-          </w:tcPr>
-          <w:p>
-            <w:pPr>
-              <w:spacing w:after="20" w:before="20"/>
-              <w:jc w:val="center"/>
-            </w:pPr>
-            <w:r>
-              <w:rPr>
-                <w:b w:val="0"/>
-                <w:i w:val="0"/>
-                <w:sz w:val="15"/>
-              </w:rPr>
-              <w:t>4.80</w:t>
-            </w:r>
-          </w:p>
-        </w:tc>
-        <w:tc>
-          <w:tcPr>
-            <w:tcW w:type="dxa" w:w="935"/>
-            <w:vAlign w:val="center"/>
-          </w:tcPr>
-          <w:p>
-            <w:pPr>
-              <w:spacing w:after="20" w:before="20"/>
-              <w:jc w:val="center"/>
-            </w:pPr>
-            <w:r>
-              <w:rPr>
-                <w:b w:val="0"/>
-                <w:i w:val="0"/>
-                <w:sz w:val="15"/>
-              </w:rPr>
-              <w:t>—</w:t>
-            </w:r>
-          </w:p>
-        </w:tc>
-        <w:tc>
-          <w:tcPr>
             <w:tcW w:type="dxa" w:w="1417"/>
             <w:vAlign w:val="center"/>
           </w:tcPr>
@@ -7857,7 +8167,7 @@
                 <w:i w:val="0"/>
                 <w:sz w:val="15"/>
               </w:rPr>
-              <w:t>CONFORME</w:t>
+              <w:t>CUMPLE</w:t>
             </w:r>
           </w:p>
         </w:tc>
@@ -8869,7 +9179,7 @@
                 <w:i w:val="0"/>
                 <w:sz w:val="15"/>
               </w:rPr>
-              <w:t>R.V.M. 208-2019; lineamientos 2.4</w:t>
+              <w:t>R.V.M. 208-2019 num. 12.3.3 y cuadro 40; lineamientos 2.4</w:t>
             </w:r>
           </w:p>
         </w:tc>
@@ -9233,7 +9543,7 @@
                 <w:i w:val="0"/>
                 <w:sz w:val="15"/>
               </w:rPr>
-              <w:t>R.V.M. 104-2019 cuadro 21</w:t>
+              <w:t>R.V.M. 208-2019 cuadro 29</w:t>
             </w:r>
           </w:p>
         </w:tc>
@@ -9415,7 +9725,7 @@
                 <w:i w:val="0"/>
                 <w:sz w:val="15"/>
               </w:rPr>
-              <w:t>R.V.M. 104-2019 num. 13.3.1</w:t>
+              <w:t>R.V.M. 208-2019 cuadro 29</w:t>
             </w:r>
           </w:p>
         </w:tc>
@@ -9435,7 +9745,7 @@
                 <w:i w:val="0"/>
                 <w:sz w:val="15"/>
               </w:rPr>
-              <w:t>10.00</w:t>
+              <w:t>4.00</w:t>
             </w:r>
           </w:p>
         </w:tc>
@@ -9723,7 +10033,7 @@
           <w:b w:val="0"/>
           <w:i w:val="0"/>
         </w:rPr>
-        <w:t>Guardado de implementos de limpieza, con lavadero y sumidero (R.V.M. 104-2019 num. 13.3.5).</w:t>
+        <w:t>El área mínima es de 1.50 m² y el ambiente tiene 4.80 m². Guardado de implementos de limpieza con lavadero (R.V.M. 208-2019 num. 12.3.6; R.V.M. 104-2019 num. 13.3.5).</w:t>
       </w:r>
     </w:p>
     <w:p>
@@ -9828,7 +10138,7 @@
           <w:b w:val="0"/>
           <w:i w:val="0"/>
         </w:rPr>
-        <w:t>Con 3 personas a 10.00 m² por persona (A.090 art. 11), el área mínima es de 30.00 m², y el ambiente tiene 30.00 m². Supera la superficie sugerida por los lineamientos (9.00 a 14.00 m²). Mayor que el tópico de la R.V.M. 104-2019 (7.00 m², cuadro 22).</w:t>
+        <w:t>Con 3 personas a 10.00 m² por persona (A.090 art. 11), el área mínima es de 30.00 m², y el ambiente tiene 30.00 m². Supera la superficie sugerida por los lineamientos (9.00 a 14.00 m²). Mayor que el tópico de la R.V.M. 104-2019 (7.00 m², cuadro 22) y que el de la R.V.M. 208-2019 (9.00 m² con personal fijo, cuadro 31).</w:t>
       </w:r>
     </w:p>
     <w:p>
@@ -9849,7 +10159,7 @@
           <w:b w:val="0"/>
           <w:i w:val="0"/>
         </w:rPr>
-        <w:t>Con 4 personas a 3.00 m² por persona (R.V.M. 208-2019), el área mínima es de 12.00 m², y el ambiente tiene 15.00 m². Monitoreo del circuito cerrado de accesos, perímetro y áreas comunes (lineamientos 2.4 y 2.5).</w:t>
+        <w:t>Con 4 personas a 3.00 m² por persona (R.V.M. 208-2019 cuadro 40), el área mínima es de 12.00 m², y el ambiente tiene 15.00 m². Monitoreo del circuito cerrado de vigilancia (R.V.M. 208-2019 num. 12.3.3 c) de accesos, perímetro y áreas comunes (lineamientos 2.4 y 2.5), con el índice de la caseta de control.</w:t>
       </w:r>
     </w:p>
     <w:p>
@@ -9891,7 +10201,7 @@
           <w:b w:val="0"/>
           <w:i w:val="0"/>
         </w:rPr>
-        <w:t>El área mínima es de 6.00 m² y el ambiente tiene 12.00 m². R.V.M. 104-2019: archivo de 6.00 m², contiguo a las oficinas.</w:t>
+        <w:t>El área mínima es de 6.00 m² y el ambiente tiene 12.00 m². Archivo de 6.00 m², contiguo o integrado al área de oficinas (R.V.M. 208-2019 cuadro 29; R.V.M. 104-2019 cuadro 21).</w:t>
       </w:r>
     </w:p>
     <w:p>
@@ -9912,7 +10222,7 @@
           <w:b w:val="0"/>
           <w:i w:val="0"/>
         </w:rPr>
-        <w:t>El área mínima es de 10.00 m² y el ambiente tiene 15.00 m². R.V.M. 104-2019: almacén o depósito no menor de 10.00 m².</w:t>
+        <w:t>El área mínima es de 4.00 m² y el ambiente tiene 15.00 m². Depósito de materiales de oficina de 4.00 m², contiguo o integrado al área de oficinas (R.V.M. 208-2019 cuadro 29).</w:t>
       </w:r>
     </w:p>
     <w:p>
@@ -10271,7 +10581,7 @@
                 <w:i w:val="0"/>
                 <w:sz w:val="15"/>
               </w:rPr>
-              <w:t>A.040 art. 13</w:t>
+              <w:t>R.V.M. 208-2019 cuadro 20; A.040 art. 13</w:t>
             </w:r>
           </w:p>
         </w:tc>
@@ -10462,7 +10772,7 @@
                 <w:i w:val="0"/>
                 <w:sz w:val="15"/>
               </w:rPr>
-              <w:t>A.040 art. 13</w:t>
+              <w:t>R.V.M. 208-2019 cuadro 20; A.040 art. 13</w:t>
             </w:r>
           </w:p>
         </w:tc>
@@ -10653,7 +10963,7 @@
                 <w:i w:val="0"/>
                 <w:sz w:val="15"/>
               </w:rPr>
-              <w:t>A.040 art. 13</w:t>
+              <w:t>R.V.M. 208-2019 cuadro 20; A.040 art. 13</w:t>
             </w:r>
           </w:p>
         </w:tc>
@@ -11205,7 +11515,7 @@
                 <w:i w:val="0"/>
                 <w:sz w:val="15"/>
               </w:rPr>
-              <w:t>2.40</w:t>
+              <w:t>2.00</w:t>
             </w:r>
           </w:p>
         </w:tc>
@@ -11226,7 +11536,7 @@
                 <w:i w:val="0"/>
                 <w:sz w:val="15"/>
               </w:rPr>
-              <w:t>R.V.M. 104-2019 cuadro 16</w:t>
+              <w:t>R.V.M. 208-2019 cuadro 12</w:t>
             </w:r>
           </w:p>
         </w:tc>
@@ -11247,7 +11557,7 @@
                 <w:i w:val="0"/>
                 <w:sz w:val="15"/>
               </w:rPr>
-              <w:t>36.00</w:t>
+              <w:t>30.00</w:t>
             </w:r>
           </w:p>
         </w:tc>
@@ -11913,7 +12223,7 @@
           <w:b w:val="0"/>
           <w:i w:val="0"/>
         </w:rPr>
-        <w:t>Con 20 personas a 3.00 m² por persona (A.040 art. 13), el área mínima es de 60.00 m², y el ambiente tiene 60.00 m². Supera la superficie sugerida por los lineamientos (45.00 m²). Taller productivo para la autonomía económica de las usuarias (lineamientos 3.7).</w:t>
+        <w:t>Con 20 personas a 3.00 m² por persona (R.V.M. 208-2019 cuadro 20), el área mínima es de 60.00 m², y el ambiente tiene 60.00 m². Supera la superficie sugerida por los lineamientos (45.00 m²). Taller productivo para la autonomía económica de las usuarias (lineamientos 3.7); el índice coincide con el de talleres de la A.040 (3.0 m²/persona).</w:t>
       </w:r>
     </w:p>
     <w:p>
@@ -11934,7 +12244,7 @@
           <w:b w:val="0"/>
           <w:i w:val="0"/>
         </w:rPr>
-        <w:t>Con 20 personas a 3.00 m² por persona (A.040 art. 13), el área mínima es de 60.00 m², y el ambiente tiene 60.00 m². Supera la superficie sugerida por los lineamientos (45.00 m²). Taller productivo para la autonomía económica de las usuarias (lineamientos 3.7).</w:t>
+        <w:t>Con 20 personas a 3.00 m² por persona (R.V.M. 208-2019 cuadro 20), el área mínima es de 60.00 m², y el ambiente tiene 60.00 m². Supera la superficie sugerida por los lineamientos (45.00 m²). Taller productivo para la autonomía económica de las usuarias (lineamientos 3.7); el índice coincide con el de talleres de la A.040 (3.0 m²/persona).</w:t>
       </w:r>
     </w:p>
     <w:p>
@@ -11955,7 +12265,7 @@
           <w:b w:val="0"/>
           <w:i w:val="0"/>
         </w:rPr>
-        <w:t>Con 20 personas a 3.00 m² por persona (A.040 art. 13), el área mínima es de 60.00 m², y el ambiente tiene 60.00 m². Supera la superficie sugerida por los lineamientos (45.00 m²). Taller productivo para la autonomía económica de las usuarias (lineamientos 3.7).</w:t>
+        <w:t>Con 20 personas a 3.00 m² por persona (R.V.M. 208-2019 cuadro 20), el área mínima es de 60.00 m², y el ambiente tiene 60.00 m². Supera la superficie sugerida por los lineamientos (45.00 m²). Taller productivo para la autonomía económica de las usuarias (lineamientos 3.7); el índice coincide con el de talleres de la A.040 (3.0 m²/persona).</w:t>
       </w:r>
     </w:p>
     <w:p>
@@ -12018,7 +12328,7 @@
           <w:b w:val="0"/>
           <w:i w:val="0"/>
         </w:rPr>
-        <w:t>Con 15 personas a 2.40 m² por persona (R.V.M. 104-2019 cuadro 16), el área mínima es de 36.00 m², y el ambiente tiene 39.00 m². Supera la superficie sugerida por los lineamientos (16.00 a 21.00 m²). Continuidad educativa de niñas y niños (lineamientos 3.5).</w:t>
+        <w:t>Con 15 personas a 2.00 m² por persona (R.V.M. 208-2019 cuadro 12), el área mínima es de 30.00 m², y el ambiente tiene 39.00 m². Supera la superficie sugerida por los lineamientos (16.00 a 21.00 m²). Continuidad educativa de niñas y niños (lineamientos 3.5). Cumple también el aula de inicial de la R.V.M. 104-2019 (cuadro 16, 2.40 m²: 36.00 m²).</w:t>
       </w:r>
     </w:p>
     <w:p>
@@ -15744,7 +16054,7 @@
                 <w:i w:val="0"/>
                 <w:sz w:val="15"/>
               </w:rPr>
-              <w:t>6.00</w:t>
+              <w:t>—</w:t>
             </w:r>
           </w:p>
         </w:tc>
@@ -15765,7 +16075,7 @@
                 <w:i w:val="0"/>
                 <w:sz w:val="15"/>
               </w:rPr>
-              <w:t>R.V.M. 208-2019; lineamientos 3.2</w:t>
+              <w:t>Lineamientos 3.2; R.V.M. 208-2019 anexo 4</w:t>
             </w:r>
           </w:p>
         </w:tc>
@@ -15786,7 +16096,7 @@
                 <w:i w:val="0"/>
                 <w:sz w:val="15"/>
               </w:rPr>
-              <w:t>36.00</w:t>
+              <w:t>32.00</w:t>
             </w:r>
           </w:p>
         </w:tc>
@@ -15935,75 +16245,75 @@
                 <w:i w:val="0"/>
                 <w:sz w:val="15"/>
               </w:rPr>
+              <w:t>—</w:t>
+            </w:r>
+          </w:p>
+        </w:tc>
+        <w:tc>
+          <w:tcPr>
+            <w:tcW w:type="dxa" w:w="1502"/>
+            <w:vAlign w:val="center"/>
+          </w:tcPr>
+          <w:p>
+            <w:pPr>
+              <w:keepNext/>
+              <w:spacing w:after="20" w:before="20"/>
+              <w:jc w:val="left"/>
+            </w:pPr>
+            <w:r>
+              <w:rPr>
+                <w:b w:val="0"/>
+                <w:i w:val="0"/>
+                <w:sz w:val="15"/>
+              </w:rPr>
+              <w:t>Lineamientos 3.2; R.V.M. 208-2019 anexo 4</w:t>
+            </w:r>
+          </w:p>
+        </w:tc>
+        <w:tc>
+          <w:tcPr>
+            <w:tcW w:type="dxa" w:w="765"/>
+            <w:vAlign w:val="center"/>
+          </w:tcPr>
+          <w:p>
+            <w:pPr>
+              <w:keepNext/>
+              <w:spacing w:after="20" w:before="20"/>
+              <w:jc w:val="center"/>
+            </w:pPr>
+            <w:r>
+              <w:rPr>
+                <w:b w:val="0"/>
+                <w:i w:val="0"/>
+                <w:sz w:val="15"/>
+              </w:rPr>
+              <w:t>—</w:t>
+            </w:r>
+          </w:p>
+        </w:tc>
+        <w:tc>
+          <w:tcPr>
+            <w:tcW w:type="dxa" w:w="822"/>
+            <w:vAlign w:val="center"/>
+          </w:tcPr>
+          <w:p>
+            <w:pPr>
+              <w:keepNext/>
+              <w:spacing w:after="20" w:before="20"/>
+              <w:jc w:val="center"/>
+            </w:pPr>
+            <w:r>
+              <w:rPr>
+                <w:b w:val="0"/>
+                <w:i w:val="0"/>
+                <w:sz w:val="15"/>
+              </w:rPr>
               <w:t>6.00</w:t>
             </w:r>
           </w:p>
         </w:tc>
         <w:tc>
           <w:tcPr>
-            <w:tcW w:type="dxa" w:w="1502"/>
-            <w:vAlign w:val="center"/>
-          </w:tcPr>
-          <w:p>
-            <w:pPr>
-              <w:keepNext/>
-              <w:spacing w:after="20" w:before="20"/>
-              <w:jc w:val="left"/>
-            </w:pPr>
-            <w:r>
-              <w:rPr>
-                <w:b w:val="0"/>
-                <w:i w:val="0"/>
-                <w:sz w:val="15"/>
-              </w:rPr>
-              <w:t>R.V.M. 208-2019; lineamientos 3.2</w:t>
-            </w:r>
-          </w:p>
-        </w:tc>
-        <w:tc>
-          <w:tcPr>
-            <w:tcW w:type="dxa" w:w="765"/>
-            <w:vAlign w:val="center"/>
-          </w:tcPr>
-          <w:p>
-            <w:pPr>
-              <w:keepNext/>
-              <w:spacing w:after="20" w:before="20"/>
-              <w:jc w:val="center"/>
-            </w:pPr>
-            <w:r>
-              <w:rPr>
-                <w:b w:val="0"/>
-                <w:i w:val="0"/>
-                <w:sz w:val="15"/>
-              </w:rPr>
-              <w:t>6.00</w:t>
-            </w:r>
-          </w:p>
-        </w:tc>
-        <w:tc>
-          <w:tcPr>
-            <w:tcW w:type="dxa" w:w="822"/>
-            <w:vAlign w:val="center"/>
-          </w:tcPr>
-          <w:p>
-            <w:pPr>
-              <w:keepNext/>
-              <w:spacing w:after="20" w:before="20"/>
-              <w:jc w:val="center"/>
-            </w:pPr>
-            <w:r>
-              <w:rPr>
-                <w:b w:val="0"/>
-                <w:i w:val="0"/>
-                <w:sz w:val="15"/>
-              </w:rPr>
-              <w:t>6.00</w:t>
-            </w:r>
-          </w:p>
-        </w:tc>
-        <w:tc>
-          <w:tcPr>
             <w:tcW w:type="dxa" w:w="935"/>
             <w:vAlign w:val="center"/>
           </w:tcPr>
@@ -16040,7 +16350,7 @@
                 <w:i w:val="0"/>
                 <w:sz w:val="15"/>
               </w:rPr>
-              <w:t>CUMPLE</w:t>
+              <w:t>CONFORME</w:t>
             </w:r>
           </w:p>
         </w:tc>
@@ -16126,7 +16436,7 @@
                 <w:i w:val="0"/>
                 <w:sz w:val="15"/>
               </w:rPr>
-              <w:t>6.00</w:t>
+              <w:t>—</w:t>
             </w:r>
           </w:p>
         </w:tc>
@@ -16147,7 +16457,7 @@
                 <w:i w:val="0"/>
                 <w:sz w:val="15"/>
               </w:rPr>
-              <w:t>R.V.M. 208-2019</w:t>
+              <w:t>Lineamientos 3.2; R.V.M. 208-2019 anexo 4</w:t>
             </w:r>
           </w:p>
         </w:tc>
@@ -16168,7 +16478,7 @@
                 <w:i w:val="0"/>
                 <w:sz w:val="15"/>
               </w:rPr>
-              <w:t>6.00</w:t>
+              <w:t>—</w:t>
             </w:r>
           </w:p>
         </w:tc>
@@ -16231,7 +16541,7 @@
                 <w:i w:val="0"/>
                 <w:sz w:val="15"/>
               </w:rPr>
-              <w:t>CUMPLE</w:t>
+              <w:t>CONFORME</w:t>
             </w:r>
           </w:p>
         </w:tc>
@@ -16338,7 +16648,7 @@
                 <w:i w:val="0"/>
                 <w:sz w:val="15"/>
               </w:rPr>
-              <w:t>A.040 art. 13</w:t>
+              <w:t>R.V.M. 208-2019 cuadro 22; A.040 art. 13</w:t>
             </w:r>
           </w:p>
         </w:tc>
@@ -16529,7 +16839,7 @@
                 <w:i w:val="0"/>
                 <w:sz w:val="15"/>
               </w:rPr>
-              <w:t>R.V.M. 208-2019; lineamientos 3.4</w:t>
+              <w:t>R.V.M. 208-2019 num. 12.2.1 i; lineamientos 3.4</w:t>
             </w:r>
           </w:p>
         </w:tc>
@@ -16911,7 +17221,7 @@
                 <w:i w:val="0"/>
                 <w:sz w:val="15"/>
               </w:rPr>
-              <w:t>R.V.M. 208-2019</w:t>
+              <w:t>R.V.M. 208-2019 num. 11.6.3</w:t>
             </w:r>
           </w:p>
         </w:tc>
@@ -17484,7 +17794,7 @@
                 <w:i w:val="0"/>
                 <w:sz w:val="15"/>
               </w:rPr>
-              <w:t>Lineamientos 3.9</w:t>
+              <w:t>R.V.M. 208-2019 cuadro 23</w:t>
             </w:r>
           </w:p>
         </w:tc>
@@ -17505,54 +17815,54 @@
                 <w:i w:val="0"/>
                 <w:sz w:val="15"/>
               </w:rPr>
+              <w:t>800.00</w:t>
+            </w:r>
+          </w:p>
+        </w:tc>
+        <w:tc>
+          <w:tcPr>
+            <w:tcW w:type="dxa" w:w="822"/>
+            <w:vAlign w:val="center"/>
+          </w:tcPr>
+          <w:p>
+            <w:pPr>
+              <w:keepNext/>
+              <w:spacing w:after="20" w:before="20"/>
+              <w:jc w:val="center"/>
+            </w:pPr>
+            <w:r>
+              <w:rPr>
+                <w:b w:val="0"/>
+                <w:i w:val="0"/>
+                <w:sz w:val="15"/>
+              </w:rPr>
+              <w:t>809.00</w:t>
+            </w:r>
+          </w:p>
+        </w:tc>
+        <w:tc>
+          <w:tcPr>
+            <w:tcW w:type="dxa" w:w="935"/>
+            <w:vAlign w:val="center"/>
+          </w:tcPr>
+          <w:p>
+            <w:pPr>
+              <w:keepNext/>
+              <w:spacing w:after="20" w:before="20"/>
+              <w:jc w:val="center"/>
+            </w:pPr>
+            <w:r>
+              <w:rPr>
+                <w:b w:val="0"/>
+                <w:i w:val="0"/>
+                <w:sz w:val="15"/>
+              </w:rPr>
               <w:t>—</w:t>
             </w:r>
           </w:p>
         </w:tc>
         <w:tc>
           <w:tcPr>
-            <w:tcW w:type="dxa" w:w="822"/>
-            <w:vAlign w:val="center"/>
-          </w:tcPr>
-          <w:p>
-            <w:pPr>
-              <w:keepNext/>
-              <w:spacing w:after="20" w:before="20"/>
-              <w:jc w:val="center"/>
-            </w:pPr>
-            <w:r>
-              <w:rPr>
-                <w:b w:val="0"/>
-                <w:i w:val="0"/>
-                <w:sz w:val="15"/>
-              </w:rPr>
-              <w:t>809.00</w:t>
-            </w:r>
-          </w:p>
-        </w:tc>
-        <w:tc>
-          <w:tcPr>
-            <w:tcW w:type="dxa" w:w="935"/>
-            <w:vAlign w:val="center"/>
-          </w:tcPr>
-          <w:p>
-            <w:pPr>
-              <w:keepNext/>
-              <w:spacing w:after="20" w:before="20"/>
-              <w:jc w:val="center"/>
-            </w:pPr>
-            <w:r>
-              <w:rPr>
-                <w:b w:val="0"/>
-                <w:i w:val="0"/>
-                <w:sz w:val="15"/>
-              </w:rPr>
-              <w:t>420.00</w:t>
-            </w:r>
-          </w:p>
-        </w:tc>
-        <w:tc>
-          <w:tcPr>
             <w:tcW w:type="dxa" w:w="1417"/>
             <w:vAlign w:val="center"/>
           </w:tcPr>
@@ -17568,7 +17878,7 @@
                 <w:i w:val="0"/>
                 <w:sz w:val="15"/>
               </w:rPr>
-              <w:t>CONFORME</w:t>
+              <w:t>CUMPLE</w:t>
             </w:r>
           </w:p>
         </w:tc>
@@ -17861,7 +18171,7 @@
                 <w:i w:val="0"/>
                 <w:sz w:val="15"/>
               </w:rPr>
-              <w:t>R.V.M. 208-2019</w:t>
+              <w:t>R.V.M. 208-2019 num. 11.5.8 y cuadro 40</w:t>
             </w:r>
           </w:p>
         </w:tc>
@@ -17881,52 +18191,52 @@
                 <w:i w:val="0"/>
                 <w:sz w:val="15"/>
               </w:rPr>
+              <w:t>16.00</w:t>
+            </w:r>
+          </w:p>
+        </w:tc>
+        <w:tc>
+          <w:tcPr>
+            <w:tcW w:type="dxa" w:w="822"/>
+            <w:vAlign w:val="center"/>
+          </w:tcPr>
+          <w:p>
+            <w:pPr>
+              <w:spacing w:after="20" w:before="20"/>
+              <w:jc w:val="center"/>
+            </w:pPr>
+            <w:r>
+              <w:rPr>
+                <w:b w:val="0"/>
+                <w:i w:val="0"/>
+                <w:sz w:val="15"/>
+              </w:rPr>
+              <w:t>20.50</w:t>
+            </w:r>
+          </w:p>
+        </w:tc>
+        <w:tc>
+          <w:tcPr>
+            <w:tcW w:type="dxa" w:w="935"/>
+            <w:vAlign w:val="center"/>
+          </w:tcPr>
+          <w:p>
+            <w:pPr>
+              <w:spacing w:after="20" w:before="20"/>
+              <w:jc w:val="center"/>
+            </w:pPr>
+            <w:r>
+              <w:rPr>
+                <w:b w:val="0"/>
+                <w:i w:val="0"/>
+                <w:sz w:val="15"/>
+              </w:rPr>
               <w:t>—</w:t>
             </w:r>
           </w:p>
         </w:tc>
         <w:tc>
           <w:tcPr>
-            <w:tcW w:type="dxa" w:w="822"/>
-            <w:vAlign w:val="center"/>
-          </w:tcPr>
-          <w:p>
-            <w:pPr>
-              <w:spacing w:after="20" w:before="20"/>
-              <w:jc w:val="center"/>
-            </w:pPr>
-            <w:r>
-              <w:rPr>
-                <w:b w:val="0"/>
-                <w:i w:val="0"/>
-                <w:sz w:val="15"/>
-              </w:rPr>
-              <w:t>20.50</w:t>
-            </w:r>
-          </w:p>
-        </w:tc>
-        <w:tc>
-          <w:tcPr>
-            <w:tcW w:type="dxa" w:w="935"/>
-            <w:vAlign w:val="center"/>
-          </w:tcPr>
-          <w:p>
-            <w:pPr>
-              <w:spacing w:after="20" w:before="20"/>
-              <w:jc w:val="center"/>
-            </w:pPr>
-            <w:r>
-              <w:rPr>
-                <w:b w:val="0"/>
-                <w:i w:val="0"/>
-                <w:sz w:val="15"/>
-              </w:rPr>
-              <w:t>—</w:t>
-            </w:r>
-          </w:p>
-        </w:tc>
-        <w:tc>
-          <w:tcPr>
             <w:tcW w:type="dxa" w:w="1417"/>
             <w:vAlign w:val="center"/>
           </w:tcPr>
@@ -17941,7 +18251,7 @@
                 <w:i w:val="0"/>
                 <w:sz w:val="15"/>
               </w:rPr>
-              <w:t>CONFORME</w:t>
+              <w:t>CUMPLE</w:t>
             </w:r>
           </w:p>
         </w:tc>
@@ -17980,7 +18290,7 @@
           <w:b w:val="0"/>
           <w:i w:val="0"/>
         </w:rPr>
-        <w:t>Con 6 personas a 6.00 m² por persona (R.V.M. 208-2019), el área mínima es de 36.00 m², y el ambiente tiene 36.00 m². Supera los 0.40 m² por comensal de los lineamientos (80 x 0.40 = 32.00 m²); acceso restringido a niñas y niños.</w:t>
+        <w:t>El área mínima es de 32.00 m² y el ambiente tiene 36.00 m². La R.V.M. 208-2019 remite el dimensionamiento de la cocina a la normativa que la regula (anexo 4, cocina escolar); con 0.40 m² por comensal (lineamientos 3.2) los 80 comensales requieren 32.00 m². Acceso restringido a niñas y niños.</w:t>
       </w:r>
     </w:p>
     <w:p>
@@ -18001,7 +18311,7 @@
           <w:b w:val="0"/>
           <w:i w:val="0"/>
         </w:rPr>
-        <w:t>Con 1 persona a 6.00 m² por persona (R.V.M. 208-2019), el área mínima es de 6.00 m², y el ambiente tiene 6.00 m². Con la alacena (9.00 m²) suma 15.00 m² de almacenamiento de alimentos, por encima de la superficie sugerida para la despensa (9/12 m², lineamientos 3.2).</w:t>
+        <w:t>Con la alacena (9.00 m²) suma 15.00 m² de almacenamiento de alimentos, por encima de la superficie sugerida para la despensa (9/12 m², lineamientos 3.2).</w:t>
       </w:r>
     </w:p>
     <w:p>
@@ -18022,7 +18332,7 @@
           <w:b w:val="0"/>
           <w:i w:val="0"/>
         </w:rPr>
-        <w:t>Con 1 persona a 6.00 m² por persona (R.V.M. 208-2019), el área mínima es de 6.00 m², y el ambiente tiene 9.00 m². Complementa la despensa.</w:t>
+        <w:t>Complementa la despensa.</w:t>
       </w:r>
     </w:p>
     <w:p>
@@ -18043,7 +18353,7 @@
           <w:b w:val="0"/>
           <w:i w:val="0"/>
         </w:rPr>
-        <w:t>Con 80 personas a 1.00 m² por persona (A.040 art. 13), el área mínima es de 80.00 m², y el ambiente tiene 240.00 m². Con 1.00 m² por residente (lineamientos 3.2), sus 240.00 m² permiten atender a la totalidad de las residentes en un solo turno.</w:t>
+        <w:t>Con 80 personas a 1.00 m² por persona (R.V.M. 208-2019 cuadro 22), el área mínima es de 80.00 m², y el ambiente tiene 240.00 m². La R.V.M. 208-2019 (num. 11.4.1 e) admite las actividades de alimentación en la SUM. Con 1.00 m² por residente (lineamientos 3.2), sus 240.00 m² permiten atender a la totalidad de las residentes en un solo turno, por debajo del máximo de 300 m² de la norma.</w:t>
       </w:r>
     </w:p>
     <w:p>
@@ -18064,7 +18374,7 @@
           <w:b w:val="0"/>
           <w:i w:val="0"/>
         </w:rPr>
-        <w:t>Con 12 personas a 3.00 m² por persona (R.V.M. 208-2019), el área mínima es de 36.00 m², y el ambiente tiene 36.00 m². Lavado, secado y planchado con tendido al aire libre y cubierto (lineamientos 3.4).</w:t>
+        <w:t>Con 12 personas a 3.00 m² por persona (R.V.M. 208-2019 num. 12.2.1 i), el área mínima es de 36.00 m², y el ambiente tiene 36.00 m². El índice se aplica a la mitad de las usuarias del espacio y el área puede reducirse con máquinas lavadoras (R.V.M. 208-2019 num. 12.2.1 i). Lavado, secado y planchado con tendido al aire libre y cubierto (lineamientos 3.4).</w:t>
       </w:r>
     </w:p>
     <w:p>
@@ -18106,7 +18416,7 @@
           <w:b w:val="0"/>
           <w:i w:val="0"/>
         </w:rPr>
-        <w:t>Área exterior de reunión y recreación (lineamientos 3.9).</w:t>
+        <w:t>Espacio exterior de socialización y recreación (R.V.M. 208-2019 num. 11.6.3; lineamientos 3.9).</w:t>
       </w:r>
     </w:p>
     <w:p>
@@ -18169,7 +18479,7 @@
           <w:b w:val="0"/>
           <w:i w:val="0"/>
         </w:rPr>
-        <w:t>Supera la superficie sugerida por los lineamientos (420.00 m²). Permite canchas de básquet (15 x 28 m) y voleibol (9 x 18 m) (lineamientos 3.9).</w:t>
+        <w:t>El área mínima es de 800.00 m² y el ambiente tiene 809.00 m². Losa multiuso tipo II de la R.V.M. 208-2019 (20 x 40 m, 800 m²), que permite fútbol sala, básquet y vóley (lineamientos 3.9).</w:t>
       </w:r>
     </w:p>
     <w:p>
@@ -18211,7 +18521,7 @@
           <w:b w:val="0"/>
           <w:i w:val="0"/>
         </w:rPr>
-        <w:t>Guardado de implementos deportivos.</w:t>
+        <w:t>El área mínima es de 16.00 m² y el ambiente tiene 20.50 m². Depósito de implementos deportivos del tipo I de la R.V.M. 208-2019 (16.00 m²), ventilado y con estantes.</w:t>
       </w:r>
     </w:p>
     <w:p>
@@ -18761,7 +19071,7 @@
                 <w:i w:val="0"/>
                 <w:sz w:val="15"/>
               </w:rPr>
-              <w:t>R.V.M. 104-2019 num. 13.3.1</w:t>
+              <w:t>R.V.M. 208-2019 num. 12.3.1</w:t>
             </w:r>
           </w:p>
         </w:tc>
@@ -18931,7 +19241,7 @@
                 <w:i w:val="0"/>
                 <w:sz w:val="15"/>
               </w:rPr>
-              <w:t>3.00</w:t>
+              <w:t>—</w:t>
             </w:r>
           </w:p>
         </w:tc>
@@ -18952,7 +19262,7 @@
                 <w:i w:val="0"/>
                 <w:sz w:val="15"/>
               </w:rPr>
-              <w:t>R.V.M. 208-2019</w:t>
+              <w:t>R.V.M. 208-2019 num. 12.3.2</w:t>
             </w:r>
           </w:p>
         </w:tc>
@@ -18973,7 +19283,7 @@
                 <w:i w:val="0"/>
                 <w:sz w:val="15"/>
               </w:rPr>
-              <w:t>12.00</w:t>
+              <w:t>—</w:t>
             </w:r>
           </w:p>
         </w:tc>
@@ -19036,7 +19346,7 @@
                 <w:i w:val="0"/>
                 <w:sz w:val="15"/>
               </w:rPr>
-              <w:t>CUMPLE</w:t>
+              <w:t>CONFORME</w:t>
             </w:r>
           </w:p>
         </w:tc>
@@ -19143,7 +19453,7 @@
                 <w:i w:val="0"/>
                 <w:sz w:val="15"/>
               </w:rPr>
-              <w:t>A.080 art. 23; R.V.M. 104-2019 num. 13.3.4</w:t>
+              <w:t>A.080 art. 23; R.V.M. 208-2019 num. 12.3.5</w:t>
             </w:r>
           </w:p>
         </w:tc>
@@ -19334,7 +19644,7 @@
                 <w:i w:val="0"/>
                 <w:sz w:val="15"/>
               </w:rPr>
-              <w:t>EM.010; R.V.M. 104-2019 num. 13.3.6</w:t>
+              <w:t>EM.010; R.V.M. 208-2019 num. 12.3.7</w:t>
             </w:r>
           </w:p>
         </w:tc>
@@ -19525,7 +19835,7 @@
                 <w:i w:val="0"/>
                 <w:sz w:val="15"/>
               </w:rPr>
-              <w:t>R.V.M. 104-2019 num. 13.3.3</w:t>
+              <w:t>R.V.M. 208-2019 num. 12.3.4</w:t>
             </w:r>
           </w:p>
         </w:tc>
@@ -19716,7 +20026,7 @@
                 <w:i w:val="0"/>
                 <w:sz w:val="15"/>
               </w:rPr>
-              <w:t>R.V.M. 208-2019; lineamientos 2.4</w:t>
+              <w:t>R.V.M. 208-2019 cuadro 40; lineamientos 2.4</w:t>
             </w:r>
           </w:p>
         </w:tc>
@@ -20233,7 +20543,7 @@
           <w:b w:val="0"/>
           <w:i w:val="0"/>
         </w:rPr>
-        <w:t>El área mínima es de 10.00 m² y el ambiente tiene 17.60 m². R.V.M. 104-2019: almacén general no menor de 10.00 m²; productos de limpieza bajo llave (lineamientos 2.5).</w:t>
+        <w:t>El área mínima es de 10.00 m² y el ambiente tiene 17.60 m². Almacén general no menor de 10.00 m² (R.V.M. 208-2019 num. 12.3.1; R.V.M. 104-2019 num. 13.3.1); productos de limpieza bajo llave (lineamientos 2.5).</w:t>
       </w:r>
     </w:p>
     <w:p>
@@ -20254,7 +20564,7 @@
           <w:b w:val="0"/>
           <w:i w:val="0"/>
         </w:rPr>
-        <w:t>Con 4 personas a 3.00 m² por persona (R.V.M. 208-2019), el área mínima es de 12.00 m², y el ambiente tiene 15.00 m². Mantenimiento del local.</w:t>
+        <w:t>Taller de mantenimiento del local (R.V.M. 208-2019 num. 12.3.2), dimensionado para el personal y el equipo de mantenimiento del hogar.</w:t>
       </w:r>
     </w:p>
     <w:p>
@@ -20296,7 +20606,7 @@
           <w:b w:val="0"/>
           <w:i w:val="0"/>
         </w:rPr>
-        <w:t>Fuera del alcance de niñas y niños (R.V.M. 104-2019 num. 13.3.6).</w:t>
+        <w:t>Sobre el nivel del suelo, ventilado y de acceso restringido; área según la carga instalada (R.V.M. 208-2019 num. 12.3.7), fuera del alcance de niñas y niños.</w:t>
       </w:r>
     </w:p>
     <w:p>
@@ -20317,7 +20627,7 @@
           <w:b w:val="0"/>
           <w:i w:val="0"/>
         </w:rPr>
-        <w:t>Acceso solo del personal autorizado.</w:t>
+        <w:t>Sobre el nivel del suelo, ventilado y de acceso solo del personal de mantenimiento (R.V.M. 208-2019 num. 12.3.4).</w:t>
       </w:r>
     </w:p>
     <w:p>
@@ -20338,7 +20648,7 @@
           <w:b w:val="0"/>
           <w:i w:val="0"/>
         </w:rPr>
-        <w:t>Con 1 persona a 3.00 m² por persona (R.V.M. 208-2019), el área mínima es de 3.00 m², y el ambiente tiene 10.00 m². Caseta de control de los accesos de servicio (lineamientos 2.4).</w:t>
+        <w:t>Con 1 persona a 3.00 m² por persona (R.V.M. 208-2019 cuadro 40), el área mínima es de 3.00 m², y el ambiente tiene 10.00 m². Caseta de control de los accesos de servicio (lineamientos 2.4).</w:t>
       </w:r>
     </w:p>
     <w:p>
@@ -21413,7 +21723,7 @@
                 <w:i w:val="0"/>
                 <w:sz w:val="17"/>
               </w:rPr>
-              <w:t>14</w:t>
+              <w:t>15</w:t>
             </w:r>
           </w:p>
         </w:tc>
@@ -21434,7 +21744,7 @@
                 <w:i w:val="0"/>
                 <w:sz w:val="17"/>
               </w:rPr>
-              <w:t>5</w:t>
+              <w:t>4</w:t>
             </w:r>
           </w:p>
         </w:tc>
@@ -21841,7 +22151,7 @@
                 <w:i w:val="0"/>
                 <w:sz w:val="17"/>
               </w:rPr>
-              <w:t>4</w:t>
+              <w:t>3</w:t>
             </w:r>
           </w:p>
         </w:tc>
@@ -21862,7 +22172,7 @@
                 <w:i w:val="0"/>
                 <w:sz w:val="17"/>
               </w:rPr>
-              <w:t>5</w:t>
+              <w:t>6</w:t>
             </w:r>
           </w:p>
         </w:tc>
